--- a/Documentation/AboutTaxTools.docx
+++ b/Documentation/AboutTaxTools.docx
@@ -47,7 +47,7 @@
         <w:rPr>
           <w:noProof/>
         </w:rPr>
-        <w:t>May 2, 2026</w:t>
+        <w:t>May 16, 2026</w:t>
       </w:r>
       <w:r>
         <w:rPr>
@@ -496,6 +496,14 @@
         <w:pStyle w:val="List-Bullet-tight025"/>
       </w:pPr>
       <w:r>
+        <w:t>California Sales Tax Calculator</w:t>
+      </w:r>
+    </w:p>
+    <w:p>
+      <w:pPr>
+        <w:pStyle w:val="List-Bullet-tight025"/>
+      </w:pPr>
+      <w:r>
         <w:t>Enhanced Deduction for Seniors Calculator</w:t>
       </w:r>
     </w:p>
@@ -604,38 +612,32 @@
         <w:pStyle w:val="Body-Text"/>
       </w:pPr>
       <w:r>
-        <w:t>Each tool contains a brief description describing its purpose and how to use it. The more complicated tools will have a link to a separate page with more detailed information about the tool.</w:t>
-      </w:r>
+        <w:t xml:space="preserve">Each tool contains a brief description </w:t>
+      </w:r>
+      <w:r>
+        <w:t>of</w:t>
+      </w:r>
+      <w:r>
+        <w:t xml:space="preserve"> its purpose and how to use it. The more complicated tools have a link to a separate page with more detailed information about the tool.</w:t>
+      </w:r>
+    </w:p>
+    <w:p>
+      <w:pPr>
+        <w:pStyle w:val="Heading2"/>
+      </w:pPr>
+      <w:bookmarkStart w:id="1" w:name="_Toc228630160"/>
+      <w:r>
+        <w:t>Interface</w:t>
+      </w:r>
+      <w:bookmarkEnd w:id="1"/>
     </w:p>
     <w:p>
       <w:pPr>
         <w:pStyle w:val="Body-Text"/>
       </w:pPr>
       <w:r>
-        <w:t xml:space="preserve">There is a lot of shared code between the tools, which gives them a similar </w:t>
-      </w:r>
-      <w:r>
-        <w:t xml:space="preserve">appearance and </w:t>
-      </w:r>
-      <w:r>
-        <w:t>behavior</w:t>
-      </w:r>
-      <w:r>
-        <w:t>. For example, green fields are for input in all the tools, and blue fields display the values that are calculated by the tools.</w:t>
-      </w:r>
-      <w:r>
-        <w:t xml:space="preserve"> The tools are intended to be used in a browser. The display of each tool is restricted to 7.5 inches to make it easier to print the pages.</w:t>
-      </w:r>
-    </w:p>
-    <w:p>
-      <w:pPr>
-        <w:pStyle w:val="Heading2"/>
-      </w:pPr>
-      <w:bookmarkStart w:id="1" w:name="_Toc228630160"/>
-      <w:r>
-        <w:t>Interface</w:t>
-      </w:r>
-      <w:bookmarkEnd w:id="1"/>
+        <w:t>There is a lot of shared code between the tools, which gives them a similar appearance and behavior. For example, green fields are for input in all the tools, and blue fields display the values that are calculated by the tools. The tools are intended to be used in a browser. The display of each tool is restricted to 7.5 inches to make it easier to print the pages.</w:t>
+      </w:r>
     </w:p>
     <w:p>
       <w:pPr>
@@ -653,7 +655,10 @@
         <w:pStyle w:val="Body-Text"/>
       </w:pPr>
       <w:r>
-        <w:t>Many of the tools provide tooltips. These are small popup displays that show up when you move the mouse over one of the fields. They provide a short explanation of the purpose of the fields. When available, tooltips are provided for both input fields to help you enter the correct information, and for output fields to explain what the information means.</w:t>
+        <w:t>Most</w:t>
+      </w:r>
+      <w:r>
+        <w:t xml:space="preserve"> of the tools provide tooltips. These are small popup displays that show up when you move the mouse over one of the fields. They provide a short explanation of the purpose of the fields. When available, tooltips are provided for both input fields to help you enter the correct information, and for output fields to explain what the information means.</w:t>
       </w:r>
     </w:p>
     <w:p>
@@ -672,15 +677,19 @@
         <w:pStyle w:val="Body-Text"/>
       </w:pPr>
       <w:r>
-        <w:t xml:space="preserve">For any input field where a numeric value is expected, dollar </w:t>
-      </w:r>
-      <w:proofErr w:type="gramStart"/>
-      <w:r>
-        <w:t>signs(</w:t>
-      </w:r>
-      <w:proofErr w:type="gramEnd"/>
-      <w:r>
-        <w:t xml:space="preserve">$) and commas(,) are ignored. This allows you to enter a number as, for example, "$40,000", "$40000", or "40000". In addition, numeric fields can contain simple arithmetic expressions. For example, you can enter "($40,000 + 4,000) * 0.075" to enter 7.5% of 44000. All numeric input will be rounded to the nearest whole number. The expression evaluator supports the following </w:t>
+        <w:t>For any input field where a numeric value is expected, dollar signs</w:t>
+      </w:r>
+      <w:r>
+        <w:t xml:space="preserve"> </w:t>
+      </w:r>
+      <w:r>
+        <w:t>($) and commas</w:t>
+      </w:r>
+      <w:r>
+        <w:t xml:space="preserve"> </w:t>
+      </w:r>
+      <w:r>
+        <w:t xml:space="preserve">(,) are ignored. This allows you to enter a number as, for example, "$40,000", "$40000", or "40000". In addition, numeric fields can contain simple arithmetic expressions. For example, you can enter "($40,000 + 4,000) * 0.075" to enter 7.5% of 44000. All numeric input will be rounded to the nearest whole number. The expression evaluator supports the following </w:t>
       </w:r>
       <w:r>
         <w:t>operators</w:t>
@@ -1094,6 +1103,14 @@
       </w:r>
       <w:r>
         <w:t>not ready to be used.</w:t>
+      </w:r>
+    </w:p>
+    <w:p>
+      <w:pPr>
+        <w:pStyle w:val="Body-Text"/>
+      </w:pPr>
+      <w:r>
+        <w:t>Whenever the version number is shown in one of the tools, it is a link that you can click to show the version history information.</w:t>
       </w:r>
     </w:p>
     <w:p>
@@ -4796,7 +4813,7 @@
 </file>
 
 <file path=customXml/itemProps1.xml><?xml version="1.0" encoding="utf-8"?>
-<ds:datastoreItem xmlns:ds="http://schemas.openxmlformats.org/officeDocument/2006/customXml" ds:itemID="{99C825F0-D6A4-4B52-BC93-F403CFFAF1EA}">
+<ds:datastoreItem xmlns:ds="http://schemas.openxmlformats.org/officeDocument/2006/customXml" ds:itemID="{6FD93924-F09C-42A3-B224-82DF46818737}">
   <ds:schemaRefs>
     <ds:schemaRef ds:uri="http://schemas.openxmlformats.org/officeDocument/2006/bibliography"/>
   </ds:schemaRefs>

--- a/Documentation/AboutTaxTools.docx
+++ b/Documentation/AboutTaxTools.docx
@@ -34,27 +34,14 @@
       <w:r>
         <w:t xml:space="preserve">: </w:t>
       </w:r>
-      <w:r>
-        <w:fldChar w:fldCharType="begin"/>
-      </w:r>
-      <w:r>
-        <w:instrText xml:space="preserve"> SAVEDATE  \@ "MMMM d, yyyy"  \* MERGEFORMAT </w:instrText>
-      </w:r>
-      <w:r>
-        <w:fldChar w:fldCharType="separate"/>
-      </w:r>
-      <w:r>
-        <w:rPr>
-          <w:noProof/>
-        </w:rPr>
-        <w:t>May 16, 2026</w:t>
-      </w:r>
-      <w:r>
-        <w:rPr>
-          <w:noProof/>
-        </w:rPr>
-        <w:fldChar w:fldCharType="end"/>
-      </w:r>
+      <w:fldSimple w:instr=" SAVEDATE  \@ &quot;MMMM d, yyyy&quot;  \* MERGEFORMAT ">
+        <w:r>
+          <w:rPr>
+            <w:noProof/>
+          </w:rPr>
+          <w:t>May 26, 2026</w:t>
+        </w:r>
+      </w:fldSimple>
     </w:p>
     <w:p>
       <w:pPr>
@@ -106,6 +93,7 @@
           <w:color w:val="0000FF"/>
           <w:szCs w:val="24"/>
           <w:u w:val="none"/>
+          <w:lang w:eastAsia="en-US"/>
         </w:rPr>
         <w:fldChar w:fldCharType="begin"/>
       </w:r>
@@ -127,10 +115,11 @@
           <w:color w:val="0000FF"/>
           <w:szCs w:val="24"/>
           <w:u w:val="none"/>
+          <w:lang w:eastAsia="en-US"/>
         </w:rPr>
         <w:fldChar w:fldCharType="separate"/>
       </w:r>
-      <w:hyperlink w:anchor="_Toc228630159" w:history="1">
+      <w:hyperlink w:anchor="_Toc230679518" w:history="1">
         <w:r>
           <w:rPr>
             <w:rStyle w:val="Hyperlink"/>
@@ -153,7 +142,68 @@
           <w:rPr>
             <w:webHidden/>
           </w:rPr>
-          <w:instrText xml:space="preserve"> PAGEREF _Toc228630159 \h </w:instrText>
+          <w:instrText xml:space="preserve"> PAGEREF _Toc230679518 \h </w:instrText>
+        </w:r>
+        <w:r>
+          <w:rPr>
+            <w:webHidden/>
+          </w:rPr>
+        </w:r>
+        <w:r>
+          <w:rPr>
+            <w:webHidden/>
+          </w:rPr>
+          <w:fldChar w:fldCharType="separate"/>
+        </w:r>
+        <w:r>
+          <w:rPr>
+            <w:webHidden/>
+          </w:rPr>
+          <w:t>1</w:t>
+        </w:r>
+        <w:r>
+          <w:rPr>
+            <w:webHidden/>
+          </w:rPr>
+          <w:fldChar w:fldCharType="end"/>
+        </w:r>
+      </w:hyperlink>
+    </w:p>
+    <w:p>
+      <w:pPr>
+        <w:pStyle w:val="TOC1"/>
+        <w:rPr>
+          <w:rFonts w:asciiTheme="minorHAnsi" w:eastAsiaTheme="minorEastAsia" w:hAnsiTheme="minorHAnsi" w:cstheme="minorBidi"/>
+          <w:b w:val="0"/>
+          <w:sz w:val="22"/>
+          <w:szCs w:val="22"/>
+          <w:lang w:eastAsia="en-US"/>
+        </w:rPr>
+      </w:pPr>
+      <w:hyperlink w:anchor="_Toc230679519" w:history="1">
+        <w:r>
+          <w:rPr>
+            <w:rStyle w:val="Hyperlink"/>
+          </w:rPr>
+          <w:t>Interface</w:t>
+        </w:r>
+        <w:r>
+          <w:rPr>
+            <w:webHidden/>
+          </w:rPr>
+          <w:tab/>
+        </w:r>
+        <w:r>
+          <w:rPr>
+            <w:webHidden/>
+          </w:rPr>
+          <w:fldChar w:fldCharType="begin"/>
+        </w:r>
+        <w:r>
+          <w:rPr>
+            <w:webHidden/>
+          </w:rPr>
+          <w:instrText xml:space="preserve"> PAGEREF _Toc230679519 \h </w:instrText>
         </w:r>
         <w:r>
           <w:rPr>
@@ -191,13 +241,13 @@
           <w:lang w:eastAsia="en-US"/>
         </w:rPr>
       </w:pPr>
-      <w:hyperlink w:anchor="_Toc228630160" w:history="1">
+      <w:hyperlink w:anchor="_Toc230679520" w:history="1">
         <w:r>
           <w:rPr>
             <w:rStyle w:val="Hyperlink"/>
             <w:noProof/>
           </w:rPr>
-          <w:t>Interface</w:t>
+          <w:t>Tooltips</w:t>
         </w:r>
         <w:r>
           <w:rPr>
@@ -218,7 +268,7 @@
             <w:noProof/>
             <w:webHidden/>
           </w:rPr>
-          <w:instrText xml:space="preserve"> PAGEREF _Toc228630160 \h </w:instrText>
+          <w:instrText xml:space="preserve"> PAGEREF _Toc230679520 \h </w:instrText>
         </w:r>
         <w:r>
           <w:rPr>
@@ -260,13 +310,13 @@
           <w:lang w:eastAsia="en-US"/>
         </w:rPr>
       </w:pPr>
-      <w:hyperlink w:anchor="_Toc228630161" w:history="1">
+      <w:hyperlink w:anchor="_Toc230679521" w:history="1">
         <w:r>
           <w:rPr>
             <w:rStyle w:val="Hyperlink"/>
             <w:noProof/>
           </w:rPr>
-          <w:t>Changes I'm Thinking About</w:t>
+          <w:t>Numeric Input</w:t>
         </w:r>
         <w:r>
           <w:rPr>
@@ -287,7 +337,7 @@
             <w:noProof/>
             <w:webHidden/>
           </w:rPr>
-          <w:instrText xml:space="preserve"> PAGEREF _Toc228630161 \h </w:instrText>
+          <w:instrText xml:space="preserve"> PAGEREF _Toc230679521 \h </w:instrText>
         </w:r>
         <w:r>
           <w:rPr>
@@ -329,13 +379,13 @@
           <w:lang w:eastAsia="en-US"/>
         </w:rPr>
       </w:pPr>
-      <w:hyperlink w:anchor="_Toc228630162" w:history="1">
+      <w:hyperlink w:anchor="_Toc230679522" w:history="1">
         <w:r>
           <w:rPr>
             <w:rStyle w:val="Hyperlink"/>
             <w:noProof/>
           </w:rPr>
-          <w:t>Feedback</w:t>
+          <w:t>Debugging Information</w:t>
         </w:r>
         <w:r>
           <w:rPr>
@@ -356,7 +406,7 @@
             <w:noProof/>
             <w:webHidden/>
           </w:rPr>
-          <w:instrText xml:space="preserve"> PAGEREF _Toc228630162 \h </w:instrText>
+          <w:instrText xml:space="preserve"> PAGEREF _Toc230679522 \h </w:instrText>
         </w:r>
         <w:r>
           <w:rPr>
@@ -398,7 +448,7 @@
           <w:lang w:eastAsia="en-US"/>
         </w:rPr>
       </w:pPr>
-      <w:hyperlink w:anchor="_Toc228630163" w:history="1">
+      <w:hyperlink w:anchor="_Toc230679523" w:history="1">
         <w:r>
           <w:rPr>
             <w:rStyle w:val="Hyperlink"/>
@@ -421,7 +471,7 @@
           <w:rPr>
             <w:webHidden/>
           </w:rPr>
-          <w:instrText xml:space="preserve"> PAGEREF _Toc228630163 \h </w:instrText>
+          <w:instrText xml:space="preserve"> PAGEREF _Toc230679523 \h </w:instrText>
         </w:r>
         <w:r>
           <w:rPr>
@@ -450,149 +500,274 @@
     </w:p>
     <w:p>
       <w:pPr>
+        <w:pStyle w:val="TOC1"/>
+        <w:rPr>
+          <w:rFonts w:asciiTheme="minorHAnsi" w:eastAsiaTheme="minorEastAsia" w:hAnsiTheme="minorHAnsi" w:cstheme="minorBidi"/>
+          <w:b w:val="0"/>
+          <w:sz w:val="22"/>
+          <w:szCs w:val="22"/>
+          <w:lang w:eastAsia="en-US"/>
+        </w:rPr>
+      </w:pPr>
+      <w:hyperlink w:anchor="_Toc230679524" w:history="1">
+        <w:r>
+          <w:rPr>
+            <w:rStyle w:val="Hyperlink"/>
+          </w:rPr>
+          <w:t>Changes I'm Thinking About</w:t>
+        </w:r>
+        <w:r>
+          <w:rPr>
+            <w:webHidden/>
+          </w:rPr>
+          <w:tab/>
+        </w:r>
+        <w:r>
+          <w:rPr>
+            <w:webHidden/>
+          </w:rPr>
+          <w:fldChar w:fldCharType="begin"/>
+        </w:r>
+        <w:r>
+          <w:rPr>
+            <w:webHidden/>
+          </w:rPr>
+          <w:instrText xml:space="preserve"> PAGEREF _Toc230679524 \h </w:instrText>
+        </w:r>
+        <w:r>
+          <w:rPr>
+            <w:webHidden/>
+          </w:rPr>
+        </w:r>
+        <w:r>
+          <w:rPr>
+            <w:webHidden/>
+          </w:rPr>
+          <w:fldChar w:fldCharType="separate"/>
+        </w:r>
+        <w:r>
+          <w:rPr>
+            <w:webHidden/>
+          </w:rPr>
+          <w:t>3</w:t>
+        </w:r>
+        <w:r>
+          <w:rPr>
+            <w:webHidden/>
+          </w:rPr>
+          <w:fldChar w:fldCharType="end"/>
+        </w:r>
+      </w:hyperlink>
+    </w:p>
+    <w:p>
+      <w:pPr>
+        <w:pStyle w:val="TOC1"/>
+        <w:rPr>
+          <w:rFonts w:asciiTheme="minorHAnsi" w:eastAsiaTheme="minorEastAsia" w:hAnsiTheme="minorHAnsi" w:cstheme="minorBidi"/>
+          <w:b w:val="0"/>
+          <w:sz w:val="22"/>
+          <w:szCs w:val="22"/>
+          <w:lang w:eastAsia="en-US"/>
+        </w:rPr>
+      </w:pPr>
+      <w:hyperlink w:anchor="_Toc230679525" w:history="1">
+        <w:r>
+          <w:rPr>
+            <w:rStyle w:val="Hyperlink"/>
+          </w:rPr>
+          <w:t>Feedback</w:t>
+        </w:r>
+        <w:r>
+          <w:rPr>
+            <w:webHidden/>
+          </w:rPr>
+          <w:tab/>
+        </w:r>
+        <w:r>
+          <w:rPr>
+            <w:webHidden/>
+          </w:rPr>
+          <w:fldChar w:fldCharType="begin"/>
+        </w:r>
+        <w:r>
+          <w:rPr>
+            <w:webHidden/>
+          </w:rPr>
+          <w:instrText xml:space="preserve"> PAGEREF _Toc230679525 \h </w:instrText>
+        </w:r>
+        <w:r>
+          <w:rPr>
+            <w:webHidden/>
+          </w:rPr>
+        </w:r>
+        <w:r>
+          <w:rPr>
+            <w:webHidden/>
+          </w:rPr>
+          <w:fldChar w:fldCharType="separate"/>
+        </w:r>
+        <w:r>
+          <w:rPr>
+            <w:webHidden/>
+          </w:rPr>
+          <w:t>3</w:t>
+        </w:r>
+        <w:r>
+          <w:rPr>
+            <w:webHidden/>
+          </w:rPr>
+          <w:fldChar w:fldCharType="end"/>
+        </w:r>
+      </w:hyperlink>
+    </w:p>
+    <w:p>
+      <w:r>
+        <w:fldChar w:fldCharType="end"/>
+      </w:r>
+    </w:p>
+    <w:p>
+      <w:pPr>
+        <w:pStyle w:val="Heading1"/>
+      </w:pPr>
+      <w:bookmarkStart w:id="0" w:name="_Toc228630159"/>
+      <w:bookmarkStart w:id="1" w:name="_Toc230679518"/>
+      <w:r>
+        <w:t>Overview</w:t>
+      </w:r>
+      <w:bookmarkEnd w:id="0"/>
+      <w:bookmarkEnd w:id="1"/>
+    </w:p>
+    <w:p>
+      <w:pPr>
         <w:pStyle w:val="Body-Text"/>
-        <w:ind w:left="0"/>
-      </w:pPr>
-      <w:r>
-        <w:fldChar w:fldCharType="end"/>
-      </w:r>
-    </w:p>
-    <w:p>
-      <w:pPr>
-        <w:pStyle w:val="Heading1"/>
-      </w:pPr>
-      <w:bookmarkStart w:id="0" w:name="_Toc228630159"/>
-      <w:r>
-        <w:t>Overview</w:t>
-      </w:r>
-      <w:bookmarkEnd w:id="0"/>
+      </w:pPr>
+      <w:r>
+        <w:t>TaxTools is a collection of web-based tools for calculating income tax information. The current set of tools is:</w:t>
+      </w:r>
+    </w:p>
+    <w:p>
+      <w:pPr>
+        <w:pStyle w:val="Body-Text-tight025"/>
+      </w:pPr>
+      <w:r>
+        <w:t>Age Calculator</w:t>
+      </w:r>
+    </w:p>
+    <w:p>
+      <w:pPr>
+        <w:pStyle w:val="Body-Text-tight025"/>
+      </w:pPr>
+      <w:r>
+        <w:t>Alternative Minimum Tax (AMT) Calculator</w:t>
+      </w:r>
+    </w:p>
+    <w:p>
+      <w:pPr>
+        <w:pStyle w:val="Body-Text-tight025"/>
+      </w:pPr>
+      <w:r>
+        <w:t>California Sales Tax Calculator</w:t>
+      </w:r>
+    </w:p>
+    <w:p>
+      <w:pPr>
+        <w:pStyle w:val="Body-Text-tight025"/>
+      </w:pPr>
+      <w:r>
+        <w:t>California Sales Tax Deduction Calculator</w:t>
+      </w:r>
+    </w:p>
+    <w:p>
+      <w:pPr>
+        <w:pStyle w:val="Body-Text-tight025"/>
+      </w:pPr>
+      <w:r>
+        <w:t>Estimated Tax Calculator (federal)</w:t>
+      </w:r>
+    </w:p>
+    <w:p>
+      <w:pPr>
+        <w:pStyle w:val="Body-Text-tight025"/>
+      </w:pPr>
+      <w:r>
+        <w:t>Estimated Tax Calculator (California)</w:t>
+      </w:r>
+    </w:p>
+    <w:p>
+      <w:pPr>
+        <w:pStyle w:val="Body-Text-tight025"/>
+      </w:pPr>
+      <w:r>
+        <w:t>Required Minimum Distribution (RMD) Calculator</w:t>
+      </w:r>
+    </w:p>
+    <w:p>
+      <w:pPr>
+        <w:pStyle w:val="Body-Text-tight025"/>
+      </w:pPr>
+      <w:r>
+        <w:t>Senior Deduction</w:t>
+      </w:r>
+      <w:r>
+        <w:t xml:space="preserve"> Calculator</w:t>
+      </w:r>
+    </w:p>
+    <w:p>
+      <w:pPr>
+        <w:pStyle w:val="Body-Text-tight025"/>
+      </w:pPr>
+      <w:r>
+        <w:t>Simple Math Calculator</w:t>
+      </w:r>
+    </w:p>
+    <w:p>
+      <w:pPr>
+        <w:pStyle w:val="Body-Text-tight025"/>
+      </w:pPr>
+      <w:r>
+        <w:t>Small Business Tax Calculator</w:t>
+      </w:r>
+    </w:p>
+    <w:p>
+      <w:pPr>
+        <w:pStyle w:val="Body-Text-tight025"/>
+      </w:pPr>
+      <w:r>
+        <w:t>Social Security - Taxable Benefits Calculator</w:t>
+      </w:r>
+    </w:p>
+    <w:p>
+      <w:pPr>
+        <w:pStyle w:val="Body-Text-tight025"/>
+      </w:pPr>
+      <w:r>
+        <w:t>Social Security - Lump Sum Calculator</w:t>
+      </w:r>
+    </w:p>
+    <w:p>
+      <w:pPr>
+        <w:pStyle w:val="Body-Text-tight025"/>
+      </w:pPr>
+      <w:r>
+        <w:t>State Income Tax Refund Calculator</w:t>
+      </w:r>
+    </w:p>
+    <w:p>
+      <w:pPr>
+        <w:pStyle w:val="BlankLine"/>
+      </w:pPr>
     </w:p>
     <w:p>
       <w:pPr>
         <w:pStyle w:val="Body-Text"/>
       </w:pPr>
       <w:r>
-        <w:t>TaxTools is a collection of web-based tools for calculating income tax information. The current set of tools is:</w:t>
-      </w:r>
-    </w:p>
-    <w:p>
-      <w:pPr>
-        <w:pStyle w:val="List-Bullet-tight025"/>
-      </w:pPr>
-      <w:r>
-        <w:t>Age Calculator</w:t>
-      </w:r>
-    </w:p>
-    <w:p>
-      <w:pPr>
-        <w:pStyle w:val="List-Bullet-tight025"/>
-      </w:pPr>
-      <w:r>
-        <w:t>Alternative Minimum Tax (AMT) Calculator</w:t>
-      </w:r>
-    </w:p>
-    <w:p>
-      <w:pPr>
-        <w:pStyle w:val="List-Bullet-tight025"/>
-      </w:pPr>
-      <w:r>
-        <w:t>California Sales Tax Calculator</w:t>
-      </w:r>
-    </w:p>
-    <w:p>
-      <w:pPr>
-        <w:pStyle w:val="List-Bullet-tight025"/>
-      </w:pPr>
-      <w:r>
-        <w:t>Enhanced Deduction for Seniors Calculator</w:t>
-      </w:r>
-    </w:p>
-    <w:p>
-      <w:pPr>
-        <w:pStyle w:val="List-Bullet-tight025"/>
-      </w:pPr>
-      <w:r>
-        <w:t>Estimated Tax Calculator (federal)</w:t>
-      </w:r>
-    </w:p>
-    <w:p>
-      <w:pPr>
-        <w:pStyle w:val="List-Bullet-tight025"/>
-      </w:pPr>
-      <w:r>
-        <w:t>Estimated Tax Calculator (California)</w:t>
-      </w:r>
-    </w:p>
-    <w:p>
-      <w:pPr>
-        <w:pStyle w:val="List-Bullet-tight025"/>
-      </w:pPr>
-      <w:r>
-        <w:t>Required Minimum Distribution (RMD) Calculator</w:t>
-      </w:r>
-    </w:p>
-    <w:p>
-      <w:pPr>
-        <w:pStyle w:val="List-Bullet-tight025"/>
-      </w:pPr>
-      <w:r>
-        <w:t>Simple Math Calculator</w:t>
-      </w:r>
-    </w:p>
-    <w:p>
-      <w:pPr>
-        <w:pStyle w:val="List-Bullet-tight025"/>
-      </w:pPr>
-      <w:r>
-        <w:t>Small Business Tax Calculator</w:t>
-      </w:r>
-    </w:p>
-    <w:p>
-      <w:pPr>
-        <w:pStyle w:val="List-Bullet-tight025"/>
-      </w:pPr>
-      <w:r>
-        <w:t>Social Security - Taxable Benefits Calculator</w:t>
-      </w:r>
-    </w:p>
-    <w:p>
-      <w:pPr>
-        <w:pStyle w:val="List-Bullet-tight025"/>
-      </w:pPr>
-      <w:r>
-        <w:t>Social Security - Lump Sum Calculator</w:t>
-      </w:r>
-    </w:p>
-    <w:p>
-      <w:pPr>
-        <w:pStyle w:val="List-Bullet-tight025"/>
-      </w:pPr>
-      <w:r>
-        <w:t>State Income Tax Refund Calculator</w:t>
-      </w:r>
-    </w:p>
-    <w:p>
-      <w:pPr>
-        <w:pStyle w:val="BlankLine"/>
-      </w:pPr>
-    </w:p>
-    <w:p>
-      <w:pPr>
-        <w:pStyle w:val="Body-Text"/>
-      </w:pPr>
-      <w:r>
-        <w:t>You can access the</w:t>
-      </w:r>
-      <w:r>
-        <w:t xml:space="preserve"> latest version of</w:t>
-      </w:r>
-      <w:r>
-        <w:t xml:space="preserve"> tools on the web using the following URL.</w:t>
-      </w:r>
-    </w:p>
-    <w:p>
-      <w:pPr>
-        <w:pStyle w:val="Body-Text050"/>
+        <w:t>You can access the latest version of tools on the web using the following URL.</w:t>
+      </w:r>
+    </w:p>
+    <w:p>
+      <w:pPr>
+        <w:pStyle w:val="Body-Text025"/>
       </w:pPr>
       <w:r>
         <w:t xml:space="preserve"> </w:t>
@@ -609,93 +784,152 @@
     </w:p>
     <w:p>
       <w:pPr>
+        <w:pStyle w:val="Heading1"/>
+      </w:pPr>
+      <w:bookmarkStart w:id="2" w:name="_Toc228630160"/>
+      <w:bookmarkStart w:id="3" w:name="_Toc230679519"/>
+      <w:r>
+        <w:t>Interface</w:t>
+      </w:r>
+      <w:bookmarkEnd w:id="2"/>
+      <w:bookmarkEnd w:id="3"/>
+    </w:p>
+    <w:p>
+      <w:pPr>
         <w:pStyle w:val="Body-Text"/>
       </w:pPr>
       <w:r>
-        <w:t xml:space="preserve">Each tool contains a brief description </w:t>
-      </w:r>
-      <w:r>
-        <w:t>of</w:t>
-      </w:r>
-      <w:r>
-        <w:t xml:space="preserve"> its purpose and how to use it. The more complicated tools have a link to a separate page with more detailed information about the tool.</w:t>
+        <w:t>Each tool contains a brief description of its purpose and how to use it. The more complicated tools have a link to a separate page with more detailed information about the tool.</w:t>
+      </w:r>
+    </w:p>
+    <w:p>
+      <w:pPr>
+        <w:pStyle w:val="Body-Text"/>
+      </w:pPr>
+      <w:r>
+        <w:t>There is a lot of shared code between the tools, which gives them a similar appearance and behavior. For example, green fields are for input in all the tools, and blue fields display the values that are calculated by the tools. The tools are intended to be used in a browser (e.g., not on a phone). The display of each tool is restricted to 7.5 inches to make it easier to print the pages.</w:t>
       </w:r>
     </w:p>
     <w:p>
       <w:pPr>
         <w:pStyle w:val="Heading2"/>
       </w:pPr>
-      <w:bookmarkStart w:id="1" w:name="_Toc228630160"/>
-      <w:r>
-        <w:t>Interface</w:t>
-      </w:r>
-      <w:bookmarkEnd w:id="1"/>
+      <w:bookmarkStart w:id="4" w:name="_Toc230679520"/>
+      <w:r>
+        <w:t>Tooltips</w:t>
+      </w:r>
+      <w:bookmarkEnd w:id="4"/>
     </w:p>
     <w:p>
       <w:pPr>
         <w:pStyle w:val="Body-Text"/>
       </w:pPr>
       <w:r>
-        <w:t>There is a lot of shared code between the tools, which gives them a similar appearance and behavior. For example, green fields are for input in all the tools, and blue fields display the values that are calculated by the tools. The tools are intended to be used in a browser. The display of each tool is restricted to 7.5 inches to make it easier to print the pages.</w:t>
-      </w:r>
-    </w:p>
-    <w:p>
-      <w:pPr>
-        <w:pStyle w:val="Heading3"/>
-        <w:rPr>
-          <w:bCs/>
-        </w:rPr>
-      </w:pPr>
-      <w:r>
-        <w:t>Tooltips</w:t>
-      </w:r>
+        <w:t>Most</w:t>
+      </w:r>
+      <w:r>
+        <w:t xml:space="preserve"> of the tools provide tooltips. These are small popup displays that show up when you move the mouse over one of the fields. They provide a short explanation of the purpose of the fields. When available, tooltips are provided for input fields to help you enter the correct information and for output fields to explain what the information means.</w:t>
+      </w:r>
+    </w:p>
+    <w:p>
+      <w:pPr>
+        <w:pStyle w:val="Heading2"/>
+      </w:pPr>
+      <w:bookmarkStart w:id="5" w:name="_Toc230679521"/>
+      <w:r>
+        <w:lastRenderedPageBreak/>
+        <w:t xml:space="preserve">Numeric </w:t>
+      </w:r>
+      <w:r>
+        <w:t>Input</w:t>
+      </w:r>
+      <w:bookmarkEnd w:id="5"/>
     </w:p>
     <w:p>
       <w:pPr>
         <w:pStyle w:val="Body-Text"/>
       </w:pPr>
       <w:r>
-        <w:t>Most</w:t>
-      </w:r>
-      <w:r>
-        <w:t xml:space="preserve"> of the tools provide tooltips. These are small popup displays that show up when you move the mouse over one of the fields. They provide a short explanation of the purpose of the fields. When available, tooltips are provided for both input fields to help you enter the correct information, and for output fields to explain what the information means.</w:t>
-      </w:r>
-    </w:p>
-    <w:p>
-      <w:pPr>
-        <w:pStyle w:val="Heading3"/>
-      </w:pPr>
-      <w:r>
-        <w:t xml:space="preserve">Numeric </w:t>
-      </w:r>
-      <w:r>
-        <w:t>Input</w:t>
-      </w:r>
+        <w:t>For any input field where a numeric value is expected, dollar signs</w:t>
+      </w:r>
+      <w:r>
+        <w:t xml:space="preserve"> </w:t>
+      </w:r>
+      <w:r>
+        <w:t>($) and commas</w:t>
+      </w:r>
+      <w:r>
+        <w:t xml:space="preserve"> </w:t>
+      </w:r>
+      <w:r>
+        <w:t xml:space="preserve">(,) are ignored. This allows you to enter a number as, for example, "$40,000", "$40000", or "40000". In addition, numeric fields can contain simple arithmetic expressions. For example, you can enter "($40,000 + 4,000) * 0.075" to enter 7.5% of 44000. All numeric input will be rounded to the nearest whole number. The expression evaluator supports the following </w:t>
+      </w:r>
+      <w:r>
+        <w:t>operators</w:t>
+      </w:r>
+      <w:r>
+        <w:t>:</w:t>
+      </w:r>
+    </w:p>
+    <w:p>
+      <w:pPr>
+        <w:pStyle w:val="List-Bullet-tight025"/>
+      </w:pPr>
+      <w:r>
+        <w:t>Numbers with decimal points</w:t>
+      </w:r>
+    </w:p>
+    <w:p>
+      <w:pPr>
+        <w:pStyle w:val="List-Bullet-tight025"/>
+      </w:pPr>
+      <w:r>
+        <w:t>Operators for addition (+), subtraction (-), multiplication (*), and division (/)</w:t>
+      </w:r>
+    </w:p>
+    <w:p>
+      <w:pPr>
+        <w:pStyle w:val="List-Bullet-tight025"/>
+      </w:pPr>
+      <w:r>
+        <w:t>Unary minus operator (-)</w:t>
+      </w:r>
+    </w:p>
+    <w:p>
+      <w:pPr>
+        <w:pStyle w:val="List-Bullet-tight025"/>
+      </w:pPr>
+      <w:r>
+        <w:t>Parentheses</w:t>
+      </w:r>
+    </w:p>
+    <w:p>
+      <w:pPr>
+        <w:pStyle w:val="List-Bullet-tight025"/>
+      </w:pPr>
+      <w:r>
+        <w:t>Operator precedence for parentheses, unary minus, and for doing multiplication and division before addition and subtraction.</w:t>
+      </w:r>
+    </w:p>
+    <w:p>
+      <w:pPr>
+        <w:pStyle w:val="Heading2"/>
+      </w:pPr>
+      <w:bookmarkStart w:id="6" w:name="_Toc230679522"/>
+      <w:r>
+        <w:t xml:space="preserve">Debugging </w:t>
+      </w:r>
+      <w:r>
+        <w:t>Information</w:t>
+      </w:r>
+      <w:bookmarkEnd w:id="6"/>
     </w:p>
     <w:p>
       <w:pPr>
         <w:pStyle w:val="Body-Text"/>
       </w:pPr>
       <w:r>
-        <w:t>For any input field where a numeric value is expected, dollar signs</w:t>
-      </w:r>
-      <w:r>
-        <w:t xml:space="preserve"> </w:t>
-      </w:r>
-      <w:r>
-        <w:t>($) and commas</w:t>
-      </w:r>
-      <w:r>
-        <w:t xml:space="preserve"> </w:t>
-      </w:r>
-      <w:r>
-        <w:t xml:space="preserve">(,) are ignored. This allows you to enter a number as, for example, "$40,000", "$40000", or "40000". In addition, numeric fields can contain simple arithmetic expressions. For example, you can enter "($40,000 + 4,000) * 0.075" to enter 7.5% of 44000. All numeric input will be rounded to the nearest whole number. The expression evaluator supports the following </w:t>
-      </w:r>
-      <w:r>
-        <w:t>operators</w:t>
-      </w:r>
-      <w:r>
-        <w:t>:</w:t>
+        <w:t>Some of the tools can display additional information that shows internal calculations and intermediate results. Enter any of the following keywords in any input field to see this information. The keywords are not case-sensitive and can be entered in any order. Separate the input value and one or more keywords using commas or whitespace.</w:t>
       </w:r>
     </w:p>
     <w:p>
@@ -703,32 +937,46 @@
         <w:pStyle w:val="List-Bullet-tight025"/>
       </w:pPr>
       <w:r>
-        <w:t>Numbers with decimal points</w:t>
+        <w:t>Debug - Display intermediate results for the current tool.</w:t>
       </w:r>
     </w:p>
     <w:p>
       <w:pPr>
         <w:pStyle w:val="List-Bullet-tight025"/>
       </w:pPr>
-      <w:r>
-        <w:t>Operators for addition (+), subtraction (-), multiplication (*), and division (/)</w:t>
+      <w:proofErr w:type="spellStart"/>
+      <w:r>
+        <w:t>IncTax</w:t>
+      </w:r>
+      <w:proofErr w:type="spellEnd"/>
+      <w:r>
+        <w:t xml:space="preserve"> - Show the worksheet results for the federal income tax calculation.</w:t>
       </w:r>
     </w:p>
     <w:p>
       <w:pPr>
         <w:pStyle w:val="List-Bullet-tight025"/>
       </w:pPr>
-      <w:r>
-        <w:lastRenderedPageBreak/>
-        <w:t>Unary minus operator (-)</w:t>
+      <w:proofErr w:type="spellStart"/>
+      <w:r>
+        <w:t>SSTax</w:t>
+      </w:r>
+      <w:proofErr w:type="spellEnd"/>
+      <w:r>
+        <w:t xml:space="preserve"> - Show the worksheet results for the amount of Social Security that is taxable calculation.</w:t>
       </w:r>
     </w:p>
     <w:p>
       <w:pPr>
         <w:pStyle w:val="List-Bullet-tight025"/>
       </w:pPr>
-      <w:r>
-        <w:t>Parentheses</w:t>
+      <w:proofErr w:type="spellStart"/>
+      <w:r>
+        <w:t>SETax</w:t>
+      </w:r>
+      <w:proofErr w:type="spellEnd"/>
+      <w:r>
+        <w:t xml:space="preserve"> - Show the worksheet results for the self-employment tax calculation.</w:t>
       </w:r>
     </w:p>
     <w:p>
@@ -736,249 +984,95 @@
         <w:pStyle w:val="List-Bullet-tight025"/>
       </w:pPr>
       <w:r>
-        <w:t>Operator precedence for parentheses, unary minus, and for doing multiplication and division before addition and subtraction.</w:t>
-      </w:r>
-    </w:p>
-    <w:p>
-      <w:pPr>
-        <w:pStyle w:val="Heading3"/>
-      </w:pPr>
-      <w:r>
-        <w:t xml:space="preserve">Debugging </w:t>
-      </w:r>
-      <w:r>
-        <w:t>Information</w:t>
-      </w:r>
+        <w:t>Trace - Logs function entry and exit to the console log.</w:t>
+      </w:r>
+    </w:p>
+    <w:p>
+      <w:pPr>
+        <w:pStyle w:val="Heading1"/>
+      </w:pPr>
+      <w:bookmarkStart w:id="7" w:name="_Toc228630161"/>
+      <w:bookmarkStart w:id="8" w:name="_Toc228630163"/>
+      <w:bookmarkStart w:id="9" w:name="_Toc230679523"/>
+      <w:r>
+        <w:t>Version Numbers</w:t>
+      </w:r>
+      <w:bookmarkEnd w:id="8"/>
+      <w:bookmarkEnd w:id="9"/>
     </w:p>
     <w:p>
       <w:pPr>
         <w:pStyle w:val="Body-Text"/>
       </w:pPr>
       <w:r>
-        <w:t>Some of the tools can display additional information that shows internal calculations and intermediate results. Enter any of the following keywords in any input field to see this information. The keywords are not case-sensitive and can be entered in any order. Separate the input value and one or more keywords using commas or whitespace.</w:t>
-      </w:r>
-    </w:p>
-    <w:p>
-      <w:pPr>
-        <w:pStyle w:val="List-Bullet-tight025"/>
-      </w:pPr>
-      <w:r>
-        <w:t>Debug - Display intermediate results for the current tool.</w:t>
-      </w:r>
-    </w:p>
-    <w:p>
-      <w:pPr>
-        <w:pStyle w:val="List-Bullet-tight025"/>
-      </w:pPr>
-      <w:proofErr w:type="spellStart"/>
-      <w:r>
-        <w:t>IncTax</w:t>
-      </w:r>
-      <w:proofErr w:type="spellEnd"/>
-      <w:r>
-        <w:t xml:space="preserve"> - Show the worksheet results for the federal income tax calculation.</w:t>
-      </w:r>
-    </w:p>
-    <w:p>
-      <w:pPr>
-        <w:pStyle w:val="List-Bullet-tight025"/>
-      </w:pPr>
-      <w:proofErr w:type="spellStart"/>
-      <w:r>
-        <w:t>SSTax</w:t>
-      </w:r>
-      <w:proofErr w:type="spellEnd"/>
-      <w:r>
-        <w:t xml:space="preserve"> - Show the worksheet results for the amount of Social Security that is taxable calculation.</w:t>
-      </w:r>
-    </w:p>
-    <w:p>
-      <w:pPr>
-        <w:pStyle w:val="List-Bullet-tight025"/>
-      </w:pPr>
-      <w:proofErr w:type="spellStart"/>
-      <w:r>
-        <w:t>SETax</w:t>
-      </w:r>
-      <w:proofErr w:type="spellEnd"/>
-      <w:r>
-        <w:t xml:space="preserve"> - Show the worksheet results for the self-employment tax calculation.</w:t>
-      </w:r>
-    </w:p>
-    <w:p>
-      <w:pPr>
-        <w:pStyle w:val="List-Bullet-tight025"/>
-      </w:pPr>
-      <w:r>
-        <w:t>Trace - Logs function entry and exit to the console log.</w:t>
-      </w:r>
-    </w:p>
-    <w:p>
-      <w:pPr>
-        <w:pStyle w:val="Heading2"/>
-      </w:pPr>
-      <w:bookmarkStart w:id="2" w:name="_Toc228630161"/>
-      <w:r>
-        <w:t xml:space="preserve">Changes I'm Thinking </w:t>
-      </w:r>
-      <w:r>
-        <w:t>About</w:t>
-      </w:r>
-      <w:bookmarkEnd w:id="2"/>
-    </w:p>
-    <w:p>
-      <w:pPr>
-        <w:pStyle w:val="List-Bullet025"/>
-      </w:pPr>
-      <w:r>
-        <w:t>More tools</w:t>
-      </w:r>
-    </w:p>
-    <w:p>
-      <w:pPr>
-        <w:pStyle w:val="List-Bullet050"/>
-      </w:pPr>
-      <w:r>
-        <w:t xml:space="preserve">CTC, EIC, and </w:t>
-      </w:r>
-      <w:proofErr w:type="spellStart"/>
-      <w:r>
-        <w:t>CalEITC</w:t>
-      </w:r>
-      <w:proofErr w:type="spellEnd"/>
-      <w:r>
-        <w:t xml:space="preserve"> Calculators</w:t>
-      </w:r>
-    </w:p>
-    <w:p>
-      <w:pPr>
-        <w:pStyle w:val="List-Bullet050"/>
-      </w:pPr>
-      <w:r>
-        <w:t>Sales Tax Calculator</w:t>
-      </w:r>
-    </w:p>
-    <w:p>
-      <w:pPr>
-        <w:pStyle w:val="List-Bullet050"/>
-      </w:pPr>
-      <w:r>
-        <w:t>Currency Exchange Rate Calculator</w:t>
-      </w:r>
-    </w:p>
-    <w:p>
-      <w:pPr>
-        <w:pStyle w:val="List-Bullet025"/>
-      </w:pPr>
-      <w:r>
-        <w:t>Add checks to fields that have known limits so the input values do not exceed those limits.</w:t>
-      </w:r>
-    </w:p>
-    <w:p>
-      <w:pPr>
-        <w:pStyle w:val="List-Bullet025"/>
-      </w:pPr>
-      <w:r>
-        <w:t>If an input field is modified internally, should the input field be updated so the user can see that the corrected value?</w:t>
-      </w:r>
-    </w:p>
-    <w:p>
-      <w:pPr>
-        <w:pStyle w:val="List-Bullet025"/>
-      </w:pPr>
-      <w:r>
-        <w:t>I could merge the small business tax calculation into the estimated tax calculation, but it would calculate values that are currently entered by the user. If more and more fields are calculated then the tool becomes more of a tax program than a tool for estimating the tax from the numbers that you enter. Where should the dividing line be?</w:t>
-      </w:r>
-    </w:p>
-    <w:p>
-      <w:pPr>
-        <w:pStyle w:val="List-Bullet025"/>
-      </w:pPr>
-      <w:r>
-        <w:t xml:space="preserve">Should the tools be implemented as Excel </w:t>
-      </w:r>
-      <w:proofErr w:type="gramStart"/>
-      <w:r>
-        <w:t>spreadsheets.</w:t>
-      </w:r>
-      <w:proofErr w:type="gramEnd"/>
-      <w:r>
-        <w:t xml:space="preserve"> It would allow the user to see the actual computations that are being made. Users could review the formulas for accuracy and provide feedback. They could also make changes to their copy of the spreadsheet to prototype new ideas. However, since each spreadsheet contains all the code that it uses, once it is copied, it would be difficult to know how it differs from another version. It would be impossible to update all the copies when a change needs to be made. Version control could be a nightmare.</w:t>
-      </w:r>
-    </w:p>
-    <w:p>
-      <w:pPr>
-        <w:pStyle w:val="Heading2"/>
-      </w:pPr>
-      <w:bookmarkStart w:id="3" w:name="_Toc228630162"/>
-      <w:r>
-        <w:t>Feedback</w:t>
-      </w:r>
-      <w:bookmarkEnd w:id="3"/>
+        <w:t xml:space="preserve">There is a single version number for all of the tax tools because there so much shared code between the tools. </w:t>
+      </w:r>
+      <w:r>
+        <w:t>The version number is a 3-part number</w:t>
+      </w:r>
+      <w:r>
+        <w:t>, but o</w:t>
+      </w:r>
+      <w:r>
+        <w:t xml:space="preserve">nly the first two parts are </w:t>
+      </w:r>
+      <w:r>
+        <w:t xml:space="preserve">usually </w:t>
+      </w:r>
+      <w:r>
+        <w:t xml:space="preserve">present in released versions of </w:t>
+      </w:r>
+      <w:r>
+        <w:t>T</w:t>
+      </w:r>
+      <w:r>
+        <w:t>ax</w:t>
+      </w:r>
+      <w:r>
+        <w:t>T</w:t>
+      </w:r>
+      <w:r>
+        <w:t>ools.</w:t>
+      </w:r>
     </w:p>
     <w:p>
       <w:pPr>
         <w:pStyle w:val="Body-Text"/>
       </w:pPr>
       <w:r>
-        <w:t xml:space="preserve">If you have any feedback on </w:t>
-      </w:r>
-      <w:r>
-        <w:t>T</w:t>
-      </w:r>
-      <w:r>
-        <w:t>ax</w:t>
-      </w:r>
-      <w:r>
-        <w:t>T</w:t>
-      </w:r>
-      <w:r>
-        <w:t>ools, send it to bruce_blinn@yahoo.com. I would welcome any information about problems with the tools or suggestion on how to improve them.</w:t>
-      </w:r>
-    </w:p>
-    <w:p>
-      <w:pPr>
-        <w:pStyle w:val="Heading1"/>
-      </w:pPr>
-      <w:bookmarkStart w:id="4" w:name="_Toc228630163"/>
-      <w:r>
-        <w:t>Version Numbers</w:t>
-      </w:r>
-      <w:bookmarkEnd w:id="4"/>
+        <w:t xml:space="preserve">The first part of the version number corresponds to the current tax year. Sometime between April 15 </w:t>
+      </w:r>
+      <w:r>
+        <w:t>and</w:t>
+      </w:r>
+      <w:r>
+        <w:t xml:space="preserve"> early Fall, th</w:t>
+      </w:r>
+      <w:r>
+        <w:t>e</w:t>
+      </w:r>
+      <w:r>
+        <w:t xml:space="preserve"> first part of the version number is changed to the current year, and it will not be changed </w:t>
+      </w:r>
+      <w:r>
+        <w:t xml:space="preserve">again </w:t>
+      </w:r>
+      <w:r>
+        <w:t>until after the end of the tax season. When the first part of the version number is incremented, the other parts are reset.</w:t>
+      </w:r>
     </w:p>
     <w:p>
       <w:pPr>
         <w:pStyle w:val="Body-Text"/>
       </w:pPr>
       <w:r>
-        <w:t xml:space="preserve">There is a single version number for all of the tax tools because there so much shared code between the tools. </w:t>
-      </w:r>
-      <w:r>
-        <w:t>The version number is a 3-part number</w:t>
-      </w:r>
-      <w:r>
-        <w:t>, but o</w:t>
-      </w:r>
-      <w:r>
-        <w:t xml:space="preserve">nly the first two parts are </w:t>
-      </w:r>
-      <w:r>
-        <w:t xml:space="preserve">usually </w:t>
-      </w:r>
-      <w:r>
-        <w:t xml:space="preserve">present in released versions of </w:t>
-      </w:r>
-      <w:r>
-        <w:t>T</w:t>
-      </w:r>
-      <w:r>
-        <w:t>ax</w:t>
-      </w:r>
-      <w:r>
-        <w:t>T</w:t>
-      </w:r>
-      <w:r>
-        <w:t>ools.</w:t>
+        <w:t xml:space="preserve">The second part of the version number is the incremented each time a new version of TaxTools is released. There are always two versions of TaxTools: the released version and a </w:t>
+      </w:r>
+      <w:r>
+        <w:t>development</w:t>
+      </w:r>
+      <w:r>
+        <w:t xml:space="preserve"> version. The second part of the version number starts at 00 for the released version and 01 for the development version. Whenever the development version is merged into the released version, the second part of the version number is incremented by two in both versions. Thus, the second part of the version number in a released version is always and even number, and in the development version, it is an odd number that is one greater than the released version.</w:t>
       </w:r>
     </w:p>
     <w:p>
@@ -986,39 +1080,16 @@
         <w:pStyle w:val="Body-Text"/>
       </w:pPr>
       <w:r>
-        <w:t xml:space="preserve">The first part of the version number corresponds to the current tax year. Sometime between April 15 </w:t>
-      </w:r>
-      <w:r>
-        <w:t>or early Fall, the first part of the version number is changed to the current year, and it will not be changed until after the end of the tax season. When the first part of the version number is incremented, the other parts are reset.</w:t>
-      </w:r>
-    </w:p>
-    <w:p>
-      <w:pPr>
-        <w:pStyle w:val="Body-Text"/>
-      </w:pPr>
-      <w:r>
-        <w:t xml:space="preserve">The second part of the version number is the incremented each time a new version of TaxTools is released. There are always two versions of TaxTools: the released version and a prototype version. The second part of the version number starts at 00 for the released version and 01 for the development version. Whenever the development version is merged into the released version, the second part of the version number is </w:t>
-      </w:r>
-      <w:r>
-        <w:lastRenderedPageBreak/>
-        <w:t>incremented by two in both versions. Thus, the second part of the version number in a released version is always and even number, and in the development version, it is an odd number that is one greater than the released version.</w:t>
-      </w:r>
-    </w:p>
-    <w:p>
-      <w:pPr>
-        <w:pStyle w:val="Body-Text"/>
-      </w:pPr>
-      <w:r>
-        <w:t>The thi</w:t>
-      </w:r>
-      <w:r>
-        <w:t>rd part of the version number starts at 000 and is</w:t>
-      </w:r>
-      <w:r>
-        <w:t xml:space="preserve"> incremented for each change.</w:t>
-      </w:r>
-      <w:r>
-        <w:t xml:space="preserve"> This part of the version number is only used in the released version of TaxTools if a change is needed, and the development version is not ready to be merged into the released version.</w:t>
+        <w:t xml:space="preserve">The third part of the version number starts at 000 and is incremented for each change. This part of the version number is </w:t>
+      </w:r>
+      <w:r>
+        <w:t>rarely</w:t>
+      </w:r>
+      <w:r>
+        <w:t xml:space="preserve"> used in the released version of TaxTools</w:t>
+      </w:r>
+      <w:r>
+        <w:t>.</w:t>
       </w:r>
     </w:p>
     <w:p>
@@ -1034,7 +1105,7 @@
         <w:pStyle w:val="Body-Text"/>
         <w:numPr>
           <w:ilvl w:val="0"/>
-          <w:numId w:val="26"/>
+          <w:numId w:val="6"/>
         </w:numPr>
       </w:pPr>
       <w:r>
@@ -1046,7 +1117,7 @@
         <w:pStyle w:val="Body-Text"/>
         <w:numPr>
           <w:ilvl w:val="0"/>
-          <w:numId w:val="26"/>
+          <w:numId w:val="6"/>
         </w:numPr>
       </w:pPr>
       <w:r>
@@ -1058,7 +1129,7 @@
         <w:pStyle w:val="Body-Text"/>
         <w:numPr>
           <w:ilvl w:val="0"/>
-          <w:numId w:val="26"/>
+          <w:numId w:val="6"/>
         </w:numPr>
       </w:pPr>
       <w:r>
@@ -1090,10 +1161,13 @@
         <w:t xml:space="preserve"> sign (@) </w:t>
       </w:r>
       <w:r>
-        <w:t xml:space="preserve">to call attention to the version </w:t>
-      </w:r>
-      <w:r>
-        <w:t xml:space="preserve">fact that it </w:t>
+        <w:t xml:space="preserve">to call attention to the </w:t>
+      </w:r>
+      <w:r>
+        <w:t>fact that that version</w:t>
+      </w:r>
+      <w:r>
+        <w:t xml:space="preserve"> </w:t>
       </w:r>
       <w:r>
         <w:t>is under development</w:t>
@@ -1110,13 +1184,141 @@
         <w:pStyle w:val="Body-Text"/>
       </w:pPr>
       <w:r>
-        <w:t>Whenever the version number is shown in one of the tools, it is a link that you can click to show the version history information.</w:t>
-      </w:r>
+        <w:t>Whenever the version number is shown in one of the tools, it is a link that you can click</w:t>
+      </w:r>
+      <w:r>
+        <w:t xml:space="preserve"> on</w:t>
+      </w:r>
+      <w:r>
+        <w:t xml:space="preserve"> to show the version history information.</w:t>
+      </w:r>
+    </w:p>
+    <w:p>
+      <w:pPr>
+        <w:pStyle w:val="Heading1"/>
+      </w:pPr>
+      <w:bookmarkStart w:id="10" w:name="_Toc230679524"/>
+      <w:r>
+        <w:lastRenderedPageBreak/>
+        <w:t xml:space="preserve">Changes I'm Thinking </w:t>
+      </w:r>
+      <w:r>
+        <w:t>About</w:t>
+      </w:r>
+      <w:bookmarkEnd w:id="7"/>
+      <w:bookmarkEnd w:id="10"/>
+    </w:p>
+    <w:p>
+      <w:pPr>
+        <w:pStyle w:val="List-Bullet025"/>
+      </w:pPr>
+      <w:r>
+        <w:t>More tools</w:t>
+      </w:r>
+    </w:p>
+    <w:p>
+      <w:pPr>
+        <w:pStyle w:val="List-Bullet-tight050"/>
+      </w:pPr>
+      <w:r>
+        <w:t xml:space="preserve">CTC, EIC, and </w:t>
+      </w:r>
+      <w:proofErr w:type="spellStart"/>
+      <w:r>
+        <w:t>CalEITC</w:t>
+      </w:r>
+      <w:proofErr w:type="spellEnd"/>
+      <w:r>
+        <w:t xml:space="preserve"> Calculators</w:t>
+      </w:r>
+    </w:p>
+    <w:p>
+      <w:pPr>
+        <w:pStyle w:val="List-Bullet-tight050"/>
+      </w:pPr>
+      <w:r>
+        <w:t>Foreign Tax Credit Calculator</w:t>
+      </w:r>
+    </w:p>
+    <w:p>
+      <w:pPr>
+        <w:pStyle w:val="List-Bullet050"/>
+      </w:pPr>
+      <w:r>
+        <w:t>Currency Exchange Rate Calculator</w:t>
+      </w:r>
+    </w:p>
+    <w:p>
+      <w:pPr>
+        <w:pStyle w:val="List-Bullet025"/>
+      </w:pPr>
+      <w:r>
+        <w:t>Add checks to fields that have known limits so the input values do not exceed those limits.</w:t>
+      </w:r>
+    </w:p>
+    <w:p>
+      <w:pPr>
+        <w:pStyle w:val="List-Bullet025"/>
+      </w:pPr>
+      <w:r>
+        <w:t>If an input field is modified internally, should the input field be updated so the user can see that the corrected value?</w:t>
+      </w:r>
+    </w:p>
+    <w:p>
+      <w:pPr>
+        <w:pStyle w:val="List-Bullet025"/>
+      </w:pPr>
+      <w:r>
+        <w:t>I could merge the small business tax calculation into the estimated tax calculation, but it would calculate values that are currently entered by the user. If more and more fields are calculated then the tool becomes more of a tax program than a tool for estimating the tax from the numbers that you enter. Where should the dividing line be?</w:t>
+      </w:r>
+    </w:p>
+    <w:p>
+      <w:pPr>
+        <w:pStyle w:val="List-Bullet025"/>
+      </w:pPr>
+      <w:r>
+        <w:t xml:space="preserve">Should the tools be implemented as Excel </w:t>
+      </w:r>
+      <w:proofErr w:type="gramStart"/>
+      <w:r>
+        <w:t>spreadsheets.</w:t>
+      </w:r>
+      <w:proofErr w:type="gramEnd"/>
+      <w:r>
+        <w:t xml:space="preserve"> It would allow the user to see the actual computations that are being made. Users could review the formulas for accuracy and provide feedback. They could also make changes to their copy of the spreadsheet to prototype new ideas. However, since each spreadsheet contains all the code that it uses, once it is copied, it would be difficult to know how it differs from another version. It would be impossible to update all the copies when a change needs to be made. Version control could be a nightmare.</w:t>
+      </w:r>
+    </w:p>
+    <w:p>
+      <w:pPr>
+        <w:pStyle w:val="Heading1"/>
+      </w:pPr>
+      <w:bookmarkStart w:id="11" w:name="_Toc228630162"/>
+      <w:bookmarkStart w:id="12" w:name="_Toc230679525"/>
+      <w:r>
+        <w:t>Feedback</w:t>
+      </w:r>
+      <w:bookmarkEnd w:id="11"/>
+      <w:bookmarkEnd w:id="12"/>
     </w:p>
     <w:p>
       <w:pPr>
         <w:pStyle w:val="Body-Text"/>
       </w:pPr>
+      <w:r>
+        <w:t xml:space="preserve">If you have any feedback on </w:t>
+      </w:r>
+      <w:r>
+        <w:t>T</w:t>
+      </w:r>
+      <w:r>
+        <w:t>ax</w:t>
+      </w:r>
+      <w:r>
+        <w:t>T</w:t>
+      </w:r>
+      <w:r>
+        <w:t>ools, send it to bruce_blinn@yahoo.com. I would welcome any information about problems with the tools or suggestion on how to improve them.</w:t>
+      </w:r>
     </w:p>
     <w:sectPr>
       <w:footerReference w:type="default" r:id="rId9"/>
@@ -1176,44 +1378,6 @@
         <w:szCs w:val="24"/>
         <w:lang w:eastAsia="en-US"/>
       </w:rPr>
-      <w:t>Copyright © 202</w:t>
-    </w:r>
-    <w:r>
-      <w:rPr>
-        <w:rFonts w:eastAsia="Times New Roman"/>
-        <w:b/>
-        <w:szCs w:val="24"/>
-        <w:lang w:eastAsia="en-US"/>
-      </w:rPr>
-      <w:t>6</w:t>
-    </w:r>
-    <w:r>
-      <w:rPr>
-        <w:rFonts w:eastAsia="Times New Roman"/>
-        <w:b/>
-        <w:szCs w:val="24"/>
-        <w:lang w:eastAsia="en-US"/>
-      </w:rPr>
-      <w:t xml:space="preserve"> by Bruce </w:t>
-    </w:r>
-    <w:proofErr w:type="spellStart"/>
-    <w:r>
-      <w:rPr>
-        <w:rFonts w:eastAsia="Times New Roman"/>
-        <w:b/>
-        <w:szCs w:val="24"/>
-        <w:lang w:eastAsia="en-US"/>
-      </w:rPr>
-      <w:t>Blinn</w:t>
-    </w:r>
-    <w:proofErr w:type="spellEnd"/>
-    <w:r>
-      <w:rPr>
-        <w:rFonts w:eastAsia="Times New Roman"/>
-        <w:b/>
-        <w:szCs w:val="24"/>
-        <w:lang w:eastAsia="en-US"/>
-      </w:rPr>
       <w:tab/>
     </w:r>
     <w:r>
@@ -1547,739 +1711,120 @@
     </w:lvl>
   </w:abstractNum>
   <w:abstractNum w:abstractNumId="2">
-    <w:nsid w:val="18467331"/>
-    <w:multiLevelType w:val="multilevel"/>
-    <w:tmpl w:val="C6FC5494"/>
-    <w:lvl w:ilvl="0">
+    <w:nsid w:val="3D3B424D"/>
+    <w:multiLevelType w:val="hybridMultilevel"/>
+    <w:tmpl w:val="11DA1700"/>
+    <w:lvl w:ilvl="0" w:tplc="B19C26BA">
+      <w:start w:val="1"/>
+      <w:numFmt w:val="bullet"/>
+      <w:pStyle w:val="List-Bullet050"/>
+      <w:lvlText w:val="o"/>
+      <w:lvlJc w:val="left"/>
+      <w:pPr>
+        <w:ind w:left="1440" w:hanging="360"/>
+      </w:pPr>
+      <w:rPr>
+        <w:rFonts w:ascii="Courier New" w:hAnsi="Courier New" w:cs="Courier New" w:hint="default"/>
+      </w:rPr>
+    </w:lvl>
+    <w:lvl w:ilvl="1" w:tplc="04090003">
+      <w:start w:val="1"/>
+      <w:numFmt w:val="bullet"/>
+      <w:lvlText w:val="o"/>
+      <w:lvlJc w:val="left"/>
+      <w:pPr>
+        <w:ind w:left="2160" w:hanging="360"/>
+      </w:pPr>
+      <w:rPr>
+        <w:rFonts w:ascii="Courier New" w:hAnsi="Courier New" w:cs="Courier New" w:hint="default"/>
+      </w:rPr>
+    </w:lvl>
+    <w:lvl w:ilvl="2" w:tplc="04090005" w:tentative="1">
+      <w:start w:val="1"/>
+      <w:numFmt w:val="bullet"/>
+      <w:lvlText w:val=""/>
+      <w:lvlJc w:val="left"/>
+      <w:pPr>
+        <w:ind w:left="2880" w:hanging="360"/>
+      </w:pPr>
+      <w:rPr>
+        <w:rFonts w:ascii="Wingdings" w:hAnsi="Wingdings" w:hint="default"/>
+      </w:rPr>
+    </w:lvl>
+    <w:lvl w:ilvl="3" w:tplc="04090001" w:tentative="1">
       <w:start w:val="1"/>
       <w:numFmt w:val="bullet"/>
       <w:lvlText w:val=""/>
       <w:lvlJc w:val="left"/>
       <w:pPr>
-        <w:tabs>
-          <w:tab w:val="num" w:pos="720"/>
-        </w:tabs>
-        <w:ind w:left="720" w:hanging="360"/>
+        <w:ind w:left="3600" w:hanging="360"/>
       </w:pPr>
       <w:rPr>
         <w:rFonts w:ascii="Symbol" w:hAnsi="Symbol" w:hint="default"/>
-        <w:sz w:val="20"/>
-      </w:rPr>
-    </w:lvl>
-    <w:lvl w:ilvl="1" w:tentative="1">
+      </w:rPr>
+    </w:lvl>
+    <w:lvl w:ilvl="4" w:tplc="04090003" w:tentative="1">
       <w:start w:val="1"/>
       <w:numFmt w:val="bullet"/>
       <w:lvlText w:val="o"/>
       <w:lvlJc w:val="left"/>
       <w:pPr>
-        <w:tabs>
-          <w:tab w:val="num" w:pos="1440"/>
-        </w:tabs>
-        <w:ind w:left="1440" w:hanging="360"/>
-      </w:pPr>
-      <w:rPr>
-        <w:rFonts w:ascii="Courier New" w:hAnsi="Courier New" w:hint="default"/>
-        <w:sz w:val="20"/>
-      </w:rPr>
-    </w:lvl>
-    <w:lvl w:ilvl="2" w:tentative="1">
+        <w:ind w:left="4320" w:hanging="360"/>
+      </w:pPr>
+      <w:rPr>
+        <w:rFonts w:ascii="Courier New" w:hAnsi="Courier New" w:cs="Courier New" w:hint="default"/>
+      </w:rPr>
+    </w:lvl>
+    <w:lvl w:ilvl="5" w:tplc="04090005" w:tentative="1">
       <w:start w:val="1"/>
       <w:numFmt w:val="bullet"/>
       <w:lvlText w:val=""/>
       <w:lvlJc w:val="left"/>
       <w:pPr>
-        <w:tabs>
-          <w:tab w:val="num" w:pos="2160"/>
-        </w:tabs>
-        <w:ind w:left="2160" w:hanging="360"/>
+        <w:ind w:left="5040" w:hanging="360"/>
       </w:pPr>
       <w:rPr>
         <w:rFonts w:ascii="Wingdings" w:hAnsi="Wingdings" w:hint="default"/>
-        <w:sz w:val="20"/>
-      </w:rPr>
-    </w:lvl>
-    <w:lvl w:ilvl="3" w:tentative="1">
+      </w:rPr>
+    </w:lvl>
+    <w:lvl w:ilvl="6" w:tplc="04090001" w:tentative="1">
+      <w:start w:val="1"/>
+      <w:numFmt w:val="bullet"/>
+      <w:lvlText w:val=""/>
+      <w:lvlJc w:val="left"/>
+      <w:pPr>
+        <w:ind w:left="5760" w:hanging="360"/>
+      </w:pPr>
+      <w:rPr>
+        <w:rFonts w:ascii="Symbol" w:hAnsi="Symbol" w:hint="default"/>
+      </w:rPr>
+    </w:lvl>
+    <w:lvl w:ilvl="7" w:tplc="04090003" w:tentative="1">
+      <w:start w:val="1"/>
+      <w:numFmt w:val="bullet"/>
+      <w:lvlText w:val="o"/>
+      <w:lvlJc w:val="left"/>
+      <w:pPr>
+        <w:ind w:left="6480" w:hanging="360"/>
+      </w:pPr>
+      <w:rPr>
+        <w:rFonts w:ascii="Courier New" w:hAnsi="Courier New" w:cs="Courier New" w:hint="default"/>
+      </w:rPr>
+    </w:lvl>
+    <w:lvl w:ilvl="8" w:tplc="04090005" w:tentative="1">
       <w:start w:val="1"/>
       <w:numFmt w:val="bullet"/>
       <w:lvlText w:val=""/>
       <w:lvlJc w:val="left"/>
       <w:pPr>
-        <w:tabs>
-          <w:tab w:val="num" w:pos="2880"/>
-        </w:tabs>
-        <w:ind w:left="2880" w:hanging="360"/>
+        <w:ind w:left="7200" w:hanging="360"/>
       </w:pPr>
       <w:rPr>
         <w:rFonts w:ascii="Wingdings" w:hAnsi="Wingdings" w:hint="default"/>
-        <w:sz w:val="20"/>
-      </w:rPr>
-    </w:lvl>
-    <w:lvl w:ilvl="4" w:tentative="1">
-      <w:start w:val="1"/>
-      <w:numFmt w:val="bullet"/>
-      <w:lvlText w:val=""/>
-      <w:lvlJc w:val="left"/>
-      <w:pPr>
-        <w:tabs>
-          <w:tab w:val="num" w:pos="3600"/>
-        </w:tabs>
-        <w:ind w:left="3600" w:hanging="360"/>
-      </w:pPr>
-      <w:rPr>
-        <w:rFonts w:ascii="Wingdings" w:hAnsi="Wingdings" w:hint="default"/>
-        <w:sz w:val="20"/>
-      </w:rPr>
-    </w:lvl>
-    <w:lvl w:ilvl="5" w:tentative="1">
-      <w:start w:val="1"/>
-      <w:numFmt w:val="bullet"/>
-      <w:lvlText w:val=""/>
-      <w:lvlJc w:val="left"/>
-      <w:pPr>
-        <w:tabs>
-          <w:tab w:val="num" w:pos="4320"/>
-        </w:tabs>
-        <w:ind w:left="4320" w:hanging="360"/>
-      </w:pPr>
-      <w:rPr>
-        <w:rFonts w:ascii="Wingdings" w:hAnsi="Wingdings" w:hint="default"/>
-        <w:sz w:val="20"/>
-      </w:rPr>
-    </w:lvl>
-    <w:lvl w:ilvl="6" w:tentative="1">
-      <w:start w:val="1"/>
-      <w:numFmt w:val="bullet"/>
-      <w:lvlText w:val=""/>
-      <w:lvlJc w:val="left"/>
-      <w:pPr>
-        <w:tabs>
-          <w:tab w:val="num" w:pos="5040"/>
-        </w:tabs>
-        <w:ind w:left="5040" w:hanging="360"/>
-      </w:pPr>
-      <w:rPr>
-        <w:rFonts w:ascii="Wingdings" w:hAnsi="Wingdings" w:hint="default"/>
-        <w:sz w:val="20"/>
-      </w:rPr>
-    </w:lvl>
-    <w:lvl w:ilvl="7" w:tentative="1">
-      <w:start w:val="1"/>
-      <w:numFmt w:val="bullet"/>
-      <w:lvlText w:val=""/>
-      <w:lvlJc w:val="left"/>
-      <w:pPr>
-        <w:tabs>
-          <w:tab w:val="num" w:pos="5760"/>
-        </w:tabs>
-        <w:ind w:left="5760" w:hanging="360"/>
-      </w:pPr>
-      <w:rPr>
-        <w:rFonts w:ascii="Wingdings" w:hAnsi="Wingdings" w:hint="default"/>
-        <w:sz w:val="20"/>
-      </w:rPr>
-    </w:lvl>
-    <w:lvl w:ilvl="8" w:tentative="1">
-      <w:start w:val="1"/>
-      <w:numFmt w:val="bullet"/>
-      <w:lvlText w:val=""/>
-      <w:lvlJc w:val="left"/>
-      <w:pPr>
-        <w:tabs>
-          <w:tab w:val="num" w:pos="6480"/>
-        </w:tabs>
-        <w:ind w:left="6480" w:hanging="360"/>
-      </w:pPr>
-      <w:rPr>
-        <w:rFonts w:ascii="Wingdings" w:hAnsi="Wingdings" w:hint="default"/>
-        <w:sz w:val="20"/>
       </w:rPr>
     </w:lvl>
   </w:abstractNum>
   <w:abstractNum w:abstractNumId="3">
-    <w:nsid w:val="1AA72B96"/>
-    <w:multiLevelType w:val="multilevel"/>
-    <w:tmpl w:val="93A0D678"/>
-    <w:lvl w:ilvl="0">
-      <w:start w:val="1"/>
-      <w:numFmt w:val="bullet"/>
-      <w:lvlText w:val=""/>
-      <w:lvlJc w:val="left"/>
-      <w:pPr>
-        <w:tabs>
-          <w:tab w:val="num" w:pos="720"/>
-        </w:tabs>
-        <w:ind w:left="720" w:hanging="360"/>
-      </w:pPr>
-      <w:rPr>
-        <w:rFonts w:ascii="Symbol" w:hAnsi="Symbol" w:hint="default"/>
-        <w:sz w:val="20"/>
-      </w:rPr>
-    </w:lvl>
-    <w:lvl w:ilvl="1" w:tentative="1">
-      <w:start w:val="1"/>
-      <w:numFmt w:val="bullet"/>
-      <w:lvlText w:val="o"/>
-      <w:lvlJc w:val="left"/>
-      <w:pPr>
-        <w:tabs>
-          <w:tab w:val="num" w:pos="1440"/>
-        </w:tabs>
-        <w:ind w:left="1440" w:hanging="360"/>
-      </w:pPr>
-      <w:rPr>
-        <w:rFonts w:ascii="Courier New" w:hAnsi="Courier New" w:hint="default"/>
-        <w:sz w:val="20"/>
-      </w:rPr>
-    </w:lvl>
-    <w:lvl w:ilvl="2" w:tentative="1">
-      <w:start w:val="1"/>
-      <w:numFmt w:val="bullet"/>
-      <w:lvlText w:val=""/>
-      <w:lvlJc w:val="left"/>
-      <w:pPr>
-        <w:tabs>
-          <w:tab w:val="num" w:pos="2160"/>
-        </w:tabs>
-        <w:ind w:left="2160" w:hanging="360"/>
-      </w:pPr>
-      <w:rPr>
-        <w:rFonts w:ascii="Wingdings" w:hAnsi="Wingdings" w:hint="default"/>
-        <w:sz w:val="20"/>
-      </w:rPr>
-    </w:lvl>
-    <w:lvl w:ilvl="3" w:tentative="1">
-      <w:start w:val="1"/>
-      <w:numFmt w:val="bullet"/>
-      <w:lvlText w:val=""/>
-      <w:lvlJc w:val="left"/>
-      <w:pPr>
-        <w:tabs>
-          <w:tab w:val="num" w:pos="2880"/>
-        </w:tabs>
-        <w:ind w:left="2880" w:hanging="360"/>
-      </w:pPr>
-      <w:rPr>
-        <w:rFonts w:ascii="Wingdings" w:hAnsi="Wingdings" w:hint="default"/>
-        <w:sz w:val="20"/>
-      </w:rPr>
-    </w:lvl>
-    <w:lvl w:ilvl="4" w:tentative="1">
-      <w:start w:val="1"/>
-      <w:numFmt w:val="bullet"/>
-      <w:lvlText w:val=""/>
-      <w:lvlJc w:val="left"/>
-      <w:pPr>
-        <w:tabs>
-          <w:tab w:val="num" w:pos="3600"/>
-        </w:tabs>
-        <w:ind w:left="3600" w:hanging="360"/>
-      </w:pPr>
-      <w:rPr>
-        <w:rFonts w:ascii="Wingdings" w:hAnsi="Wingdings" w:hint="default"/>
-        <w:sz w:val="20"/>
-      </w:rPr>
-    </w:lvl>
-    <w:lvl w:ilvl="5" w:tentative="1">
-      <w:start w:val="1"/>
-      <w:numFmt w:val="bullet"/>
-      <w:lvlText w:val=""/>
-      <w:lvlJc w:val="left"/>
-      <w:pPr>
-        <w:tabs>
-          <w:tab w:val="num" w:pos="4320"/>
-        </w:tabs>
-        <w:ind w:left="4320" w:hanging="360"/>
-      </w:pPr>
-      <w:rPr>
-        <w:rFonts w:ascii="Wingdings" w:hAnsi="Wingdings" w:hint="default"/>
-        <w:sz w:val="20"/>
-      </w:rPr>
-    </w:lvl>
-    <w:lvl w:ilvl="6" w:tentative="1">
-      <w:start w:val="1"/>
-      <w:numFmt w:val="bullet"/>
-      <w:lvlText w:val=""/>
-      <w:lvlJc w:val="left"/>
-      <w:pPr>
-        <w:tabs>
-          <w:tab w:val="num" w:pos="5040"/>
-        </w:tabs>
-        <w:ind w:left="5040" w:hanging="360"/>
-      </w:pPr>
-      <w:rPr>
-        <w:rFonts w:ascii="Wingdings" w:hAnsi="Wingdings" w:hint="default"/>
-        <w:sz w:val="20"/>
-      </w:rPr>
-    </w:lvl>
-    <w:lvl w:ilvl="7" w:tentative="1">
-      <w:start w:val="1"/>
-      <w:numFmt w:val="bullet"/>
-      <w:lvlText w:val=""/>
-      <w:lvlJc w:val="left"/>
-      <w:pPr>
-        <w:tabs>
-          <w:tab w:val="num" w:pos="5760"/>
-        </w:tabs>
-        <w:ind w:left="5760" w:hanging="360"/>
-      </w:pPr>
-      <w:rPr>
-        <w:rFonts w:ascii="Wingdings" w:hAnsi="Wingdings" w:hint="default"/>
-        <w:sz w:val="20"/>
-      </w:rPr>
-    </w:lvl>
-    <w:lvl w:ilvl="8" w:tentative="1">
-      <w:start w:val="1"/>
-      <w:numFmt w:val="bullet"/>
-      <w:lvlText w:val=""/>
-      <w:lvlJc w:val="left"/>
-      <w:pPr>
-        <w:tabs>
-          <w:tab w:val="num" w:pos="6480"/>
-        </w:tabs>
-        <w:ind w:left="6480" w:hanging="360"/>
-      </w:pPr>
-      <w:rPr>
-        <w:rFonts w:ascii="Wingdings" w:hAnsi="Wingdings" w:hint="default"/>
-        <w:sz w:val="20"/>
-      </w:rPr>
-    </w:lvl>
-  </w:abstractNum>
-  <w:abstractNum w:abstractNumId="4">
-    <w:nsid w:val="1D980FED"/>
-    <w:multiLevelType w:val="hybridMultilevel"/>
-    <w:tmpl w:val="7AA22E22"/>
-    <w:lvl w:ilvl="0" w:tplc="0409000F">
-      <w:start w:val="1"/>
-      <w:numFmt w:val="decimal"/>
-      <w:lvlText w:val="%1."/>
-      <w:lvlJc w:val="left"/>
-      <w:pPr>
-        <w:ind w:left="1440" w:hanging="360"/>
-      </w:pPr>
-    </w:lvl>
-    <w:lvl w:ilvl="1" w:tplc="04090019">
-      <w:start w:val="1"/>
-      <w:numFmt w:val="lowerLetter"/>
-      <w:lvlText w:val="%2."/>
-      <w:lvlJc w:val="left"/>
-      <w:pPr>
-        <w:ind w:left="2160" w:hanging="360"/>
-      </w:pPr>
-    </w:lvl>
-    <w:lvl w:ilvl="2" w:tplc="0409001B" w:tentative="1">
-      <w:start w:val="1"/>
-      <w:numFmt w:val="lowerRoman"/>
-      <w:lvlText w:val="%3."/>
-      <w:lvlJc w:val="right"/>
-      <w:pPr>
-        <w:ind w:left="2880" w:hanging="180"/>
-      </w:pPr>
-    </w:lvl>
-    <w:lvl w:ilvl="3" w:tplc="0409000F" w:tentative="1">
-      <w:start w:val="1"/>
-      <w:numFmt w:val="decimal"/>
-      <w:lvlText w:val="%4."/>
-      <w:lvlJc w:val="left"/>
-      <w:pPr>
-        <w:ind w:left="3600" w:hanging="360"/>
-      </w:pPr>
-    </w:lvl>
-    <w:lvl w:ilvl="4" w:tplc="04090019" w:tentative="1">
-      <w:start w:val="1"/>
-      <w:numFmt w:val="lowerLetter"/>
-      <w:lvlText w:val="%5."/>
-      <w:lvlJc w:val="left"/>
-      <w:pPr>
-        <w:ind w:left="4320" w:hanging="360"/>
-      </w:pPr>
-    </w:lvl>
-    <w:lvl w:ilvl="5" w:tplc="0409001B" w:tentative="1">
-      <w:start w:val="1"/>
-      <w:numFmt w:val="lowerRoman"/>
-      <w:lvlText w:val="%6."/>
-      <w:lvlJc w:val="right"/>
-      <w:pPr>
-        <w:ind w:left="5040" w:hanging="180"/>
-      </w:pPr>
-    </w:lvl>
-    <w:lvl w:ilvl="6" w:tplc="0409000F" w:tentative="1">
-      <w:start w:val="1"/>
-      <w:numFmt w:val="decimal"/>
-      <w:lvlText w:val="%7."/>
-      <w:lvlJc w:val="left"/>
-      <w:pPr>
-        <w:ind w:left="5760" w:hanging="360"/>
-      </w:pPr>
-    </w:lvl>
-    <w:lvl w:ilvl="7" w:tplc="04090019" w:tentative="1">
-      <w:start w:val="1"/>
-      <w:numFmt w:val="lowerLetter"/>
-      <w:lvlText w:val="%8."/>
-      <w:lvlJc w:val="left"/>
-      <w:pPr>
-        <w:ind w:left="6480" w:hanging="360"/>
-      </w:pPr>
-    </w:lvl>
-    <w:lvl w:ilvl="8" w:tplc="0409001B" w:tentative="1">
-      <w:start w:val="1"/>
-      <w:numFmt w:val="lowerRoman"/>
-      <w:lvlText w:val="%9."/>
-      <w:lvlJc w:val="right"/>
-      <w:pPr>
-        <w:ind w:left="7200" w:hanging="180"/>
-      </w:pPr>
-    </w:lvl>
-  </w:abstractNum>
-  <w:abstractNum w:abstractNumId="5">
-    <w:nsid w:val="3CD875BF"/>
-    <w:multiLevelType w:val="hybridMultilevel"/>
-    <w:tmpl w:val="7AA22E22"/>
-    <w:lvl w:ilvl="0" w:tplc="0409000F">
-      <w:start w:val="1"/>
-      <w:numFmt w:val="decimal"/>
-      <w:lvlText w:val="%1."/>
-      <w:lvlJc w:val="left"/>
-      <w:pPr>
-        <w:ind w:left="1440" w:hanging="360"/>
-      </w:pPr>
-    </w:lvl>
-    <w:lvl w:ilvl="1" w:tplc="04090019">
-      <w:start w:val="1"/>
-      <w:numFmt w:val="lowerLetter"/>
-      <w:lvlText w:val="%2."/>
-      <w:lvlJc w:val="left"/>
-      <w:pPr>
-        <w:ind w:left="2160" w:hanging="360"/>
-      </w:pPr>
-    </w:lvl>
-    <w:lvl w:ilvl="2" w:tplc="0409001B" w:tentative="1">
-      <w:start w:val="1"/>
-      <w:numFmt w:val="lowerRoman"/>
-      <w:lvlText w:val="%3."/>
-      <w:lvlJc w:val="right"/>
-      <w:pPr>
-        <w:ind w:left="2880" w:hanging="180"/>
-      </w:pPr>
-    </w:lvl>
-    <w:lvl w:ilvl="3" w:tplc="0409000F" w:tentative="1">
-      <w:start w:val="1"/>
-      <w:numFmt w:val="decimal"/>
-      <w:lvlText w:val="%4."/>
-      <w:lvlJc w:val="left"/>
-      <w:pPr>
-        <w:ind w:left="3600" w:hanging="360"/>
-      </w:pPr>
-    </w:lvl>
-    <w:lvl w:ilvl="4" w:tplc="04090019" w:tentative="1">
-      <w:start w:val="1"/>
-      <w:numFmt w:val="lowerLetter"/>
-      <w:lvlText w:val="%5."/>
-      <w:lvlJc w:val="left"/>
-      <w:pPr>
-        <w:ind w:left="4320" w:hanging="360"/>
-      </w:pPr>
-    </w:lvl>
-    <w:lvl w:ilvl="5" w:tplc="0409001B" w:tentative="1">
-      <w:start w:val="1"/>
-      <w:numFmt w:val="lowerRoman"/>
-      <w:lvlText w:val="%6."/>
-      <w:lvlJc w:val="right"/>
-      <w:pPr>
-        <w:ind w:left="5040" w:hanging="180"/>
-      </w:pPr>
-    </w:lvl>
-    <w:lvl w:ilvl="6" w:tplc="0409000F" w:tentative="1">
-      <w:start w:val="1"/>
-      <w:numFmt w:val="decimal"/>
-      <w:lvlText w:val="%7."/>
-      <w:lvlJc w:val="left"/>
-      <w:pPr>
-        <w:ind w:left="5760" w:hanging="360"/>
-      </w:pPr>
-    </w:lvl>
-    <w:lvl w:ilvl="7" w:tplc="04090019" w:tentative="1">
-      <w:start w:val="1"/>
-      <w:numFmt w:val="lowerLetter"/>
-      <w:lvlText w:val="%8."/>
-      <w:lvlJc w:val="left"/>
-      <w:pPr>
-        <w:ind w:left="6480" w:hanging="360"/>
-      </w:pPr>
-    </w:lvl>
-    <w:lvl w:ilvl="8" w:tplc="0409001B" w:tentative="1">
-      <w:start w:val="1"/>
-      <w:numFmt w:val="lowerRoman"/>
-      <w:lvlText w:val="%9."/>
-      <w:lvlJc w:val="right"/>
-      <w:pPr>
-        <w:ind w:left="7200" w:hanging="180"/>
-      </w:pPr>
-    </w:lvl>
-  </w:abstractNum>
-  <w:abstractNum w:abstractNumId="6">
-    <w:nsid w:val="3D3B424D"/>
-    <w:multiLevelType w:val="hybridMultilevel"/>
-    <w:tmpl w:val="58C8616C"/>
-    <w:lvl w:ilvl="0" w:tplc="C24C7522">
-      <w:start w:val="1"/>
-      <w:numFmt w:val="bullet"/>
-      <w:pStyle w:val="List-Bullet050"/>
-      <w:lvlText w:val="o"/>
-      <w:lvlJc w:val="left"/>
-      <w:pPr>
-        <w:ind w:left="1440" w:hanging="360"/>
-      </w:pPr>
-      <w:rPr>
-        <w:rFonts w:ascii="Courier New" w:hAnsi="Courier New" w:cs="Courier New" w:hint="default"/>
-      </w:rPr>
-    </w:lvl>
-    <w:lvl w:ilvl="1" w:tplc="04090003">
-      <w:start w:val="1"/>
-      <w:numFmt w:val="bullet"/>
-      <w:lvlText w:val="o"/>
-      <w:lvlJc w:val="left"/>
-      <w:pPr>
-        <w:ind w:left="2160" w:hanging="360"/>
-      </w:pPr>
-      <w:rPr>
-        <w:rFonts w:ascii="Courier New" w:hAnsi="Courier New" w:cs="Courier New" w:hint="default"/>
-      </w:rPr>
-    </w:lvl>
-    <w:lvl w:ilvl="2" w:tplc="04090005" w:tentative="1">
-      <w:start w:val="1"/>
-      <w:numFmt w:val="bullet"/>
-      <w:lvlText w:val=""/>
-      <w:lvlJc w:val="left"/>
-      <w:pPr>
-        <w:ind w:left="2880" w:hanging="360"/>
-      </w:pPr>
-      <w:rPr>
-        <w:rFonts w:ascii="Wingdings" w:hAnsi="Wingdings" w:hint="default"/>
-      </w:rPr>
-    </w:lvl>
-    <w:lvl w:ilvl="3" w:tplc="04090001" w:tentative="1">
-      <w:start w:val="1"/>
-      <w:numFmt w:val="bullet"/>
-      <w:lvlText w:val=""/>
-      <w:lvlJc w:val="left"/>
-      <w:pPr>
-        <w:ind w:left="3600" w:hanging="360"/>
-      </w:pPr>
-      <w:rPr>
-        <w:rFonts w:ascii="Symbol" w:hAnsi="Symbol" w:hint="default"/>
-      </w:rPr>
-    </w:lvl>
-    <w:lvl w:ilvl="4" w:tplc="04090003" w:tentative="1">
-      <w:start w:val="1"/>
-      <w:numFmt w:val="bullet"/>
-      <w:lvlText w:val="o"/>
-      <w:lvlJc w:val="left"/>
-      <w:pPr>
-        <w:ind w:left="4320" w:hanging="360"/>
-      </w:pPr>
-      <w:rPr>
-        <w:rFonts w:ascii="Courier New" w:hAnsi="Courier New" w:cs="Courier New" w:hint="default"/>
-      </w:rPr>
-    </w:lvl>
-    <w:lvl w:ilvl="5" w:tplc="04090005" w:tentative="1">
-      <w:start w:val="1"/>
-      <w:numFmt w:val="bullet"/>
-      <w:lvlText w:val=""/>
-      <w:lvlJc w:val="left"/>
-      <w:pPr>
-        <w:ind w:left="5040" w:hanging="360"/>
-      </w:pPr>
-      <w:rPr>
-        <w:rFonts w:ascii="Wingdings" w:hAnsi="Wingdings" w:hint="default"/>
-      </w:rPr>
-    </w:lvl>
-    <w:lvl w:ilvl="6" w:tplc="04090001" w:tentative="1">
-      <w:start w:val="1"/>
-      <w:numFmt w:val="bullet"/>
-      <w:lvlText w:val=""/>
-      <w:lvlJc w:val="left"/>
-      <w:pPr>
-        <w:ind w:left="5760" w:hanging="360"/>
-      </w:pPr>
-      <w:rPr>
-        <w:rFonts w:ascii="Symbol" w:hAnsi="Symbol" w:hint="default"/>
-      </w:rPr>
-    </w:lvl>
-    <w:lvl w:ilvl="7" w:tplc="04090003" w:tentative="1">
-      <w:start w:val="1"/>
-      <w:numFmt w:val="bullet"/>
-      <w:lvlText w:val="o"/>
-      <w:lvlJc w:val="left"/>
-      <w:pPr>
-        <w:ind w:left="6480" w:hanging="360"/>
-      </w:pPr>
-      <w:rPr>
-        <w:rFonts w:ascii="Courier New" w:hAnsi="Courier New" w:cs="Courier New" w:hint="default"/>
-      </w:rPr>
-    </w:lvl>
-    <w:lvl w:ilvl="8" w:tplc="04090005" w:tentative="1">
-      <w:start w:val="1"/>
-      <w:numFmt w:val="bullet"/>
-      <w:lvlText w:val=""/>
-      <w:lvlJc w:val="left"/>
-      <w:pPr>
-        <w:ind w:left="7200" w:hanging="360"/>
-      </w:pPr>
-      <w:rPr>
-        <w:rFonts w:ascii="Wingdings" w:hAnsi="Wingdings" w:hint="default"/>
-      </w:rPr>
-    </w:lvl>
-  </w:abstractNum>
-  <w:abstractNum w:abstractNumId="7">
-    <w:nsid w:val="403A25B1"/>
-    <w:multiLevelType w:val="multilevel"/>
-    <w:tmpl w:val="5C0CBB5C"/>
-    <w:lvl w:ilvl="0">
-      <w:start w:val="1"/>
-      <w:numFmt w:val="bullet"/>
-      <w:lvlText w:val=""/>
-      <w:lvlJc w:val="left"/>
-      <w:pPr>
-        <w:tabs>
-          <w:tab w:val="num" w:pos="720"/>
-        </w:tabs>
-        <w:ind w:left="720" w:hanging="360"/>
-      </w:pPr>
-      <w:rPr>
-        <w:rFonts w:ascii="Symbol" w:hAnsi="Symbol" w:hint="default"/>
-        <w:sz w:val="20"/>
-      </w:rPr>
-    </w:lvl>
-    <w:lvl w:ilvl="1" w:tentative="1">
-      <w:start w:val="1"/>
-      <w:numFmt w:val="bullet"/>
-      <w:lvlText w:val="o"/>
-      <w:lvlJc w:val="left"/>
-      <w:pPr>
-        <w:tabs>
-          <w:tab w:val="num" w:pos="1440"/>
-        </w:tabs>
-        <w:ind w:left="1440" w:hanging="360"/>
-      </w:pPr>
-      <w:rPr>
-        <w:rFonts w:ascii="Courier New" w:hAnsi="Courier New" w:hint="default"/>
-        <w:sz w:val="20"/>
-      </w:rPr>
-    </w:lvl>
-    <w:lvl w:ilvl="2" w:tentative="1">
-      <w:start w:val="1"/>
-      <w:numFmt w:val="bullet"/>
-      <w:lvlText w:val=""/>
-      <w:lvlJc w:val="left"/>
-      <w:pPr>
-        <w:tabs>
-          <w:tab w:val="num" w:pos="2160"/>
-        </w:tabs>
-        <w:ind w:left="2160" w:hanging="360"/>
-      </w:pPr>
-      <w:rPr>
-        <w:rFonts w:ascii="Wingdings" w:hAnsi="Wingdings" w:hint="default"/>
-        <w:sz w:val="20"/>
-      </w:rPr>
-    </w:lvl>
-    <w:lvl w:ilvl="3" w:tentative="1">
-      <w:start w:val="1"/>
-      <w:numFmt w:val="bullet"/>
-      <w:lvlText w:val=""/>
-      <w:lvlJc w:val="left"/>
-      <w:pPr>
-        <w:tabs>
-          <w:tab w:val="num" w:pos="2880"/>
-        </w:tabs>
-        <w:ind w:left="2880" w:hanging="360"/>
-      </w:pPr>
-      <w:rPr>
-        <w:rFonts w:ascii="Wingdings" w:hAnsi="Wingdings" w:hint="default"/>
-        <w:sz w:val="20"/>
-      </w:rPr>
-    </w:lvl>
-    <w:lvl w:ilvl="4" w:tentative="1">
-      <w:start w:val="1"/>
-      <w:numFmt w:val="bullet"/>
-      <w:lvlText w:val=""/>
-      <w:lvlJc w:val="left"/>
-      <w:pPr>
-        <w:tabs>
-          <w:tab w:val="num" w:pos="3600"/>
-        </w:tabs>
-        <w:ind w:left="3600" w:hanging="360"/>
-      </w:pPr>
-      <w:rPr>
-        <w:rFonts w:ascii="Wingdings" w:hAnsi="Wingdings" w:hint="default"/>
-        <w:sz w:val="20"/>
-      </w:rPr>
-    </w:lvl>
-    <w:lvl w:ilvl="5" w:tentative="1">
-      <w:start w:val="1"/>
-      <w:numFmt w:val="bullet"/>
-      <w:lvlText w:val=""/>
-      <w:lvlJc w:val="left"/>
-      <w:pPr>
-        <w:tabs>
-          <w:tab w:val="num" w:pos="4320"/>
-        </w:tabs>
-        <w:ind w:left="4320" w:hanging="360"/>
-      </w:pPr>
-      <w:rPr>
-        <w:rFonts w:ascii="Wingdings" w:hAnsi="Wingdings" w:hint="default"/>
-        <w:sz w:val="20"/>
-      </w:rPr>
-    </w:lvl>
-    <w:lvl w:ilvl="6" w:tentative="1">
-      <w:start w:val="1"/>
-      <w:numFmt w:val="bullet"/>
-      <w:lvlText w:val=""/>
-      <w:lvlJc w:val="left"/>
-      <w:pPr>
-        <w:tabs>
-          <w:tab w:val="num" w:pos="5040"/>
-        </w:tabs>
-        <w:ind w:left="5040" w:hanging="360"/>
-      </w:pPr>
-      <w:rPr>
-        <w:rFonts w:ascii="Wingdings" w:hAnsi="Wingdings" w:hint="default"/>
-        <w:sz w:val="20"/>
-      </w:rPr>
-    </w:lvl>
-    <w:lvl w:ilvl="7" w:tentative="1">
-      <w:start w:val="1"/>
-      <w:numFmt w:val="bullet"/>
-      <w:lvlText w:val=""/>
-      <w:lvlJc w:val="left"/>
-      <w:pPr>
-        <w:tabs>
-          <w:tab w:val="num" w:pos="5760"/>
-        </w:tabs>
-        <w:ind w:left="5760" w:hanging="360"/>
-      </w:pPr>
-      <w:rPr>
-        <w:rFonts w:ascii="Wingdings" w:hAnsi="Wingdings" w:hint="default"/>
-        <w:sz w:val="20"/>
-      </w:rPr>
-    </w:lvl>
-    <w:lvl w:ilvl="8" w:tentative="1">
-      <w:start w:val="1"/>
-      <w:numFmt w:val="bullet"/>
-      <w:lvlText w:val=""/>
-      <w:lvlJc w:val="left"/>
-      <w:pPr>
-        <w:tabs>
-          <w:tab w:val="num" w:pos="6480"/>
-        </w:tabs>
-        <w:ind w:left="6480" w:hanging="360"/>
-      </w:pPr>
-      <w:rPr>
-        <w:rFonts w:ascii="Wingdings" w:hAnsi="Wingdings" w:hint="default"/>
-        <w:sz w:val="20"/>
-      </w:rPr>
-    </w:lvl>
-  </w:abstractNum>
-  <w:abstractNum w:abstractNumId="8">
     <w:nsid w:val="41936094"/>
     <w:multiLevelType w:val="hybridMultilevel"/>
     <w:tmpl w:val="D0107CD2"/>
@@ -2393,162 +1938,14 @@
       </w:rPr>
     </w:lvl>
   </w:abstractNum>
-  <w:abstractNum w:abstractNumId="9">
-    <w:nsid w:val="42922A0E"/>
-    <w:multiLevelType w:val="multilevel"/>
-    <w:tmpl w:val="15D276B4"/>
-    <w:lvl w:ilvl="0">
-      <w:start w:val="1"/>
-      <w:numFmt w:val="bullet"/>
-      <w:lvlText w:val=""/>
-      <w:lvlJc w:val="left"/>
-      <w:pPr>
-        <w:tabs>
-          <w:tab w:val="num" w:pos="720"/>
-        </w:tabs>
-        <w:ind w:left="720" w:hanging="360"/>
-      </w:pPr>
-      <w:rPr>
-        <w:rFonts w:ascii="Symbol" w:hAnsi="Symbol" w:hint="default"/>
-        <w:sz w:val="20"/>
-      </w:rPr>
-    </w:lvl>
-    <w:lvl w:ilvl="1">
-      <w:start w:val="1"/>
-      <w:numFmt w:val="bullet"/>
-      <w:lvlText w:val="o"/>
-      <w:lvlJc w:val="left"/>
-      <w:pPr>
-        <w:tabs>
-          <w:tab w:val="num" w:pos="1440"/>
-        </w:tabs>
-        <w:ind w:left="1440" w:hanging="360"/>
-      </w:pPr>
-      <w:rPr>
-        <w:rFonts w:ascii="Courier New" w:hAnsi="Courier New" w:hint="default"/>
-        <w:sz w:val="20"/>
-      </w:rPr>
-    </w:lvl>
-    <w:lvl w:ilvl="2" w:tentative="1">
-      <w:start w:val="1"/>
-      <w:numFmt w:val="bullet"/>
-      <w:lvlText w:val=""/>
-      <w:lvlJc w:val="left"/>
-      <w:pPr>
-        <w:tabs>
-          <w:tab w:val="num" w:pos="2160"/>
-        </w:tabs>
-        <w:ind w:left="2160" w:hanging="360"/>
-      </w:pPr>
-      <w:rPr>
-        <w:rFonts w:ascii="Wingdings" w:hAnsi="Wingdings" w:hint="default"/>
-        <w:sz w:val="20"/>
-      </w:rPr>
-    </w:lvl>
-    <w:lvl w:ilvl="3" w:tentative="1">
-      <w:start w:val="1"/>
-      <w:numFmt w:val="bullet"/>
-      <w:lvlText w:val=""/>
-      <w:lvlJc w:val="left"/>
-      <w:pPr>
-        <w:tabs>
-          <w:tab w:val="num" w:pos="2880"/>
-        </w:tabs>
-        <w:ind w:left="2880" w:hanging="360"/>
-      </w:pPr>
-      <w:rPr>
-        <w:rFonts w:ascii="Wingdings" w:hAnsi="Wingdings" w:hint="default"/>
-        <w:sz w:val="20"/>
-      </w:rPr>
-    </w:lvl>
-    <w:lvl w:ilvl="4" w:tentative="1">
-      <w:start w:val="1"/>
-      <w:numFmt w:val="bullet"/>
-      <w:lvlText w:val=""/>
-      <w:lvlJc w:val="left"/>
-      <w:pPr>
-        <w:tabs>
-          <w:tab w:val="num" w:pos="3600"/>
-        </w:tabs>
-        <w:ind w:left="3600" w:hanging="360"/>
-      </w:pPr>
-      <w:rPr>
-        <w:rFonts w:ascii="Wingdings" w:hAnsi="Wingdings" w:hint="default"/>
-        <w:sz w:val="20"/>
-      </w:rPr>
-    </w:lvl>
-    <w:lvl w:ilvl="5" w:tentative="1">
-      <w:start w:val="1"/>
-      <w:numFmt w:val="bullet"/>
-      <w:lvlText w:val=""/>
-      <w:lvlJc w:val="left"/>
-      <w:pPr>
-        <w:tabs>
-          <w:tab w:val="num" w:pos="4320"/>
-        </w:tabs>
-        <w:ind w:left="4320" w:hanging="360"/>
-      </w:pPr>
-      <w:rPr>
-        <w:rFonts w:ascii="Wingdings" w:hAnsi="Wingdings" w:hint="default"/>
-        <w:sz w:val="20"/>
-      </w:rPr>
-    </w:lvl>
-    <w:lvl w:ilvl="6" w:tentative="1">
-      <w:start w:val="1"/>
-      <w:numFmt w:val="bullet"/>
-      <w:lvlText w:val=""/>
-      <w:lvlJc w:val="left"/>
-      <w:pPr>
-        <w:tabs>
-          <w:tab w:val="num" w:pos="5040"/>
-        </w:tabs>
-        <w:ind w:left="5040" w:hanging="360"/>
-      </w:pPr>
-      <w:rPr>
-        <w:rFonts w:ascii="Wingdings" w:hAnsi="Wingdings" w:hint="default"/>
-        <w:sz w:val="20"/>
-      </w:rPr>
-    </w:lvl>
-    <w:lvl w:ilvl="7" w:tentative="1">
-      <w:start w:val="1"/>
-      <w:numFmt w:val="bullet"/>
-      <w:lvlText w:val=""/>
-      <w:lvlJc w:val="left"/>
-      <w:pPr>
-        <w:tabs>
-          <w:tab w:val="num" w:pos="5760"/>
-        </w:tabs>
-        <w:ind w:left="5760" w:hanging="360"/>
-      </w:pPr>
-      <w:rPr>
-        <w:rFonts w:ascii="Wingdings" w:hAnsi="Wingdings" w:hint="default"/>
-        <w:sz w:val="20"/>
-      </w:rPr>
-    </w:lvl>
-    <w:lvl w:ilvl="8" w:tentative="1">
-      <w:start w:val="1"/>
-      <w:numFmt w:val="bullet"/>
-      <w:lvlText w:val=""/>
-      <w:lvlJc w:val="left"/>
-      <w:pPr>
-        <w:tabs>
-          <w:tab w:val="num" w:pos="6480"/>
-        </w:tabs>
-        <w:ind w:left="6480" w:hanging="360"/>
-      </w:pPr>
-      <w:rPr>
-        <w:rFonts w:ascii="Wingdings" w:hAnsi="Wingdings" w:hint="default"/>
-        <w:sz w:val="20"/>
-      </w:rPr>
-    </w:lvl>
-  </w:abstractNum>
-  <w:abstractNum w:abstractNumId="10">
+  <w:abstractNum w:abstractNumId="4">
     <w:nsid w:val="45145E4D"/>
     <w:multiLevelType w:val="hybridMultilevel"/>
     <w:tmpl w:val="7696BC50"/>
     <w:lvl w:ilvl="0" w:tplc="CC5A1026">
       <w:start w:val="1"/>
       <w:numFmt w:val="bullet"/>
+      <w:pStyle w:val="List-Bullet00"/>
       <w:lvlText w:val=""/>
       <w:lvlJc w:val="left"/>
       <w:pPr>
@@ -2655,179 +2052,7 @@
       </w:rPr>
     </w:lvl>
   </w:abstractNum>
-  <w:abstractNum w:abstractNumId="11">
-    <w:nsid w:val="4D6431E7"/>
-    <w:multiLevelType w:val="hybridMultilevel"/>
-    <w:tmpl w:val="066E09E4"/>
-    <w:lvl w:ilvl="0" w:tplc="0409000F">
-      <w:start w:val="1"/>
-      <w:numFmt w:val="decimal"/>
-      <w:lvlText w:val="%1."/>
-      <w:lvlJc w:val="left"/>
-      <w:pPr>
-        <w:ind w:left="1440" w:hanging="360"/>
-      </w:pPr>
-    </w:lvl>
-    <w:lvl w:ilvl="1" w:tplc="04090019">
-      <w:start w:val="1"/>
-      <w:numFmt w:val="lowerLetter"/>
-      <w:lvlText w:val="%2."/>
-      <w:lvlJc w:val="left"/>
-      <w:pPr>
-        <w:ind w:left="2160" w:hanging="360"/>
-      </w:pPr>
-    </w:lvl>
-    <w:lvl w:ilvl="2" w:tplc="0409001B" w:tentative="1">
-      <w:start w:val="1"/>
-      <w:numFmt w:val="lowerRoman"/>
-      <w:lvlText w:val="%3."/>
-      <w:lvlJc w:val="right"/>
-      <w:pPr>
-        <w:ind w:left="2880" w:hanging="180"/>
-      </w:pPr>
-    </w:lvl>
-    <w:lvl w:ilvl="3" w:tplc="0409000F" w:tentative="1">
-      <w:start w:val="1"/>
-      <w:numFmt w:val="decimal"/>
-      <w:lvlText w:val="%4."/>
-      <w:lvlJc w:val="left"/>
-      <w:pPr>
-        <w:ind w:left="3600" w:hanging="360"/>
-      </w:pPr>
-    </w:lvl>
-    <w:lvl w:ilvl="4" w:tplc="04090019" w:tentative="1">
-      <w:start w:val="1"/>
-      <w:numFmt w:val="lowerLetter"/>
-      <w:lvlText w:val="%5."/>
-      <w:lvlJc w:val="left"/>
-      <w:pPr>
-        <w:ind w:left="4320" w:hanging="360"/>
-      </w:pPr>
-    </w:lvl>
-    <w:lvl w:ilvl="5" w:tplc="0409001B" w:tentative="1">
-      <w:start w:val="1"/>
-      <w:numFmt w:val="lowerRoman"/>
-      <w:lvlText w:val="%6."/>
-      <w:lvlJc w:val="right"/>
-      <w:pPr>
-        <w:ind w:left="5040" w:hanging="180"/>
-      </w:pPr>
-    </w:lvl>
-    <w:lvl w:ilvl="6" w:tplc="0409000F" w:tentative="1">
-      <w:start w:val="1"/>
-      <w:numFmt w:val="decimal"/>
-      <w:lvlText w:val="%7."/>
-      <w:lvlJc w:val="left"/>
-      <w:pPr>
-        <w:ind w:left="5760" w:hanging="360"/>
-      </w:pPr>
-    </w:lvl>
-    <w:lvl w:ilvl="7" w:tplc="04090019" w:tentative="1">
-      <w:start w:val="1"/>
-      <w:numFmt w:val="lowerLetter"/>
-      <w:lvlText w:val="%8."/>
-      <w:lvlJc w:val="left"/>
-      <w:pPr>
-        <w:ind w:left="6480" w:hanging="360"/>
-      </w:pPr>
-    </w:lvl>
-    <w:lvl w:ilvl="8" w:tplc="0409001B" w:tentative="1">
-      <w:start w:val="1"/>
-      <w:numFmt w:val="lowerRoman"/>
-      <w:lvlText w:val="%9."/>
-      <w:lvlJc w:val="right"/>
-      <w:pPr>
-        <w:ind w:left="7200" w:hanging="180"/>
-      </w:pPr>
-    </w:lvl>
-  </w:abstractNum>
-  <w:abstractNum w:abstractNumId="12">
-    <w:nsid w:val="4F012578"/>
-    <w:multiLevelType w:val="hybridMultilevel"/>
-    <w:tmpl w:val="8D3822AE"/>
-    <w:lvl w:ilvl="0" w:tplc="0409000F">
-      <w:start w:val="1"/>
-      <w:numFmt w:val="decimal"/>
-      <w:lvlText w:val="%1."/>
-      <w:lvlJc w:val="left"/>
-      <w:pPr>
-        <w:ind w:left="1440" w:hanging="360"/>
-      </w:pPr>
-    </w:lvl>
-    <w:lvl w:ilvl="1" w:tplc="04090019" w:tentative="1">
-      <w:start w:val="1"/>
-      <w:numFmt w:val="lowerLetter"/>
-      <w:lvlText w:val="%2."/>
-      <w:lvlJc w:val="left"/>
-      <w:pPr>
-        <w:ind w:left="2160" w:hanging="360"/>
-      </w:pPr>
-    </w:lvl>
-    <w:lvl w:ilvl="2" w:tplc="0409001B" w:tentative="1">
-      <w:start w:val="1"/>
-      <w:numFmt w:val="lowerRoman"/>
-      <w:lvlText w:val="%3."/>
-      <w:lvlJc w:val="right"/>
-      <w:pPr>
-        <w:ind w:left="2880" w:hanging="180"/>
-      </w:pPr>
-    </w:lvl>
-    <w:lvl w:ilvl="3" w:tplc="0409000F" w:tentative="1">
-      <w:start w:val="1"/>
-      <w:numFmt w:val="decimal"/>
-      <w:lvlText w:val="%4."/>
-      <w:lvlJc w:val="left"/>
-      <w:pPr>
-        <w:ind w:left="3600" w:hanging="360"/>
-      </w:pPr>
-    </w:lvl>
-    <w:lvl w:ilvl="4" w:tplc="04090019" w:tentative="1">
-      <w:start w:val="1"/>
-      <w:numFmt w:val="lowerLetter"/>
-      <w:lvlText w:val="%5."/>
-      <w:lvlJc w:val="left"/>
-      <w:pPr>
-        <w:ind w:left="4320" w:hanging="360"/>
-      </w:pPr>
-    </w:lvl>
-    <w:lvl w:ilvl="5" w:tplc="0409001B" w:tentative="1">
-      <w:start w:val="1"/>
-      <w:numFmt w:val="lowerRoman"/>
-      <w:lvlText w:val="%6."/>
-      <w:lvlJc w:val="right"/>
-      <w:pPr>
-        <w:ind w:left="5040" w:hanging="180"/>
-      </w:pPr>
-    </w:lvl>
-    <w:lvl w:ilvl="6" w:tplc="0409000F" w:tentative="1">
-      <w:start w:val="1"/>
-      <w:numFmt w:val="decimal"/>
-      <w:lvlText w:val="%7."/>
-      <w:lvlJc w:val="left"/>
-      <w:pPr>
-        <w:ind w:left="5760" w:hanging="360"/>
-      </w:pPr>
-    </w:lvl>
-    <w:lvl w:ilvl="7" w:tplc="04090019" w:tentative="1">
-      <w:start w:val="1"/>
-      <w:numFmt w:val="lowerLetter"/>
-      <w:lvlText w:val="%8."/>
-      <w:lvlJc w:val="left"/>
-      <w:pPr>
-        <w:ind w:left="6480" w:hanging="360"/>
-      </w:pPr>
-    </w:lvl>
-    <w:lvl w:ilvl="8" w:tplc="0409001B" w:tentative="1">
-      <w:start w:val="1"/>
-      <w:numFmt w:val="lowerRoman"/>
-      <w:lvlText w:val="%9."/>
-      <w:lvlJc w:val="right"/>
-      <w:pPr>
-        <w:ind w:left="7200" w:hanging="180"/>
-      </w:pPr>
-    </w:lvl>
-  </w:abstractNum>
-  <w:abstractNum w:abstractNumId="13">
+  <w:abstractNum w:abstractNumId="5">
     <w:nsid w:val="521C37A8"/>
     <w:multiLevelType w:val="hybridMultilevel"/>
     <w:tmpl w:val="AB9275FC"/>
@@ -2940,505 +2165,23 @@
       </w:rPr>
     </w:lvl>
   </w:abstractNum>
-  <w:abstractNum w:abstractNumId="14">
-    <w:nsid w:val="556120CB"/>
-    <w:multiLevelType w:val="hybridMultilevel"/>
-    <w:tmpl w:val="618A856E"/>
-    <w:lvl w:ilvl="0" w:tplc="0409000F">
-      <w:start w:val="1"/>
-      <w:numFmt w:val="decimal"/>
-      <w:lvlText w:val="%1."/>
-      <w:lvlJc w:val="left"/>
-      <w:pPr>
-        <w:ind w:left="1440" w:hanging="360"/>
-      </w:pPr>
-    </w:lvl>
-    <w:lvl w:ilvl="1" w:tplc="04090019" w:tentative="1">
-      <w:start w:val="1"/>
-      <w:numFmt w:val="lowerLetter"/>
-      <w:lvlText w:val="%2."/>
-      <w:lvlJc w:val="left"/>
-      <w:pPr>
-        <w:ind w:left="2160" w:hanging="360"/>
-      </w:pPr>
-    </w:lvl>
-    <w:lvl w:ilvl="2" w:tplc="0409001B" w:tentative="1">
-      <w:start w:val="1"/>
-      <w:numFmt w:val="lowerRoman"/>
-      <w:lvlText w:val="%3."/>
-      <w:lvlJc w:val="right"/>
-      <w:pPr>
-        <w:ind w:left="2880" w:hanging="180"/>
-      </w:pPr>
-    </w:lvl>
-    <w:lvl w:ilvl="3" w:tplc="0409000F" w:tentative="1">
-      <w:start w:val="1"/>
-      <w:numFmt w:val="decimal"/>
-      <w:lvlText w:val="%4."/>
-      <w:lvlJc w:val="left"/>
-      <w:pPr>
-        <w:ind w:left="3600" w:hanging="360"/>
-      </w:pPr>
-    </w:lvl>
-    <w:lvl w:ilvl="4" w:tplc="04090019" w:tentative="1">
-      <w:start w:val="1"/>
-      <w:numFmt w:val="lowerLetter"/>
-      <w:lvlText w:val="%5."/>
-      <w:lvlJc w:val="left"/>
-      <w:pPr>
-        <w:ind w:left="4320" w:hanging="360"/>
-      </w:pPr>
-    </w:lvl>
-    <w:lvl w:ilvl="5" w:tplc="0409001B" w:tentative="1">
-      <w:start w:val="1"/>
-      <w:numFmt w:val="lowerRoman"/>
-      <w:lvlText w:val="%6."/>
-      <w:lvlJc w:val="right"/>
-      <w:pPr>
-        <w:ind w:left="5040" w:hanging="180"/>
-      </w:pPr>
-    </w:lvl>
-    <w:lvl w:ilvl="6" w:tplc="0409000F" w:tentative="1">
-      <w:start w:val="1"/>
-      <w:numFmt w:val="decimal"/>
-      <w:lvlText w:val="%7."/>
-      <w:lvlJc w:val="left"/>
-      <w:pPr>
-        <w:ind w:left="5760" w:hanging="360"/>
-      </w:pPr>
-    </w:lvl>
-    <w:lvl w:ilvl="7" w:tplc="04090019" w:tentative="1">
-      <w:start w:val="1"/>
-      <w:numFmt w:val="lowerLetter"/>
-      <w:lvlText w:val="%8."/>
-      <w:lvlJc w:val="left"/>
-      <w:pPr>
-        <w:ind w:left="6480" w:hanging="360"/>
-      </w:pPr>
-    </w:lvl>
-    <w:lvl w:ilvl="8" w:tplc="0409001B" w:tentative="1">
-      <w:start w:val="1"/>
-      <w:numFmt w:val="lowerRoman"/>
-      <w:lvlText w:val="%9."/>
-      <w:lvlJc w:val="right"/>
-      <w:pPr>
-        <w:ind w:left="7200" w:hanging="180"/>
-      </w:pPr>
-    </w:lvl>
-  </w:abstractNum>
-  <w:abstractNum w:abstractNumId="15">
-    <w:nsid w:val="5FE401C8"/>
-    <w:multiLevelType w:val="hybridMultilevel"/>
-    <w:tmpl w:val="07DE3DD6"/>
-    <w:lvl w:ilvl="0" w:tplc="0409000F">
-      <w:start w:val="1"/>
-      <w:numFmt w:val="decimal"/>
-      <w:lvlText w:val="%1."/>
-      <w:lvlJc w:val="left"/>
-      <w:pPr>
-        <w:ind w:left="1440" w:hanging="360"/>
-      </w:pPr>
-    </w:lvl>
-    <w:lvl w:ilvl="1" w:tplc="04090019">
-      <w:start w:val="1"/>
-      <w:numFmt w:val="lowerLetter"/>
-      <w:lvlText w:val="%2."/>
-      <w:lvlJc w:val="left"/>
-      <w:pPr>
-        <w:ind w:left="2160" w:hanging="360"/>
-      </w:pPr>
-    </w:lvl>
-    <w:lvl w:ilvl="2" w:tplc="0409001B" w:tentative="1">
-      <w:start w:val="1"/>
-      <w:numFmt w:val="lowerRoman"/>
-      <w:lvlText w:val="%3."/>
-      <w:lvlJc w:val="right"/>
-      <w:pPr>
-        <w:ind w:left="2880" w:hanging="180"/>
-      </w:pPr>
-    </w:lvl>
-    <w:lvl w:ilvl="3" w:tplc="0409000F" w:tentative="1">
-      <w:start w:val="1"/>
-      <w:numFmt w:val="decimal"/>
-      <w:lvlText w:val="%4."/>
-      <w:lvlJc w:val="left"/>
-      <w:pPr>
-        <w:ind w:left="3600" w:hanging="360"/>
-      </w:pPr>
-    </w:lvl>
-    <w:lvl w:ilvl="4" w:tplc="04090019" w:tentative="1">
-      <w:start w:val="1"/>
-      <w:numFmt w:val="lowerLetter"/>
-      <w:lvlText w:val="%5."/>
-      <w:lvlJc w:val="left"/>
-      <w:pPr>
-        <w:ind w:left="4320" w:hanging="360"/>
-      </w:pPr>
-    </w:lvl>
-    <w:lvl w:ilvl="5" w:tplc="0409001B" w:tentative="1">
-      <w:start w:val="1"/>
-      <w:numFmt w:val="lowerRoman"/>
-      <w:lvlText w:val="%6."/>
-      <w:lvlJc w:val="right"/>
-      <w:pPr>
-        <w:ind w:left="5040" w:hanging="180"/>
-      </w:pPr>
-    </w:lvl>
-    <w:lvl w:ilvl="6" w:tplc="0409000F" w:tentative="1">
-      <w:start w:val="1"/>
-      <w:numFmt w:val="decimal"/>
-      <w:lvlText w:val="%7."/>
-      <w:lvlJc w:val="left"/>
-      <w:pPr>
-        <w:ind w:left="5760" w:hanging="360"/>
-      </w:pPr>
-    </w:lvl>
-    <w:lvl w:ilvl="7" w:tplc="04090019" w:tentative="1">
-      <w:start w:val="1"/>
-      <w:numFmt w:val="lowerLetter"/>
-      <w:lvlText w:val="%8."/>
-      <w:lvlJc w:val="left"/>
-      <w:pPr>
-        <w:ind w:left="6480" w:hanging="360"/>
-      </w:pPr>
-    </w:lvl>
-    <w:lvl w:ilvl="8" w:tplc="0409001B" w:tentative="1">
-      <w:start w:val="1"/>
-      <w:numFmt w:val="lowerRoman"/>
-      <w:lvlText w:val="%9."/>
-      <w:lvlJc w:val="right"/>
-      <w:pPr>
-        <w:ind w:left="7200" w:hanging="180"/>
-      </w:pPr>
-    </w:lvl>
-  </w:abstractNum>
-  <w:abstractNum w:abstractNumId="16">
-    <w:nsid w:val="631F5A6A"/>
-    <w:multiLevelType w:val="hybridMultilevel"/>
-    <w:tmpl w:val="E3781374"/>
-    <w:lvl w:ilvl="0" w:tplc="0409000F">
-      <w:start w:val="1"/>
-      <w:numFmt w:val="decimal"/>
-      <w:lvlText w:val="%1."/>
-      <w:lvlJc w:val="left"/>
-      <w:pPr>
-        <w:ind w:left="1440" w:hanging="360"/>
-      </w:pPr>
-    </w:lvl>
-    <w:lvl w:ilvl="1" w:tplc="04090019">
-      <w:start w:val="1"/>
-      <w:numFmt w:val="lowerLetter"/>
-      <w:lvlText w:val="%2."/>
-      <w:lvlJc w:val="left"/>
-      <w:pPr>
-        <w:ind w:left="2160" w:hanging="360"/>
-      </w:pPr>
-    </w:lvl>
-    <w:lvl w:ilvl="2" w:tplc="0409001B" w:tentative="1">
-      <w:start w:val="1"/>
-      <w:numFmt w:val="lowerRoman"/>
-      <w:lvlText w:val="%3."/>
-      <w:lvlJc w:val="right"/>
-      <w:pPr>
-        <w:ind w:left="2880" w:hanging="180"/>
-      </w:pPr>
-    </w:lvl>
-    <w:lvl w:ilvl="3" w:tplc="0409000F" w:tentative="1">
-      <w:start w:val="1"/>
-      <w:numFmt w:val="decimal"/>
-      <w:lvlText w:val="%4."/>
-      <w:lvlJc w:val="left"/>
-      <w:pPr>
-        <w:ind w:left="3600" w:hanging="360"/>
-      </w:pPr>
-    </w:lvl>
-    <w:lvl w:ilvl="4" w:tplc="04090019" w:tentative="1">
-      <w:start w:val="1"/>
-      <w:numFmt w:val="lowerLetter"/>
-      <w:lvlText w:val="%5."/>
-      <w:lvlJc w:val="left"/>
-      <w:pPr>
-        <w:ind w:left="4320" w:hanging="360"/>
-      </w:pPr>
-    </w:lvl>
-    <w:lvl w:ilvl="5" w:tplc="0409001B" w:tentative="1">
-      <w:start w:val="1"/>
-      <w:numFmt w:val="lowerRoman"/>
-      <w:lvlText w:val="%6."/>
-      <w:lvlJc w:val="right"/>
-      <w:pPr>
-        <w:ind w:left="5040" w:hanging="180"/>
-      </w:pPr>
-    </w:lvl>
-    <w:lvl w:ilvl="6" w:tplc="0409000F" w:tentative="1">
-      <w:start w:val="1"/>
-      <w:numFmt w:val="decimal"/>
-      <w:lvlText w:val="%7."/>
-      <w:lvlJc w:val="left"/>
-      <w:pPr>
-        <w:ind w:left="5760" w:hanging="360"/>
-      </w:pPr>
-    </w:lvl>
-    <w:lvl w:ilvl="7" w:tplc="04090019" w:tentative="1">
-      <w:start w:val="1"/>
-      <w:numFmt w:val="lowerLetter"/>
-      <w:lvlText w:val="%8."/>
-      <w:lvlJc w:val="left"/>
-      <w:pPr>
-        <w:ind w:left="6480" w:hanging="360"/>
-      </w:pPr>
-    </w:lvl>
-    <w:lvl w:ilvl="8" w:tplc="0409001B" w:tentative="1">
-      <w:start w:val="1"/>
-      <w:numFmt w:val="lowerRoman"/>
-      <w:lvlText w:val="%9."/>
-      <w:lvlJc w:val="right"/>
-      <w:pPr>
-        <w:ind w:left="7200" w:hanging="180"/>
-      </w:pPr>
-    </w:lvl>
-  </w:abstractNum>
-  <w:abstractNum w:abstractNumId="17">
-    <w:nsid w:val="738A567D"/>
-    <w:multiLevelType w:val="multilevel"/>
-    <w:tmpl w:val="851E3224"/>
-    <w:lvl w:ilvl="0">
-      <w:start w:val="1"/>
-      <w:numFmt w:val="bullet"/>
-      <w:lvlText w:val=""/>
-      <w:lvlJc w:val="left"/>
-      <w:pPr>
-        <w:tabs>
-          <w:tab w:val="num" w:pos="720"/>
-        </w:tabs>
-        <w:ind w:left="720" w:hanging="360"/>
-      </w:pPr>
-      <w:rPr>
-        <w:rFonts w:ascii="Symbol" w:hAnsi="Symbol" w:hint="default"/>
-        <w:sz w:val="20"/>
-      </w:rPr>
-    </w:lvl>
-    <w:lvl w:ilvl="1" w:tentative="1">
-      <w:start w:val="1"/>
-      <w:numFmt w:val="bullet"/>
-      <w:lvlText w:val=""/>
-      <w:lvlJc w:val="left"/>
-      <w:pPr>
-        <w:tabs>
-          <w:tab w:val="num" w:pos="1440"/>
-        </w:tabs>
-        <w:ind w:left="1440" w:hanging="360"/>
-      </w:pPr>
-      <w:rPr>
-        <w:rFonts w:ascii="Symbol" w:hAnsi="Symbol" w:hint="default"/>
-        <w:sz w:val="20"/>
-      </w:rPr>
-    </w:lvl>
-    <w:lvl w:ilvl="2" w:tentative="1">
-      <w:start w:val="1"/>
-      <w:numFmt w:val="bullet"/>
-      <w:lvlText w:val=""/>
-      <w:lvlJc w:val="left"/>
-      <w:pPr>
-        <w:tabs>
-          <w:tab w:val="num" w:pos="2160"/>
-        </w:tabs>
-        <w:ind w:left="2160" w:hanging="360"/>
-      </w:pPr>
-      <w:rPr>
-        <w:rFonts w:ascii="Symbol" w:hAnsi="Symbol" w:hint="default"/>
-        <w:sz w:val="20"/>
-      </w:rPr>
-    </w:lvl>
-    <w:lvl w:ilvl="3" w:tentative="1">
-      <w:start w:val="1"/>
-      <w:numFmt w:val="bullet"/>
-      <w:lvlText w:val=""/>
-      <w:lvlJc w:val="left"/>
-      <w:pPr>
-        <w:tabs>
-          <w:tab w:val="num" w:pos="2880"/>
-        </w:tabs>
-        <w:ind w:left="2880" w:hanging="360"/>
-      </w:pPr>
-      <w:rPr>
-        <w:rFonts w:ascii="Symbol" w:hAnsi="Symbol" w:hint="default"/>
-        <w:sz w:val="20"/>
-      </w:rPr>
-    </w:lvl>
-    <w:lvl w:ilvl="4" w:tentative="1">
-      <w:start w:val="1"/>
-      <w:numFmt w:val="bullet"/>
-      <w:lvlText w:val=""/>
-      <w:lvlJc w:val="left"/>
-      <w:pPr>
-        <w:tabs>
-          <w:tab w:val="num" w:pos="3600"/>
-        </w:tabs>
-        <w:ind w:left="3600" w:hanging="360"/>
-      </w:pPr>
-      <w:rPr>
-        <w:rFonts w:ascii="Symbol" w:hAnsi="Symbol" w:hint="default"/>
-        <w:sz w:val="20"/>
-      </w:rPr>
-    </w:lvl>
-    <w:lvl w:ilvl="5" w:tentative="1">
-      <w:start w:val="1"/>
-      <w:numFmt w:val="bullet"/>
-      <w:lvlText w:val=""/>
-      <w:lvlJc w:val="left"/>
-      <w:pPr>
-        <w:tabs>
-          <w:tab w:val="num" w:pos="4320"/>
-        </w:tabs>
-        <w:ind w:left="4320" w:hanging="360"/>
-      </w:pPr>
-      <w:rPr>
-        <w:rFonts w:ascii="Symbol" w:hAnsi="Symbol" w:hint="default"/>
-        <w:sz w:val="20"/>
-      </w:rPr>
-    </w:lvl>
-    <w:lvl w:ilvl="6" w:tentative="1">
-      <w:start w:val="1"/>
-      <w:numFmt w:val="bullet"/>
-      <w:lvlText w:val=""/>
-      <w:lvlJc w:val="left"/>
-      <w:pPr>
-        <w:tabs>
-          <w:tab w:val="num" w:pos="5040"/>
-        </w:tabs>
-        <w:ind w:left="5040" w:hanging="360"/>
-      </w:pPr>
-      <w:rPr>
-        <w:rFonts w:ascii="Symbol" w:hAnsi="Symbol" w:hint="default"/>
-        <w:sz w:val="20"/>
-      </w:rPr>
-    </w:lvl>
-    <w:lvl w:ilvl="7" w:tentative="1">
-      <w:start w:val="1"/>
-      <w:numFmt w:val="bullet"/>
-      <w:lvlText w:val=""/>
-      <w:lvlJc w:val="left"/>
-      <w:pPr>
-        <w:tabs>
-          <w:tab w:val="num" w:pos="5760"/>
-        </w:tabs>
-        <w:ind w:left="5760" w:hanging="360"/>
-      </w:pPr>
-      <w:rPr>
-        <w:rFonts w:ascii="Symbol" w:hAnsi="Symbol" w:hint="default"/>
-        <w:sz w:val="20"/>
-      </w:rPr>
-    </w:lvl>
-    <w:lvl w:ilvl="8" w:tentative="1">
-      <w:start w:val="1"/>
-      <w:numFmt w:val="bullet"/>
-      <w:lvlText w:val=""/>
-      <w:lvlJc w:val="left"/>
-      <w:pPr>
-        <w:tabs>
-          <w:tab w:val="num" w:pos="6480"/>
-        </w:tabs>
-        <w:ind w:left="6480" w:hanging="360"/>
-      </w:pPr>
-      <w:rPr>
-        <w:rFonts w:ascii="Symbol" w:hAnsi="Symbol" w:hint="default"/>
-        <w:sz w:val="20"/>
-      </w:rPr>
-    </w:lvl>
-  </w:abstractNum>
   <w:num w:numId="1">
-    <w:abstractNumId w:val="6"/>
+    <w:abstractNumId w:val="2"/>
   </w:num>
   <w:num w:numId="2">
-    <w:abstractNumId w:val="8"/>
+    <w:abstractNumId w:val="3"/>
   </w:num>
   <w:num w:numId="3">
     <w:abstractNumId w:val="1"/>
   </w:num>
   <w:num w:numId="4">
-    <w:abstractNumId w:val="10"/>
+    <w:abstractNumId w:val="4"/>
   </w:num>
   <w:num w:numId="5">
     <w:abstractNumId w:val="0"/>
   </w:num>
   <w:num w:numId="6">
-    <w:abstractNumId w:val="3"/>
-  </w:num>
-  <w:num w:numId="7">
-    <w:abstractNumId w:val="2"/>
-  </w:num>
-  <w:num w:numId="8">
-    <w:abstractNumId w:val="7"/>
-  </w:num>
-  <w:num w:numId="9">
-    <w:abstractNumId w:val="9"/>
-  </w:num>
-  <w:num w:numId="10">
-    <w:abstractNumId w:val="10"/>
-  </w:num>
-  <w:num w:numId="11">
-    <w:abstractNumId w:val="10"/>
-  </w:num>
-  <w:num w:numId="12">
     <w:abstractNumId w:val="5"/>
-  </w:num>
-  <w:num w:numId="13">
-    <w:abstractNumId w:val="15"/>
-  </w:num>
-  <w:num w:numId="14">
-    <w:abstractNumId w:val="11"/>
-  </w:num>
-  <w:num w:numId="15">
-    <w:abstractNumId w:val="16"/>
-  </w:num>
-  <w:num w:numId="16">
-    <w:abstractNumId w:val="4"/>
-  </w:num>
-  <w:num w:numId="17">
-    <w:abstractNumId w:val="14"/>
-  </w:num>
-  <w:num w:numId="18">
-    <w:abstractNumId w:val="12"/>
-  </w:num>
-  <w:num w:numId="19">
-    <w:abstractNumId w:val="17"/>
-    <w:lvlOverride w:ilvl="0">
-      <w:startOverride w:val="1"/>
-    </w:lvlOverride>
-  </w:num>
-  <w:num w:numId="20">
-    <w:abstractNumId w:val="17"/>
-    <w:lvlOverride w:ilvl="0">
-      <w:startOverride w:val="2"/>
-    </w:lvlOverride>
-  </w:num>
-  <w:num w:numId="21">
-    <w:abstractNumId w:val="17"/>
-    <w:lvlOverride w:ilvl="0">
-      <w:startOverride w:val="3"/>
-    </w:lvlOverride>
-  </w:num>
-  <w:num w:numId="22">
-    <w:abstractNumId w:val="17"/>
-    <w:lvlOverride w:ilvl="0">
-      <w:startOverride w:val="4"/>
-    </w:lvlOverride>
-  </w:num>
-  <w:num w:numId="23">
-    <w:abstractNumId w:val="17"/>
-    <w:lvlOverride w:ilvl="0">
-      <w:startOverride w:val="5"/>
-    </w:lvlOverride>
-  </w:num>
-  <w:num w:numId="24">
-    <w:abstractNumId w:val="6"/>
-  </w:num>
-  <w:num w:numId="25">
-    <w:abstractNumId w:val="6"/>
-  </w:num>
-  <w:num w:numId="26">
-    <w:abstractNumId w:val="13"/>
   </w:num>
   <w:numIdMacAtCleanup w:val="4"/>
 </w:numbering>
@@ -3602,7 +2345,7 @@
   <w:style w:type="paragraph" w:default="1" w:styleId="Normal">
     <w:name w:val="Normal"/>
     <w:qFormat/>
-    <w:rsid w:val="00F72E99"/>
+    <w:rsid w:val="00000FD3"/>
     <w:pPr>
       <w:suppressAutoHyphens/>
       <w:spacing w:after="120"/>
@@ -3671,10 +2414,10 @@
     <w:next w:val="Body-Text"/>
     <w:link w:val="Heading3Char"/>
     <w:qFormat/>
-    <w:rsid w:val="003D6A8C"/>
+    <w:rsid w:val="008B15AB"/>
     <w:pPr>
       <w:keepNext/>
-      <w:spacing w:before="160" w:after="60"/>
+      <w:spacing w:before="200" w:after="60"/>
       <w:ind w:left="720"/>
       <w:outlineLvl w:val="2"/>
     </w:pPr>
@@ -3682,7 +2425,6 @@
       <w:rFonts w:cs="Arial"/>
       <w:b/>
       <w:color w:val="4F81BD" w:themeColor="accent1"/>
-      <w:sz w:val="22"/>
     </w:rPr>
   </w:style>
   <w:style w:type="paragraph" w:styleId="Heading4">
@@ -3693,10 +2435,10 @@
     <w:uiPriority w:val="9"/>
     <w:unhideWhenUsed/>
     <w:qFormat/>
-    <w:rsid w:val="0085427E"/>
+    <w:rsid w:val="009A050C"/>
     <w:pPr>
       <w:keepNext/>
-      <w:spacing w:before="200" w:after="60"/>
+      <w:spacing w:before="120" w:after="60"/>
       <w:ind w:left="720"/>
       <w:outlineLvl w:val="3"/>
     </w:pPr>
@@ -3780,7 +2522,7 @@
     <w:name w:val="Heading 3 Char"/>
     <w:basedOn w:val="DefaultParagraphFont"/>
     <w:link w:val="Heading3"/>
-    <w:rsid w:val="003D6A8C"/>
+    <w:rsid w:val="008B15AB"/>
     <w:rPr>
       <w:rFonts w:ascii="Arial" w:eastAsia="SimSun" w:hAnsi="Arial" w:cs="Arial"/>
       <w:b/>
@@ -3794,7 +2536,7 @@
     <w:basedOn w:val="DefaultParagraphFont"/>
     <w:link w:val="Heading4"/>
     <w:uiPriority w:val="9"/>
-    <w:rsid w:val="0085427E"/>
+    <w:rsid w:val="009A050C"/>
     <w:rPr>
       <w:rFonts w:ascii="Arial" w:eastAsiaTheme="minorEastAsia" w:hAnsi="Arial" w:cstheme="minorBidi"/>
       <w:b/>
@@ -3825,7 +2567,7 @@
     <w:uiPriority w:val="39"/>
     <w:unhideWhenUsed/>
     <w:qFormat/>
-    <w:rsid w:val="002005C2"/>
+    <w:rsid w:val="0032361C"/>
     <w:pPr>
       <w:tabs>
         <w:tab w:val="right" w:leader="dot" w:pos="9360"/>
@@ -3847,7 +2589,7 @@
     <w:uiPriority w:val="39"/>
     <w:unhideWhenUsed/>
     <w:qFormat/>
-    <w:rsid w:val="002005C2"/>
+    <w:rsid w:val="009323C7"/>
     <w:pPr>
       <w:tabs>
         <w:tab w:val="right" w:leader="dot" w:pos="9360"/>
@@ -4032,15 +2774,6 @@
       <w:ind w:left="1440"/>
     </w:pPr>
   </w:style>
-  <w:style w:type="paragraph" w:customStyle="1" w:styleId="List-Bullet00">
-    <w:name w:val="List-Bullet +0.0"/>
-    <w:basedOn w:val="Body-Text"/>
-    <w:qFormat/>
-    <w:rsid w:val="000874B4"/>
-    <w:pPr>
-      <w:ind w:left="1080" w:hanging="360"/>
-    </w:pPr>
-  </w:style>
   <w:style w:type="paragraph" w:customStyle="1" w:styleId="Body-Text-tight">
     <w:name w:val="Body-Text-tight"/>
     <w:basedOn w:val="Body-Text"/>
@@ -4054,19 +2787,13 @@
     <w:name w:val="List-Bullet +0.50"/>
     <w:basedOn w:val="List-Bullet00"/>
     <w:qFormat/>
-    <w:rsid w:val="00A321DB"/>
+    <w:rsid w:val="00185CE7"/>
     <w:pPr>
       <w:numPr>
         <w:numId w:val="1"/>
       </w:numPr>
       <w:ind w:left="1800"/>
     </w:pPr>
-    <w:rPr>
-      <w:rFonts w:cs="Arial"/>
-      <w:color w:val="273239"/>
-      <w:spacing w:val="2"/>
-      <w:shd w:val="clear" w:color="auto" w:fill="FFFFFF"/>
-    </w:rPr>
   </w:style>
   <w:style w:type="paragraph" w:customStyle="1" w:styleId="Hang-Medium">
     <w:name w:val="Hang-Medium"/>
@@ -4205,6 +2932,101 @@
       <w:ind w:left="600"/>
     </w:pPr>
   </w:style>
+  <w:style w:type="paragraph" w:styleId="TOC5">
+    <w:name w:val="toc 5"/>
+    <w:basedOn w:val="Normal"/>
+    <w:next w:val="Normal"/>
+    <w:autoRedefine/>
+    <w:uiPriority w:val="39"/>
+    <w:unhideWhenUsed/>
+    <w:rsid w:val="001638A7"/>
+    <w:pPr>
+      <w:suppressAutoHyphens w:val="0"/>
+      <w:spacing w:after="100" w:line="276" w:lineRule="auto"/>
+      <w:ind w:left="880"/>
+    </w:pPr>
+    <w:rPr>
+      <w:rFonts w:eastAsiaTheme="minorEastAsia" w:cstheme="minorBidi"/>
+      <w:szCs w:val="22"/>
+      <w:lang w:eastAsia="en-US"/>
+    </w:rPr>
+  </w:style>
+  <w:style w:type="paragraph" w:styleId="TOC6">
+    <w:name w:val="toc 6"/>
+    <w:basedOn w:val="Normal"/>
+    <w:next w:val="Normal"/>
+    <w:autoRedefine/>
+    <w:uiPriority w:val="39"/>
+    <w:unhideWhenUsed/>
+    <w:rsid w:val="001638A7"/>
+    <w:pPr>
+      <w:suppressAutoHyphens w:val="0"/>
+      <w:spacing w:after="100" w:line="276" w:lineRule="auto"/>
+      <w:ind w:left="1100"/>
+    </w:pPr>
+    <w:rPr>
+      <w:rFonts w:eastAsiaTheme="minorEastAsia" w:cstheme="minorBidi"/>
+      <w:szCs w:val="22"/>
+      <w:lang w:eastAsia="en-US"/>
+    </w:rPr>
+  </w:style>
+  <w:style w:type="paragraph" w:styleId="TOC7">
+    <w:name w:val="toc 7"/>
+    <w:basedOn w:val="Normal"/>
+    <w:next w:val="Normal"/>
+    <w:autoRedefine/>
+    <w:uiPriority w:val="39"/>
+    <w:unhideWhenUsed/>
+    <w:rsid w:val="001638A7"/>
+    <w:pPr>
+      <w:suppressAutoHyphens w:val="0"/>
+      <w:spacing w:after="100" w:line="276" w:lineRule="auto"/>
+      <w:ind w:left="1320"/>
+    </w:pPr>
+    <w:rPr>
+      <w:rFonts w:eastAsiaTheme="minorEastAsia" w:cstheme="minorBidi"/>
+      <w:szCs w:val="22"/>
+      <w:lang w:eastAsia="en-US"/>
+    </w:rPr>
+  </w:style>
+  <w:style w:type="paragraph" w:styleId="TOC8">
+    <w:name w:val="toc 8"/>
+    <w:basedOn w:val="Normal"/>
+    <w:next w:val="Normal"/>
+    <w:autoRedefine/>
+    <w:uiPriority w:val="39"/>
+    <w:unhideWhenUsed/>
+    <w:rsid w:val="001638A7"/>
+    <w:pPr>
+      <w:suppressAutoHyphens w:val="0"/>
+      <w:spacing w:after="100" w:line="276" w:lineRule="auto"/>
+      <w:ind w:left="1540"/>
+    </w:pPr>
+    <w:rPr>
+      <w:rFonts w:eastAsiaTheme="minorEastAsia" w:cstheme="minorBidi"/>
+      <w:szCs w:val="22"/>
+      <w:lang w:eastAsia="en-US"/>
+    </w:rPr>
+  </w:style>
+  <w:style w:type="paragraph" w:styleId="TOC9">
+    <w:name w:val="toc 9"/>
+    <w:basedOn w:val="Normal"/>
+    <w:next w:val="Normal"/>
+    <w:autoRedefine/>
+    <w:uiPriority w:val="39"/>
+    <w:unhideWhenUsed/>
+    <w:rsid w:val="001638A7"/>
+    <w:pPr>
+      <w:suppressAutoHyphens w:val="0"/>
+      <w:spacing w:after="100" w:line="276" w:lineRule="auto"/>
+      <w:ind w:left="1760"/>
+    </w:pPr>
+    <w:rPr>
+      <w:rFonts w:eastAsiaTheme="minorEastAsia" w:cstheme="minorBidi"/>
+      <w:szCs w:val="22"/>
+      <w:lang w:eastAsia="en-US"/>
+    </w:rPr>
+  </w:style>
   <w:style w:type="paragraph" w:customStyle="1" w:styleId="Body-Text10">
     <w:name w:val="Body-Text +1.0"/>
     <w:basedOn w:val="Body-Text"/>
@@ -4250,6 +3072,18 @@
     <w:rsid w:val="006A28D7"/>
     <w:pPr>
       <w:ind w:left="2160"/>
+    </w:pPr>
+  </w:style>
+  <w:style w:type="paragraph" w:customStyle="1" w:styleId="List-Bullet00">
+    <w:name w:val="List-Bullet +0.0"/>
+    <w:basedOn w:val="Body-Text"/>
+    <w:qFormat/>
+    <w:rsid w:val="000874B4"/>
+    <w:pPr>
+      <w:numPr>
+        <w:numId w:val="4"/>
+      </w:numPr>
+      <w:ind w:left="1080"/>
     </w:pPr>
   </w:style>
   <w:style w:type="paragraph" w:customStyle="1" w:styleId="Body-Text025">
@@ -4322,6 +3156,19 @@
       <w:lang w:eastAsia="ar-SA"/>
     </w:rPr>
   </w:style>
+  <w:style w:type="paragraph" w:customStyle="1" w:styleId="Source">
+    <w:name w:val="Source"/>
+    <w:basedOn w:val="Body-Text"/>
+    <w:qFormat/>
+    <w:rsid w:val="00C80463"/>
+    <w:pPr>
+      <w:spacing w:after="0"/>
+      <w:ind w:left="1440"/>
+    </w:pPr>
+    <w:rPr>
+      <w:rFonts w:ascii="Courier New" w:hAnsi="Courier New"/>
+    </w:rPr>
+  </w:style>
   <w:style w:type="paragraph" w:customStyle="1" w:styleId="Filename">
     <w:name w:val="Filename"/>
     <w:basedOn w:val="Normal"/>
@@ -4396,129 +3243,23 @@
       <w:ind w:left="1440"/>
     </w:pPr>
   </w:style>
-  <w:style w:type="character" w:customStyle="1" w:styleId="UnresolvedMention">
-    <w:name w:val="Unresolved Mention"/>
-    <w:basedOn w:val="DefaultParagraphFont"/>
-    <w:uiPriority w:val="99"/>
-    <w:semiHidden/>
-    <w:unhideWhenUsed/>
-    <w:rsid w:val="00941D39"/>
-    <w:rPr>
-      <w:color w:val="605E5C"/>
-      <w:shd w:val="clear" w:color="auto" w:fill="E1DFDD"/>
-    </w:rPr>
-  </w:style>
-  <w:style w:type="paragraph" w:customStyle="1" w:styleId="SourceCode">
-    <w:name w:val="Source Code"/>
-    <w:basedOn w:val="Body-Text"/>
+  <w:style w:type="paragraph" w:customStyle="1" w:styleId="Body-Text-tight025">
+    <w:name w:val="Body-Text-tight +0.25"/>
+    <w:basedOn w:val="Body-Text025"/>
     <w:qFormat/>
-    <w:rsid w:val="00847E62"/>
+    <w:rsid w:val="00CD1941"/>
     <w:pPr>
       <w:spacing w:after="0"/>
-      <w:ind w:left="1440"/>
-    </w:pPr>
-    <w:rPr>
-      <w:rFonts w:ascii="Courier New" w:hAnsi="Courier New" w:cs="Courier New"/>
-    </w:rPr>
-  </w:style>
-  <w:style w:type="paragraph" w:styleId="ListParagraph">
-    <w:name w:val="List Paragraph"/>
-    <w:basedOn w:val="Normal"/>
-    <w:uiPriority w:val="34"/>
+    </w:pPr>
+  </w:style>
+  <w:style w:type="paragraph" w:customStyle="1" w:styleId="List-Bullet-tight050">
+    <w:name w:val="List-Bullet-tight +0.50"/>
+    <w:basedOn w:val="List-Bullet050"/>
     <w:qFormat/>
-    <w:rsid w:val="00847E62"/>
-    <w:pPr>
-      <w:ind w:left="720"/>
-      <w:contextualSpacing/>
-    </w:pPr>
-  </w:style>
-  <w:style w:type="character" w:customStyle="1" w:styleId="SourceCodenon-literal">
-    <w:name w:val="Source Code non-literal"/>
-    <w:basedOn w:val="DefaultParagraphFont"/>
-    <w:uiPriority w:val="1"/>
-    <w:qFormat/>
-    <w:rsid w:val="0021500F"/>
-    <w:rPr>
-      <w:rFonts w:ascii="Times New Roman" w:hAnsi="Times New Roman"/>
-      <w:i/>
-      <w:sz w:val="18"/>
-    </w:rPr>
-  </w:style>
-  <w:style w:type="character" w:customStyle="1" w:styleId="SourceCodechar">
-    <w:name w:val="Source Code char"/>
-    <w:basedOn w:val="DefaultParagraphFont"/>
-    <w:uiPriority w:val="1"/>
-    <w:qFormat/>
-    <w:rsid w:val="00796F07"/>
-    <w:rPr>
-      <w:rFonts w:ascii="Courier New" w:hAnsi="Courier New"/>
-      <w:sz w:val="18"/>
-    </w:rPr>
-  </w:style>
-  <w:style w:type="paragraph" w:styleId="NormalWeb">
-    <w:name w:val="Normal (Web)"/>
-    <w:basedOn w:val="Normal"/>
-    <w:uiPriority w:val="99"/>
-    <w:semiHidden/>
-    <w:unhideWhenUsed/>
-    <w:rsid w:val="00904898"/>
-    <w:pPr>
-      <w:suppressAutoHyphens w:val="0"/>
-      <w:spacing w:before="100" w:beforeAutospacing="1" w:after="100" w:afterAutospacing="1"/>
-    </w:pPr>
-    <w:rPr>
-      <w:rFonts w:ascii="Times New Roman" w:eastAsia="Times New Roman" w:hAnsi="Times New Roman"/>
-      <w:sz w:val="24"/>
-      <w:szCs w:val="24"/>
-      <w:lang w:eastAsia="en-US"/>
-    </w:rPr>
-  </w:style>
-  <w:style w:type="paragraph" w:styleId="HTMLPreformatted">
-    <w:name w:val="HTML Preformatted"/>
-    <w:basedOn w:val="Normal"/>
-    <w:link w:val="HTMLPreformattedChar"/>
-    <w:uiPriority w:val="99"/>
-    <w:semiHidden/>
-    <w:unhideWhenUsed/>
-    <w:rsid w:val="00A321DB"/>
-    <w:pPr>
-      <w:tabs>
-        <w:tab w:val="left" w:pos="916"/>
-        <w:tab w:val="left" w:pos="1832"/>
-        <w:tab w:val="left" w:pos="2748"/>
-        <w:tab w:val="left" w:pos="3664"/>
-        <w:tab w:val="left" w:pos="4580"/>
-        <w:tab w:val="left" w:pos="5496"/>
-        <w:tab w:val="left" w:pos="6412"/>
-        <w:tab w:val="left" w:pos="7328"/>
-        <w:tab w:val="left" w:pos="8244"/>
-        <w:tab w:val="left" w:pos="9160"/>
-        <w:tab w:val="left" w:pos="10076"/>
-        <w:tab w:val="left" w:pos="10992"/>
-        <w:tab w:val="left" w:pos="11908"/>
-        <w:tab w:val="left" w:pos="12824"/>
-        <w:tab w:val="left" w:pos="13740"/>
-        <w:tab w:val="left" w:pos="14656"/>
-      </w:tabs>
-      <w:suppressAutoHyphens w:val="0"/>
+    <w:rsid w:val="00CD1941"/>
+    <w:pPr>
       <w:spacing w:after="0"/>
     </w:pPr>
-    <w:rPr>
-      <w:rFonts w:ascii="Courier New" w:eastAsia="Times New Roman" w:hAnsi="Courier New" w:cs="Courier New"/>
-      <w:sz w:val="20"/>
-      <w:lang w:eastAsia="en-US"/>
-    </w:rPr>
-  </w:style>
-  <w:style w:type="character" w:customStyle="1" w:styleId="HTMLPreformattedChar">
-    <w:name w:val="HTML Preformatted Char"/>
-    <w:basedOn w:val="DefaultParagraphFont"/>
-    <w:link w:val="HTMLPreformatted"/>
-    <w:uiPriority w:val="99"/>
-    <w:semiHidden/>
-    <w:rsid w:val="00A321DB"/>
-    <w:rPr>
-      <w:rFonts w:ascii="Courier New" w:eastAsia="Times New Roman" w:hAnsi="Courier New" w:cs="Courier New"/>
-    </w:rPr>
   </w:style>
 </w:styles>
 </file>
@@ -4813,7 +3554,7 @@
 </file>
 
 <file path=customXml/itemProps1.xml><?xml version="1.0" encoding="utf-8"?>
-<ds:datastoreItem xmlns:ds="http://schemas.openxmlformats.org/officeDocument/2006/customXml" ds:itemID="{6FD93924-F09C-42A3-B224-82DF46818737}">
+<ds:datastoreItem xmlns:ds="http://schemas.openxmlformats.org/officeDocument/2006/customXml" ds:itemID="{FCD6790F-5809-481D-96BE-4D90C09714BF}">
   <ds:schemaRefs>
     <ds:schemaRef ds:uri="http://schemas.openxmlformats.org/officeDocument/2006/bibliography"/>
   </ds:schemaRefs>

--- a/Documentation/AboutTaxTools.docx
+++ b/Documentation/AboutTaxTools.docx
@@ -39,7 +39,7 @@
           <w:rPr>
             <w:noProof/>
           </w:rPr>
-          <w:t>May 26, 2026</w:t>
+          <w:t>June 2, 2026</w:t>
         </w:r>
       </w:fldSimple>
     </w:p>
@@ -119,7 +119,7 @@
         </w:rPr>
         <w:fldChar w:fldCharType="separate"/>
       </w:r>
-      <w:hyperlink w:anchor="_Toc230679518" w:history="1">
+      <w:hyperlink w:anchor="_Toc231285044" w:history="1">
         <w:r>
           <w:rPr>
             <w:rStyle w:val="Hyperlink"/>
@@ -142,7 +142,7 @@
           <w:rPr>
             <w:webHidden/>
           </w:rPr>
-          <w:instrText xml:space="preserve"> PAGEREF _Toc230679518 \h </w:instrText>
+          <w:instrText xml:space="preserve"> PAGEREF _Toc231285044 \h </w:instrText>
         </w:r>
         <w:r>
           <w:rPr>
@@ -180,7 +180,7 @@
           <w:lang w:eastAsia="en-US"/>
         </w:rPr>
       </w:pPr>
-      <w:hyperlink w:anchor="_Toc230679519" w:history="1">
+      <w:hyperlink w:anchor="_Toc231285045" w:history="1">
         <w:r>
           <w:rPr>
             <w:rStyle w:val="Hyperlink"/>
@@ -203,7 +203,7 @@
           <w:rPr>
             <w:webHidden/>
           </w:rPr>
-          <w:instrText xml:space="preserve"> PAGEREF _Toc230679519 \h </w:instrText>
+          <w:instrText xml:space="preserve"> PAGEREF _Toc231285045 \h </w:instrText>
         </w:r>
         <w:r>
           <w:rPr>
@@ -241,7 +241,7 @@
           <w:lang w:eastAsia="en-US"/>
         </w:rPr>
       </w:pPr>
-      <w:hyperlink w:anchor="_Toc230679520" w:history="1">
+      <w:hyperlink w:anchor="_Toc231285046" w:history="1">
         <w:r>
           <w:rPr>
             <w:rStyle w:val="Hyperlink"/>
@@ -268,7 +268,7 @@
             <w:noProof/>
             <w:webHidden/>
           </w:rPr>
-          <w:instrText xml:space="preserve"> PAGEREF _Toc230679520 \h </w:instrText>
+          <w:instrText xml:space="preserve"> PAGEREF _Toc231285046 \h </w:instrText>
         </w:r>
         <w:r>
           <w:rPr>
@@ -288,7 +288,7 @@
             <w:noProof/>
             <w:webHidden/>
           </w:rPr>
-          <w:t>1</w:t>
+          <w:t>2</w:t>
         </w:r>
         <w:r>
           <w:rPr>
@@ -310,7 +310,7 @@
           <w:lang w:eastAsia="en-US"/>
         </w:rPr>
       </w:pPr>
-      <w:hyperlink w:anchor="_Toc230679521" w:history="1">
+      <w:hyperlink w:anchor="_Toc231285047" w:history="1">
         <w:r>
           <w:rPr>
             <w:rStyle w:val="Hyperlink"/>
@@ -337,7 +337,7 @@
             <w:noProof/>
             <w:webHidden/>
           </w:rPr>
-          <w:instrText xml:space="preserve"> PAGEREF _Toc230679521 \h </w:instrText>
+          <w:instrText xml:space="preserve"> PAGEREF _Toc231285047 \h </w:instrText>
         </w:r>
         <w:r>
           <w:rPr>
@@ -379,7 +379,7 @@
           <w:lang w:eastAsia="en-US"/>
         </w:rPr>
       </w:pPr>
-      <w:hyperlink w:anchor="_Toc230679522" w:history="1">
+      <w:hyperlink w:anchor="_Toc231285048" w:history="1">
         <w:r>
           <w:rPr>
             <w:rStyle w:val="Hyperlink"/>
@@ -406,7 +406,7 @@
             <w:noProof/>
             <w:webHidden/>
           </w:rPr>
-          <w:instrText xml:space="preserve"> PAGEREF _Toc230679522 \h </w:instrText>
+          <w:instrText xml:space="preserve"> PAGEREF _Toc231285048 \h </w:instrText>
         </w:r>
         <w:r>
           <w:rPr>
@@ -448,7 +448,7 @@
           <w:lang w:eastAsia="en-US"/>
         </w:rPr>
       </w:pPr>
-      <w:hyperlink w:anchor="_Toc230679523" w:history="1">
+      <w:hyperlink w:anchor="_Toc231285049" w:history="1">
         <w:r>
           <w:rPr>
             <w:rStyle w:val="Hyperlink"/>
@@ -471,7 +471,7 @@
           <w:rPr>
             <w:webHidden/>
           </w:rPr>
-          <w:instrText xml:space="preserve"> PAGEREF _Toc230679523 \h </w:instrText>
+          <w:instrText xml:space="preserve"> PAGEREF _Toc231285049 \h </w:instrText>
         </w:r>
         <w:r>
           <w:rPr>
@@ -509,7 +509,7 @@
           <w:lang w:eastAsia="en-US"/>
         </w:rPr>
       </w:pPr>
-      <w:hyperlink w:anchor="_Toc230679524" w:history="1">
+      <w:hyperlink w:anchor="_Toc231285050" w:history="1">
         <w:r>
           <w:rPr>
             <w:rStyle w:val="Hyperlink"/>
@@ -532,7 +532,7 @@
           <w:rPr>
             <w:webHidden/>
           </w:rPr>
-          <w:instrText xml:space="preserve"> PAGEREF _Toc230679524 \h </w:instrText>
+          <w:instrText xml:space="preserve"> PAGEREF _Toc231285050 \h </w:instrText>
         </w:r>
         <w:r>
           <w:rPr>
@@ -570,7 +570,7 @@
           <w:lang w:eastAsia="en-US"/>
         </w:rPr>
       </w:pPr>
-      <w:hyperlink w:anchor="_Toc230679525" w:history="1">
+      <w:hyperlink w:anchor="_Toc231285051" w:history="1">
         <w:r>
           <w:rPr>
             <w:rStyle w:val="Hyperlink"/>
@@ -593,7 +593,7 @@
           <w:rPr>
             <w:webHidden/>
           </w:rPr>
-          <w:instrText xml:space="preserve"> PAGEREF _Toc230679525 \h </w:instrText>
+          <w:instrText xml:space="preserve"> PAGEREF _Toc231285051 \h </w:instrText>
         </w:r>
         <w:r>
           <w:rPr>
@@ -630,7 +630,7 @@
         <w:pStyle w:val="Heading1"/>
       </w:pPr>
       <w:bookmarkStart w:id="0" w:name="_Toc228630159"/>
-      <w:bookmarkStart w:id="1" w:name="_Toc230679518"/>
+      <w:bookmarkStart w:id="1" w:name="_Toc231285044"/>
       <w:r>
         <w:t>Overview</w:t>
       </w:r>
@@ -784,10 +784,70 @@
     </w:p>
     <w:p>
       <w:pPr>
+        <w:pStyle w:val="Body-Text"/>
+      </w:pPr>
+      <w:bookmarkStart w:id="2" w:name="_Toc228630160"/>
+      <w:r>
+        <w:t xml:space="preserve">These tools are intended to help you estimate various tax values. Since each tool estimates a different value, the inputs can be kept fairly simple, which also helps you understand </w:t>
+      </w:r>
+      <w:r>
+        <w:t>what information is used to m</w:t>
+      </w:r>
+      <w:r>
+        <w:t>ake the calculation.</w:t>
+      </w:r>
+    </w:p>
+    <w:p>
+      <w:pPr>
+        <w:pStyle w:val="Body-Text"/>
+      </w:pPr>
+      <w:r>
+        <w:t>You can enter as much or as little information as you want. Of course, the more information you enter and the more accurate it is, the better the calculation will be. A typical way to use these tools is to enter the information as accurately as possible</w:t>
+      </w:r>
+      <w:r>
+        <w:t xml:space="preserve"> (for example, from last year’s taxes)</w:t>
+      </w:r>
+      <w:r>
+        <w:t xml:space="preserve"> and then vary one or more fields to see </w:t>
+      </w:r>
+      <w:r>
+        <w:t>its</w:t>
+      </w:r>
+      <w:r>
+        <w:t xml:space="preserve"> affect on </w:t>
+      </w:r>
+      <w:r>
+        <w:t>the calculation</w:t>
+      </w:r>
+      <w:r>
+        <w:t>.</w:t>
+      </w:r>
+    </w:p>
+    <w:p>
+      <w:pPr>
+        <w:pStyle w:val="Body-Text"/>
+      </w:pPr>
+      <w:r>
+        <w:t>These tools only provide estimates. The tax laws are very complicated and these tools provide a vastly simplified view of the tax laws.</w:t>
+      </w:r>
+      <w:r>
+        <w:t xml:space="preserve"> They try to provide an accurate estimate for common tax situations. Also, i</w:t>
+      </w:r>
+      <w:r>
+        <w:t xml:space="preserve">n general, the only checking that is done is to </w:t>
+      </w:r>
+      <w:r>
+        <w:t>constrain the input values to valid ranges.</w:t>
+      </w:r>
+      <w:r>
+        <w:t xml:space="preserve"> If you enter a value that is not allowed in your situation, the calculation will show the result as if the value were allowed.</w:t>
+      </w:r>
+    </w:p>
+    <w:p>
+      <w:pPr>
         <w:pStyle w:val="Heading1"/>
       </w:pPr>
-      <w:bookmarkStart w:id="2" w:name="_Toc228630160"/>
-      <w:bookmarkStart w:id="3" w:name="_Toc230679519"/>
+      <w:bookmarkStart w:id="3" w:name="_Toc231285045"/>
       <w:r>
         <w:t>Interface</w:t>
       </w:r>
@@ -807,14 +867,36 @@
         <w:pStyle w:val="Body-Text"/>
       </w:pPr>
       <w:r>
-        <w:t>There is a lot of shared code between the tools, which gives them a similar appearance and behavior. For example, green fields are for input in all the tools, and blue fields display the values that are calculated by the tools. The tools are intended to be used in a browser (e.g., not on a phone). The display of each tool is restricted to 7.5 inches to make it easier to print the pages.</w:t>
+        <w:t xml:space="preserve">There is a lot of shared code between the tools, which gives them a similar appearance and behavior. For example, </w:t>
+      </w:r>
+      <w:r>
+        <w:t xml:space="preserve">input fields are always </w:t>
+      </w:r>
+      <w:r>
+        <w:t xml:space="preserve">green, and fields </w:t>
+      </w:r>
+      <w:r>
+        <w:t xml:space="preserve">that </w:t>
+      </w:r>
+      <w:r>
+        <w:t>display the values that are calculated by the tools</w:t>
+      </w:r>
+      <w:r>
+        <w:t xml:space="preserve"> are </w:t>
+      </w:r>
+      <w:r>
+        <w:lastRenderedPageBreak/>
+        <w:t>always blue</w:t>
+      </w:r>
+      <w:r>
+        <w:t>. The tools are intended to be used in a browser (e.g., not on a phone). The display of each tool is restricted to 7.5 inches to make it easier to print the pages.</w:t>
       </w:r>
     </w:p>
     <w:p>
       <w:pPr>
         <w:pStyle w:val="Heading2"/>
       </w:pPr>
-      <w:bookmarkStart w:id="4" w:name="_Toc230679520"/>
+      <w:bookmarkStart w:id="4" w:name="_Toc231285046"/>
       <w:r>
         <w:t>Tooltips</w:t>
       </w:r>
@@ -825,7 +907,7 @@
         <w:pStyle w:val="Body-Text"/>
       </w:pPr>
       <w:r>
-        <w:t>Most</w:t>
+        <w:t>Several</w:t>
       </w:r>
       <w:r>
         <w:t xml:space="preserve"> of the tools provide tooltips. These are small popup displays that show up when you move the mouse over one of the fields. They provide a short explanation of the purpose of the fields. When available, tooltips are provided for input fields to help you enter the correct information and for output fields to explain what the information means.</w:t>
@@ -835,9 +917,8 @@
       <w:pPr>
         <w:pStyle w:val="Heading2"/>
       </w:pPr>
-      <w:bookmarkStart w:id="5" w:name="_Toc230679521"/>
-      <w:r>
-        <w:lastRenderedPageBreak/>
+      <w:bookmarkStart w:id="5" w:name="_Toc231285047"/>
+      <w:r>
         <w:t xml:space="preserve">Numeric </w:t>
       </w:r>
       <w:r>
@@ -915,7 +996,7 @@
       <w:pPr>
         <w:pStyle w:val="Heading2"/>
       </w:pPr>
-      <w:bookmarkStart w:id="6" w:name="_Toc230679522"/>
+      <w:bookmarkStart w:id="6" w:name="_Toc231285048"/>
       <w:r>
         <w:t xml:space="preserve">Debugging </w:t>
       </w:r>
@@ -991,13 +1072,13 @@
       <w:pPr>
         <w:pStyle w:val="Heading1"/>
       </w:pPr>
-      <w:bookmarkStart w:id="7" w:name="_Toc228630161"/>
-      <w:bookmarkStart w:id="8" w:name="_Toc228630163"/>
-      <w:bookmarkStart w:id="9" w:name="_Toc230679523"/>
+      <w:bookmarkStart w:id="7" w:name="_Toc228630163"/>
+      <w:bookmarkStart w:id="8" w:name="_Toc228630161"/>
+      <w:bookmarkStart w:id="9" w:name="_Toc231285049"/>
       <w:r>
         <w:t>Version Numbers</w:t>
       </w:r>
-      <w:bookmarkEnd w:id="8"/>
+      <w:bookmarkEnd w:id="7"/>
       <w:bookmarkEnd w:id="9"/>
     </w:p>
     <w:p>
@@ -1109,6 +1190,7 @@
         </w:numPr>
       </w:pPr>
       <w:r>
+        <w:lastRenderedPageBreak/>
         <w:t>The first part of the version number is incremented each tax year.</w:t>
       </w:r>
     </w:p>
@@ -1197,15 +1279,14 @@
       <w:pPr>
         <w:pStyle w:val="Heading1"/>
       </w:pPr>
-      <w:bookmarkStart w:id="10" w:name="_Toc230679524"/>
-      <w:r>
-        <w:lastRenderedPageBreak/>
+      <w:bookmarkStart w:id="10" w:name="_Toc231285050"/>
+      <w:r>
         <w:t xml:space="preserve">Changes I'm Thinking </w:t>
       </w:r>
       <w:r>
         <w:t>About</w:t>
       </w:r>
-      <w:bookmarkEnd w:id="7"/>
+      <w:bookmarkEnd w:id="8"/>
       <w:bookmarkEnd w:id="10"/>
     </w:p>
     <w:p>
@@ -1253,7 +1334,13 @@
         <w:pStyle w:val="List-Bullet025"/>
       </w:pPr>
       <w:r>
-        <w:t>Add checks to fields that have known limits so the input values do not exceed those limits.</w:t>
+        <w:t xml:space="preserve">Add </w:t>
+      </w:r>
+      <w:r>
+        <w:t xml:space="preserve">more </w:t>
+      </w:r>
+      <w:r>
+        <w:t>checks to fields that have known limits so the input values do not exceed those limits.</w:t>
       </w:r>
     </w:p>
     <w:p>
@@ -1293,7 +1380,7 @@
         <w:pStyle w:val="Heading1"/>
       </w:pPr>
       <w:bookmarkStart w:id="11" w:name="_Toc228630162"/>
-      <w:bookmarkStart w:id="12" w:name="_Toc230679525"/>
+      <w:bookmarkStart w:id="12" w:name="_Toc231285051"/>
       <w:r>
         <w:t>Feedback</w:t>
       </w:r>
@@ -3554,7 +3641,7 @@
 </file>
 
 <file path=customXml/itemProps1.xml><?xml version="1.0" encoding="utf-8"?>
-<ds:datastoreItem xmlns:ds="http://schemas.openxmlformats.org/officeDocument/2006/customXml" ds:itemID="{FCD6790F-5809-481D-96BE-4D90C09714BF}">
+<ds:datastoreItem xmlns:ds="http://schemas.openxmlformats.org/officeDocument/2006/customXml" ds:itemID="{1C7B3A06-B5BF-4C71-827A-9182FE5B4CF7}">
   <ds:schemaRefs>
     <ds:schemaRef ds:uri="http://schemas.openxmlformats.org/officeDocument/2006/bibliography"/>
   </ds:schemaRefs>

--- a/Documentation/AboutTaxTools.docx
+++ b/Documentation/AboutTaxTools.docx
@@ -39,7 +39,7 @@
           <w:rPr>
             <w:noProof/>
           </w:rPr>
-          <w:t>June 2, 2026</w:t>
+          <w:t>June 3, 2026</w:t>
         </w:r>
       </w:fldSimple>
     </w:p>
@@ -55,587 +55,6 @@
       <w:r>
         <w:t>About TaxTools</w:t>
       </w:r>
-    </w:p>
-    <w:p>
-      <w:pPr>
-        <w:rPr>
-          <w:b/>
-          <w:color w:val="365F91" w:themeColor="accent1" w:themeShade="BF"/>
-          <w:sz w:val="32"/>
-          <w:szCs w:val="32"/>
-        </w:rPr>
-      </w:pPr>
-      <w:r>
-        <w:rPr>
-          <w:b/>
-          <w:color w:val="365F91" w:themeColor="accent1" w:themeShade="BF"/>
-          <w:sz w:val="32"/>
-          <w:szCs w:val="32"/>
-        </w:rPr>
-        <w:t>Table of Contents</w:t>
-      </w:r>
-    </w:p>
-    <w:p>
-      <w:pPr>
-        <w:pStyle w:val="TOC1"/>
-        <w:rPr>
-          <w:rFonts w:asciiTheme="minorHAnsi" w:eastAsiaTheme="minorEastAsia" w:hAnsiTheme="minorHAnsi" w:cstheme="minorBidi"/>
-          <w:b w:val="0"/>
-          <w:sz w:val="22"/>
-          <w:szCs w:val="22"/>
-          <w:lang w:eastAsia="en-US"/>
-        </w:rPr>
-      </w:pPr>
-      <w:r>
-        <w:rPr>
-          <w:rStyle w:val="Hyperlink"/>
-          <w:rFonts w:eastAsia="Times New Roman"/>
-          <w:color w:val="0000FF"/>
-          <w:szCs w:val="24"/>
-          <w:u w:val="none"/>
-          <w:lang w:eastAsia="en-US"/>
-        </w:rPr>
-        <w:fldChar w:fldCharType="begin"/>
-      </w:r>
-      <w:r>
-        <w:rPr>
-          <w:rStyle w:val="Hyperlink"/>
-          <w:rFonts w:eastAsia="Times New Roman"/>
-          <w:color w:val="0000FF"/>
-          <w:szCs w:val="24"/>
-          <w:u w:val="none"/>
-          <w:lang w:eastAsia="en-US"/>
-        </w:rPr>
-        <w:instrText xml:space="preserve"> TOC \o "1-2" \h \z \u </w:instrText>
-      </w:r>
-      <w:r>
-        <w:rPr>
-          <w:rStyle w:val="Hyperlink"/>
-          <w:rFonts w:eastAsia="Times New Roman"/>
-          <w:color w:val="0000FF"/>
-          <w:szCs w:val="24"/>
-          <w:u w:val="none"/>
-          <w:lang w:eastAsia="en-US"/>
-        </w:rPr>
-        <w:fldChar w:fldCharType="separate"/>
-      </w:r>
-      <w:hyperlink w:anchor="_Toc231285044" w:history="1">
-        <w:r>
-          <w:rPr>
-            <w:rStyle w:val="Hyperlink"/>
-          </w:rPr>
-          <w:t>Overview</w:t>
-        </w:r>
-        <w:r>
-          <w:rPr>
-            <w:webHidden/>
-          </w:rPr>
-          <w:tab/>
-        </w:r>
-        <w:r>
-          <w:rPr>
-            <w:webHidden/>
-          </w:rPr>
-          <w:fldChar w:fldCharType="begin"/>
-        </w:r>
-        <w:r>
-          <w:rPr>
-            <w:webHidden/>
-          </w:rPr>
-          <w:instrText xml:space="preserve"> PAGEREF _Toc231285044 \h </w:instrText>
-        </w:r>
-        <w:r>
-          <w:rPr>
-            <w:webHidden/>
-          </w:rPr>
-        </w:r>
-        <w:r>
-          <w:rPr>
-            <w:webHidden/>
-          </w:rPr>
-          <w:fldChar w:fldCharType="separate"/>
-        </w:r>
-        <w:r>
-          <w:rPr>
-            <w:webHidden/>
-          </w:rPr>
-          <w:t>1</w:t>
-        </w:r>
-        <w:r>
-          <w:rPr>
-            <w:webHidden/>
-          </w:rPr>
-          <w:fldChar w:fldCharType="end"/>
-        </w:r>
-      </w:hyperlink>
-    </w:p>
-    <w:p>
-      <w:pPr>
-        <w:pStyle w:val="TOC1"/>
-        <w:rPr>
-          <w:rFonts w:asciiTheme="minorHAnsi" w:eastAsiaTheme="minorEastAsia" w:hAnsiTheme="minorHAnsi" w:cstheme="minorBidi"/>
-          <w:b w:val="0"/>
-          <w:sz w:val="22"/>
-          <w:szCs w:val="22"/>
-          <w:lang w:eastAsia="en-US"/>
-        </w:rPr>
-      </w:pPr>
-      <w:hyperlink w:anchor="_Toc231285045" w:history="1">
-        <w:r>
-          <w:rPr>
-            <w:rStyle w:val="Hyperlink"/>
-          </w:rPr>
-          <w:t>Interface</w:t>
-        </w:r>
-        <w:r>
-          <w:rPr>
-            <w:webHidden/>
-          </w:rPr>
-          <w:tab/>
-        </w:r>
-        <w:r>
-          <w:rPr>
-            <w:webHidden/>
-          </w:rPr>
-          <w:fldChar w:fldCharType="begin"/>
-        </w:r>
-        <w:r>
-          <w:rPr>
-            <w:webHidden/>
-          </w:rPr>
-          <w:instrText xml:space="preserve"> PAGEREF _Toc231285045 \h </w:instrText>
-        </w:r>
-        <w:r>
-          <w:rPr>
-            <w:webHidden/>
-          </w:rPr>
-        </w:r>
-        <w:r>
-          <w:rPr>
-            <w:webHidden/>
-          </w:rPr>
-          <w:fldChar w:fldCharType="separate"/>
-        </w:r>
-        <w:r>
-          <w:rPr>
-            <w:webHidden/>
-          </w:rPr>
-          <w:t>1</w:t>
-        </w:r>
-        <w:r>
-          <w:rPr>
-            <w:webHidden/>
-          </w:rPr>
-          <w:fldChar w:fldCharType="end"/>
-        </w:r>
-      </w:hyperlink>
-    </w:p>
-    <w:p>
-      <w:pPr>
-        <w:pStyle w:val="TOC2"/>
-        <w:rPr>
-          <w:rFonts w:asciiTheme="minorHAnsi" w:eastAsiaTheme="minorEastAsia" w:hAnsiTheme="minorHAnsi" w:cstheme="minorBidi"/>
-          <w:noProof/>
-          <w:sz w:val="22"/>
-          <w:szCs w:val="22"/>
-          <w:lang w:eastAsia="en-US"/>
-        </w:rPr>
-      </w:pPr>
-      <w:hyperlink w:anchor="_Toc231285046" w:history="1">
-        <w:r>
-          <w:rPr>
-            <w:rStyle w:val="Hyperlink"/>
-            <w:noProof/>
-          </w:rPr>
-          <w:t>Tooltips</w:t>
-        </w:r>
-        <w:r>
-          <w:rPr>
-            <w:noProof/>
-            <w:webHidden/>
-          </w:rPr>
-          <w:tab/>
-        </w:r>
-        <w:r>
-          <w:rPr>
-            <w:noProof/>
-            <w:webHidden/>
-          </w:rPr>
-          <w:fldChar w:fldCharType="begin"/>
-        </w:r>
-        <w:r>
-          <w:rPr>
-            <w:noProof/>
-            <w:webHidden/>
-          </w:rPr>
-          <w:instrText xml:space="preserve"> PAGEREF _Toc231285046 \h </w:instrText>
-        </w:r>
-        <w:r>
-          <w:rPr>
-            <w:noProof/>
-            <w:webHidden/>
-          </w:rPr>
-        </w:r>
-        <w:r>
-          <w:rPr>
-            <w:noProof/>
-            <w:webHidden/>
-          </w:rPr>
-          <w:fldChar w:fldCharType="separate"/>
-        </w:r>
-        <w:r>
-          <w:rPr>
-            <w:noProof/>
-            <w:webHidden/>
-          </w:rPr>
-          <w:t>2</w:t>
-        </w:r>
-        <w:r>
-          <w:rPr>
-            <w:noProof/>
-            <w:webHidden/>
-          </w:rPr>
-          <w:fldChar w:fldCharType="end"/>
-        </w:r>
-      </w:hyperlink>
-    </w:p>
-    <w:p>
-      <w:pPr>
-        <w:pStyle w:val="TOC2"/>
-        <w:rPr>
-          <w:rFonts w:asciiTheme="minorHAnsi" w:eastAsiaTheme="minorEastAsia" w:hAnsiTheme="minorHAnsi" w:cstheme="minorBidi"/>
-          <w:noProof/>
-          <w:sz w:val="22"/>
-          <w:szCs w:val="22"/>
-          <w:lang w:eastAsia="en-US"/>
-        </w:rPr>
-      </w:pPr>
-      <w:hyperlink w:anchor="_Toc231285047" w:history="1">
-        <w:r>
-          <w:rPr>
-            <w:rStyle w:val="Hyperlink"/>
-            <w:noProof/>
-          </w:rPr>
-          <w:t>Numeric Input</w:t>
-        </w:r>
-        <w:r>
-          <w:rPr>
-            <w:noProof/>
-            <w:webHidden/>
-          </w:rPr>
-          <w:tab/>
-        </w:r>
-        <w:r>
-          <w:rPr>
-            <w:noProof/>
-            <w:webHidden/>
-          </w:rPr>
-          <w:fldChar w:fldCharType="begin"/>
-        </w:r>
-        <w:r>
-          <w:rPr>
-            <w:noProof/>
-            <w:webHidden/>
-          </w:rPr>
-          <w:instrText xml:space="preserve"> PAGEREF _Toc231285047 \h </w:instrText>
-        </w:r>
-        <w:r>
-          <w:rPr>
-            <w:noProof/>
-            <w:webHidden/>
-          </w:rPr>
-        </w:r>
-        <w:r>
-          <w:rPr>
-            <w:noProof/>
-            <w:webHidden/>
-          </w:rPr>
-          <w:fldChar w:fldCharType="separate"/>
-        </w:r>
-        <w:r>
-          <w:rPr>
-            <w:noProof/>
-            <w:webHidden/>
-          </w:rPr>
-          <w:t>2</w:t>
-        </w:r>
-        <w:r>
-          <w:rPr>
-            <w:noProof/>
-            <w:webHidden/>
-          </w:rPr>
-          <w:fldChar w:fldCharType="end"/>
-        </w:r>
-      </w:hyperlink>
-    </w:p>
-    <w:p>
-      <w:pPr>
-        <w:pStyle w:val="TOC2"/>
-        <w:rPr>
-          <w:rFonts w:asciiTheme="minorHAnsi" w:eastAsiaTheme="minorEastAsia" w:hAnsiTheme="minorHAnsi" w:cstheme="minorBidi"/>
-          <w:noProof/>
-          <w:sz w:val="22"/>
-          <w:szCs w:val="22"/>
-          <w:lang w:eastAsia="en-US"/>
-        </w:rPr>
-      </w:pPr>
-      <w:hyperlink w:anchor="_Toc231285048" w:history="1">
-        <w:r>
-          <w:rPr>
-            <w:rStyle w:val="Hyperlink"/>
-            <w:noProof/>
-          </w:rPr>
-          <w:t>Debugging Information</w:t>
-        </w:r>
-        <w:r>
-          <w:rPr>
-            <w:noProof/>
-            <w:webHidden/>
-          </w:rPr>
-          <w:tab/>
-        </w:r>
-        <w:r>
-          <w:rPr>
-            <w:noProof/>
-            <w:webHidden/>
-          </w:rPr>
-          <w:fldChar w:fldCharType="begin"/>
-        </w:r>
-        <w:r>
-          <w:rPr>
-            <w:noProof/>
-            <w:webHidden/>
-          </w:rPr>
-          <w:instrText xml:space="preserve"> PAGEREF _Toc231285048 \h </w:instrText>
-        </w:r>
-        <w:r>
-          <w:rPr>
-            <w:noProof/>
-            <w:webHidden/>
-          </w:rPr>
-        </w:r>
-        <w:r>
-          <w:rPr>
-            <w:noProof/>
-            <w:webHidden/>
-          </w:rPr>
-          <w:fldChar w:fldCharType="separate"/>
-        </w:r>
-        <w:r>
-          <w:rPr>
-            <w:noProof/>
-            <w:webHidden/>
-          </w:rPr>
-          <w:t>2</w:t>
-        </w:r>
-        <w:r>
-          <w:rPr>
-            <w:noProof/>
-            <w:webHidden/>
-          </w:rPr>
-          <w:fldChar w:fldCharType="end"/>
-        </w:r>
-      </w:hyperlink>
-    </w:p>
-    <w:p>
-      <w:pPr>
-        <w:pStyle w:val="TOC1"/>
-        <w:rPr>
-          <w:rFonts w:asciiTheme="minorHAnsi" w:eastAsiaTheme="minorEastAsia" w:hAnsiTheme="minorHAnsi" w:cstheme="minorBidi"/>
-          <w:b w:val="0"/>
-          <w:sz w:val="22"/>
-          <w:szCs w:val="22"/>
-          <w:lang w:eastAsia="en-US"/>
-        </w:rPr>
-      </w:pPr>
-      <w:hyperlink w:anchor="_Toc231285049" w:history="1">
-        <w:r>
-          <w:rPr>
-            <w:rStyle w:val="Hyperlink"/>
-          </w:rPr>
-          <w:t>Version Numbers</w:t>
-        </w:r>
-        <w:r>
-          <w:rPr>
-            <w:webHidden/>
-          </w:rPr>
-          <w:tab/>
-        </w:r>
-        <w:r>
-          <w:rPr>
-            <w:webHidden/>
-          </w:rPr>
-          <w:fldChar w:fldCharType="begin"/>
-        </w:r>
-        <w:r>
-          <w:rPr>
-            <w:webHidden/>
-          </w:rPr>
-          <w:instrText xml:space="preserve"> PAGEREF _Toc231285049 \h </w:instrText>
-        </w:r>
-        <w:r>
-          <w:rPr>
-            <w:webHidden/>
-          </w:rPr>
-        </w:r>
-        <w:r>
-          <w:rPr>
-            <w:webHidden/>
-          </w:rPr>
-          <w:fldChar w:fldCharType="separate"/>
-        </w:r>
-        <w:r>
-          <w:rPr>
-            <w:webHidden/>
-          </w:rPr>
-          <w:t>2</w:t>
-        </w:r>
-        <w:r>
-          <w:rPr>
-            <w:webHidden/>
-          </w:rPr>
-          <w:fldChar w:fldCharType="end"/>
-        </w:r>
-      </w:hyperlink>
-    </w:p>
-    <w:p>
-      <w:pPr>
-        <w:pStyle w:val="TOC1"/>
-        <w:rPr>
-          <w:rFonts w:asciiTheme="minorHAnsi" w:eastAsiaTheme="minorEastAsia" w:hAnsiTheme="minorHAnsi" w:cstheme="minorBidi"/>
-          <w:b w:val="0"/>
-          <w:sz w:val="22"/>
-          <w:szCs w:val="22"/>
-          <w:lang w:eastAsia="en-US"/>
-        </w:rPr>
-      </w:pPr>
-      <w:hyperlink w:anchor="_Toc231285050" w:history="1">
-        <w:r>
-          <w:rPr>
-            <w:rStyle w:val="Hyperlink"/>
-          </w:rPr>
-          <w:t>Changes I'm Thinking About</w:t>
-        </w:r>
-        <w:r>
-          <w:rPr>
-            <w:webHidden/>
-          </w:rPr>
-          <w:tab/>
-        </w:r>
-        <w:r>
-          <w:rPr>
-            <w:webHidden/>
-          </w:rPr>
-          <w:fldChar w:fldCharType="begin"/>
-        </w:r>
-        <w:r>
-          <w:rPr>
-            <w:webHidden/>
-          </w:rPr>
-          <w:instrText xml:space="preserve"> PAGEREF _Toc231285050 \h </w:instrText>
-        </w:r>
-        <w:r>
-          <w:rPr>
-            <w:webHidden/>
-          </w:rPr>
-        </w:r>
-        <w:r>
-          <w:rPr>
-            <w:webHidden/>
-          </w:rPr>
-          <w:fldChar w:fldCharType="separate"/>
-        </w:r>
-        <w:r>
-          <w:rPr>
-            <w:webHidden/>
-          </w:rPr>
-          <w:t>3</w:t>
-        </w:r>
-        <w:r>
-          <w:rPr>
-            <w:webHidden/>
-          </w:rPr>
-          <w:fldChar w:fldCharType="end"/>
-        </w:r>
-      </w:hyperlink>
-    </w:p>
-    <w:p>
-      <w:pPr>
-        <w:pStyle w:val="TOC1"/>
-        <w:rPr>
-          <w:rFonts w:asciiTheme="minorHAnsi" w:eastAsiaTheme="minorEastAsia" w:hAnsiTheme="minorHAnsi" w:cstheme="minorBidi"/>
-          <w:b w:val="0"/>
-          <w:sz w:val="22"/>
-          <w:szCs w:val="22"/>
-          <w:lang w:eastAsia="en-US"/>
-        </w:rPr>
-      </w:pPr>
-      <w:hyperlink w:anchor="_Toc231285051" w:history="1">
-        <w:r>
-          <w:rPr>
-            <w:rStyle w:val="Hyperlink"/>
-          </w:rPr>
-          <w:t>Feedback</w:t>
-        </w:r>
-        <w:r>
-          <w:rPr>
-            <w:webHidden/>
-          </w:rPr>
-          <w:tab/>
-        </w:r>
-        <w:r>
-          <w:rPr>
-            <w:webHidden/>
-          </w:rPr>
-          <w:fldChar w:fldCharType="begin"/>
-        </w:r>
-        <w:r>
-          <w:rPr>
-            <w:webHidden/>
-          </w:rPr>
-          <w:instrText xml:space="preserve"> PAGEREF _Toc231285051 \h </w:instrText>
-        </w:r>
-        <w:r>
-          <w:rPr>
-            <w:webHidden/>
-          </w:rPr>
-        </w:r>
-        <w:r>
-          <w:rPr>
-            <w:webHidden/>
-          </w:rPr>
-          <w:fldChar w:fldCharType="separate"/>
-        </w:r>
-        <w:r>
-          <w:rPr>
-            <w:webHidden/>
-          </w:rPr>
-          <w:t>3</w:t>
-        </w:r>
-        <w:r>
-          <w:rPr>
-            <w:webHidden/>
-          </w:rPr>
-          <w:fldChar w:fldCharType="end"/>
-        </w:r>
-      </w:hyperlink>
-    </w:p>
-    <w:p>
-      <w:r>
-        <w:fldChar w:fldCharType="end"/>
-      </w:r>
-    </w:p>
-    <w:p>
-      <w:pPr>
-        <w:pStyle w:val="Heading1"/>
-      </w:pPr>
-      <w:bookmarkStart w:id="0" w:name="_Toc228630159"/>
-      <w:bookmarkStart w:id="1" w:name="_Toc231285044"/>
-      <w:r>
-        <w:t>Overview</w:t>
-      </w:r>
-      <w:bookmarkEnd w:id="0"/>
-      <w:bookmarkEnd w:id="1"/>
     </w:p>
     <w:p>
       <w:pPr>
@@ -786,9 +205,21 @@
       <w:pPr>
         <w:pStyle w:val="Body-Text"/>
       </w:pPr>
-      <w:bookmarkStart w:id="2" w:name="_Toc228630160"/>
-      <w:r>
-        <w:t xml:space="preserve">These tools are intended to help you estimate various tax values. Since each tool estimates a different value, the inputs can be kept fairly simple, which also helps you understand </w:t>
+      <w:bookmarkStart w:id="0" w:name="_Toc228630160"/>
+      <w:r>
+        <w:t xml:space="preserve">These tools are intended to help you estimate various tax values. Since each tool estimates a </w:t>
+      </w:r>
+      <w:r>
+        <w:t>specific</w:t>
+      </w:r>
+      <w:r>
+        <w:t xml:space="preserve"> value</w:t>
+      </w:r>
+      <w:r>
+        <w:t xml:space="preserve"> or a small set of values</w:t>
+      </w:r>
+      <w:r>
+        <w:t xml:space="preserve">, the inputs can be kept fairly simple, which also helps you understand </w:t>
       </w:r>
       <w:r>
         <w:t>what information is used to m</w:t>
@@ -802,19 +233,37 @@
         <w:pStyle w:val="Body-Text"/>
       </w:pPr>
       <w:r>
-        <w:t>You can enter as much or as little information as you want. Of course, the more information you enter and the more accurate it is, the better the calculation will be. A typical way to use these tools is to enter the information as accurately as possible</w:t>
-      </w:r>
-      <w:r>
-        <w:t xml:space="preserve"> (for example, from last year’s taxes)</w:t>
+        <w:t>You can enter as much or as little information as you want. Of course, the more information you enter an</w:t>
+      </w:r>
+      <w:r>
+        <w:t xml:space="preserve">d the more accurate it is, the more accurate </w:t>
+      </w:r>
+      <w:r>
+        <w:t>the calculation will be. A typical way to use these tools is to enter the information as accurately as possible</w:t>
+      </w:r>
+      <w:r>
+        <w:t xml:space="preserve"> (for example, from last year’s </w:t>
+      </w:r>
+      <w:r>
+        <w:t>tax return</w:t>
+      </w:r>
+      <w:r>
+        <w:t>)</w:t>
       </w:r>
       <w:r>
         <w:t xml:space="preserve"> and then vary one or more fields to see </w:t>
       </w:r>
       <w:r>
-        <w:t>its</w:t>
-      </w:r>
-      <w:r>
-        <w:t xml:space="preserve"> affect on </w:t>
+        <w:t>how it</w:t>
+      </w:r>
+      <w:r>
+        <w:t xml:space="preserve"> affect</w:t>
+      </w:r>
+      <w:r>
+        <w:t>s</w:t>
+      </w:r>
+      <w:r>
+        <w:t xml:space="preserve"> </w:t>
       </w:r>
       <w:r>
         <w:t>the calculation</w:t>
@@ -847,11 +296,79 @@
       <w:pPr>
         <w:pStyle w:val="Heading1"/>
       </w:pPr>
-      <w:bookmarkStart w:id="3" w:name="_Toc231285045"/>
+      <w:bookmarkStart w:id="1" w:name="_Toc231285045"/>
       <w:r>
         <w:t>Interface</w:t>
       </w:r>
+      <w:bookmarkEnd w:id="0"/>
+      <w:bookmarkEnd w:id="1"/>
+    </w:p>
+    <w:p>
+      <w:pPr>
+        <w:pStyle w:val="Body-Text"/>
+      </w:pPr>
+      <w:r>
+        <w:t>Each tool contains a brief description of its purpose and how to use it. The more complicated tools have a link to a separate page with more detailed information about the tool.</w:t>
+      </w:r>
+    </w:p>
+    <w:p>
+      <w:pPr>
+        <w:pStyle w:val="Body-Text"/>
+      </w:pPr>
+      <w:r>
+        <w:t xml:space="preserve">There is a lot of shared code between the tools, which gives them a similar appearance and behavior. For example, </w:t>
+      </w:r>
+      <w:r>
+        <w:t xml:space="preserve">input fields are always </w:t>
+      </w:r>
+      <w:r>
+        <w:t xml:space="preserve">green, and fields </w:t>
+      </w:r>
+      <w:r>
+        <w:t xml:space="preserve">that </w:t>
+      </w:r>
+      <w:r>
+        <w:t>display the values that are calculated by the tools</w:t>
+      </w:r>
+      <w:r>
+        <w:t xml:space="preserve"> are always blue</w:t>
+      </w:r>
+      <w:r>
+        <w:t>. The tools are intended to be used in a browser (e.g., not on a phone). The display of each tool is restricted to 7.5 inches to make it easier to print the pages.</w:t>
+      </w:r>
+    </w:p>
+    <w:p>
+      <w:pPr>
+        <w:pStyle w:val="Heading2"/>
+      </w:pPr>
+      <w:bookmarkStart w:id="2" w:name="_Toc231285046"/>
+      <w:r>
+        <w:t>Tooltips</w:t>
+      </w:r>
       <w:bookmarkEnd w:id="2"/>
+    </w:p>
+    <w:p>
+      <w:pPr>
+        <w:pStyle w:val="Body-Text"/>
+      </w:pPr>
+      <w:r>
+        <w:t>Several</w:t>
+      </w:r>
+      <w:r>
+        <w:t xml:space="preserve"> of the tools provide tooltips. These are small popup displays that show up when you move the mouse over one of the fields. They provide a short explanation of the purpose of the fields. When available, tooltips are provided for input fields to help you enter the correct information and for output fields to explain what the information means.</w:t>
+      </w:r>
+    </w:p>
+    <w:p>
+      <w:pPr>
+        <w:pStyle w:val="Heading2"/>
+      </w:pPr>
+      <w:bookmarkStart w:id="3" w:name="_Toc231285047"/>
+      <w:r>
+        <w:t xml:space="preserve">Numeric </w:t>
+      </w:r>
+      <w:r>
+        <w:t>Input</w:t>
+      </w:r>
       <w:bookmarkEnd w:id="3"/>
     </w:p>
     <w:p>
@@ -859,227 +376,159 @@
         <w:pStyle w:val="Body-Text"/>
       </w:pPr>
       <w:r>
-        <w:t>Each tool contains a brief description of its purpose and how to use it. The more complicated tools have a link to a separate page with more detailed information about the tool.</w:t>
-      </w:r>
+        <w:t>For any input field where a numeric value is expected, dollar signs</w:t>
+      </w:r>
+      <w:r>
+        <w:t xml:space="preserve"> </w:t>
+      </w:r>
+      <w:r>
+        <w:t>($) and commas</w:t>
+      </w:r>
+      <w:r>
+        <w:t xml:space="preserve"> </w:t>
+      </w:r>
+      <w:r>
+        <w:t xml:space="preserve">(,) are ignored. This allows you to enter a number as, for example, "$40,000", "$40000", or "40000". In addition, numeric fields can contain simple arithmetic expressions. For example, you can enter "($40,000 + 4,000) * 0.075" to enter </w:t>
+      </w:r>
+      <w:r>
+        <w:lastRenderedPageBreak/>
+        <w:t xml:space="preserve">7.5% of 44000. All numeric input will be rounded to the nearest whole number. The expression evaluator supports the following </w:t>
+      </w:r>
+      <w:r>
+        <w:t>operators</w:t>
+      </w:r>
+      <w:r>
+        <w:t>:</w:t>
+      </w:r>
+    </w:p>
+    <w:p>
+      <w:pPr>
+        <w:pStyle w:val="List-Bullet-tight025"/>
+      </w:pPr>
+      <w:r>
+        <w:t>Numbers with decimal points</w:t>
+      </w:r>
+    </w:p>
+    <w:p>
+      <w:pPr>
+        <w:pStyle w:val="List-Bullet-tight025"/>
+      </w:pPr>
+      <w:r>
+        <w:t>Operators for addition (+), subtraction (-), multiplication (*), and division (/)</w:t>
+      </w:r>
+    </w:p>
+    <w:p>
+      <w:pPr>
+        <w:pStyle w:val="List-Bullet-tight025"/>
+      </w:pPr>
+      <w:r>
+        <w:t>Unary minus operator (-)</w:t>
+      </w:r>
+    </w:p>
+    <w:p>
+      <w:pPr>
+        <w:pStyle w:val="List-Bullet-tight025"/>
+      </w:pPr>
+      <w:r>
+        <w:t>Parentheses</w:t>
+      </w:r>
+    </w:p>
+    <w:p>
+      <w:pPr>
+        <w:pStyle w:val="List-Bullet-tight025"/>
+      </w:pPr>
+      <w:r>
+        <w:t>Operator precedence for parentheses, unary minus, and for doing multiplication and division before addition and subtraction.</w:t>
+      </w:r>
+    </w:p>
+    <w:p>
+      <w:pPr>
+        <w:pStyle w:val="Heading2"/>
+      </w:pPr>
+      <w:bookmarkStart w:id="4" w:name="_Toc231285048"/>
+      <w:r>
+        <w:t xml:space="preserve">Debugging </w:t>
+      </w:r>
+      <w:r>
+        <w:t>Information</w:t>
+      </w:r>
+      <w:bookmarkEnd w:id="4"/>
     </w:p>
     <w:p>
       <w:pPr>
         <w:pStyle w:val="Body-Text"/>
       </w:pPr>
       <w:r>
-        <w:t xml:space="preserve">There is a lot of shared code between the tools, which gives them a similar appearance and behavior. For example, </w:t>
-      </w:r>
-      <w:r>
-        <w:t xml:space="preserve">input fields are always </w:t>
-      </w:r>
-      <w:r>
-        <w:t xml:space="preserve">green, and fields </w:t>
-      </w:r>
-      <w:r>
-        <w:t xml:space="preserve">that </w:t>
-      </w:r>
-      <w:r>
-        <w:t>display the values that are calculated by the tools</w:t>
-      </w:r>
-      <w:r>
-        <w:t xml:space="preserve"> are </w:t>
-      </w:r>
-      <w:r>
-        <w:lastRenderedPageBreak/>
-        <w:t>always blue</w:t>
-      </w:r>
-      <w:r>
-        <w:t>. The tools are intended to be used in a browser (e.g., not on a phone). The display of each tool is restricted to 7.5 inches to make it easier to print the pages.</w:t>
-      </w:r>
-    </w:p>
-    <w:p>
-      <w:pPr>
-        <w:pStyle w:val="Heading2"/>
-      </w:pPr>
-      <w:bookmarkStart w:id="4" w:name="_Toc231285046"/>
-      <w:r>
-        <w:t>Tooltips</w:t>
-      </w:r>
-      <w:bookmarkEnd w:id="4"/>
-    </w:p>
-    <w:p>
-      <w:pPr>
-        <w:pStyle w:val="Body-Text"/>
-      </w:pPr>
-      <w:r>
-        <w:t>Several</w:t>
-      </w:r>
-      <w:r>
-        <w:t xml:space="preserve"> of the tools provide tooltips. These are small popup displays that show up when you move the mouse over one of the fields. They provide a short explanation of the purpose of the fields. When available, tooltips are provided for input fields to help you enter the correct information and for output fields to explain what the information means.</w:t>
-      </w:r>
-    </w:p>
-    <w:p>
-      <w:pPr>
-        <w:pStyle w:val="Heading2"/>
-      </w:pPr>
-      <w:bookmarkStart w:id="5" w:name="_Toc231285047"/>
-      <w:r>
-        <w:t xml:space="preserve">Numeric </w:t>
-      </w:r>
-      <w:r>
-        <w:t>Input</w:t>
+        <w:t>Some of the tools can display additional information that shows internal calculations and intermediate results. Enter any of the following keywords in any input field to see this information. The keywords are not case-sensitive and can be entered in any order. Separate the input value and one or more keywords using commas or whitespace.</w:t>
+      </w:r>
+    </w:p>
+    <w:p>
+      <w:pPr>
+        <w:pStyle w:val="List-Bullet-tight025"/>
+      </w:pPr>
+      <w:r>
+        <w:t>Debug - Display intermediate results for the current tool.</w:t>
+      </w:r>
+    </w:p>
+    <w:p>
+      <w:pPr>
+        <w:pStyle w:val="List-Bullet-tight025"/>
+      </w:pPr>
+      <w:proofErr w:type="spellStart"/>
+      <w:r>
+        <w:t>IncTax</w:t>
+      </w:r>
+      <w:proofErr w:type="spellEnd"/>
+      <w:r>
+        <w:t xml:space="preserve"> - Show the worksheet results for the federal income tax calculation.</w:t>
+      </w:r>
+    </w:p>
+    <w:p>
+      <w:pPr>
+        <w:pStyle w:val="List-Bullet-tight025"/>
+      </w:pPr>
+      <w:proofErr w:type="spellStart"/>
+      <w:r>
+        <w:t>SSTax</w:t>
+      </w:r>
+      <w:proofErr w:type="spellEnd"/>
+      <w:r>
+        <w:t xml:space="preserve"> - Show the worksheet results for the amount of Social Security that is taxable calculation.</w:t>
+      </w:r>
+    </w:p>
+    <w:p>
+      <w:pPr>
+        <w:pStyle w:val="List-Bullet-tight025"/>
+      </w:pPr>
+      <w:proofErr w:type="spellStart"/>
+      <w:r>
+        <w:t>SETax</w:t>
+      </w:r>
+      <w:proofErr w:type="spellEnd"/>
+      <w:r>
+        <w:t xml:space="preserve"> - Show the worksheet results for the self-employment tax calculation.</w:t>
+      </w:r>
+    </w:p>
+    <w:p>
+      <w:pPr>
+        <w:pStyle w:val="List-Bullet-tight025"/>
+      </w:pPr>
+      <w:r>
+        <w:t>Trace - Logs function entry and exit to the console log.</w:t>
+      </w:r>
+    </w:p>
+    <w:p>
+      <w:pPr>
+        <w:pStyle w:val="Heading1"/>
+      </w:pPr>
+      <w:bookmarkStart w:id="5" w:name="_Toc228630163"/>
+      <w:bookmarkStart w:id="6" w:name="_Toc231285049"/>
+      <w:bookmarkStart w:id="7" w:name="_Toc228630161"/>
+      <w:r>
+        <w:t>Version Numbers</w:t>
       </w:r>
       <w:bookmarkEnd w:id="5"/>
-    </w:p>
-    <w:p>
-      <w:pPr>
-        <w:pStyle w:val="Body-Text"/>
-      </w:pPr>
-      <w:r>
-        <w:t>For any input field where a numeric value is expected, dollar signs</w:t>
-      </w:r>
-      <w:r>
-        <w:t xml:space="preserve"> </w:t>
-      </w:r>
-      <w:r>
-        <w:t>($) and commas</w:t>
-      </w:r>
-      <w:r>
-        <w:t xml:space="preserve"> </w:t>
-      </w:r>
-      <w:r>
-        <w:t xml:space="preserve">(,) are ignored. This allows you to enter a number as, for example, "$40,000", "$40000", or "40000". In addition, numeric fields can contain simple arithmetic expressions. For example, you can enter "($40,000 + 4,000) * 0.075" to enter 7.5% of 44000. All numeric input will be rounded to the nearest whole number. The expression evaluator supports the following </w:t>
-      </w:r>
-      <w:r>
-        <w:t>operators</w:t>
-      </w:r>
-      <w:r>
-        <w:t>:</w:t>
-      </w:r>
-    </w:p>
-    <w:p>
-      <w:pPr>
-        <w:pStyle w:val="List-Bullet-tight025"/>
-      </w:pPr>
-      <w:r>
-        <w:t>Numbers with decimal points</w:t>
-      </w:r>
-    </w:p>
-    <w:p>
-      <w:pPr>
-        <w:pStyle w:val="List-Bullet-tight025"/>
-      </w:pPr>
-      <w:r>
-        <w:t>Operators for addition (+), subtraction (-), multiplication (*), and division (/)</w:t>
-      </w:r>
-    </w:p>
-    <w:p>
-      <w:pPr>
-        <w:pStyle w:val="List-Bullet-tight025"/>
-      </w:pPr>
-      <w:r>
-        <w:t>Unary minus operator (-)</w:t>
-      </w:r>
-    </w:p>
-    <w:p>
-      <w:pPr>
-        <w:pStyle w:val="List-Bullet-tight025"/>
-      </w:pPr>
-      <w:r>
-        <w:t>Parentheses</w:t>
-      </w:r>
-    </w:p>
-    <w:p>
-      <w:pPr>
-        <w:pStyle w:val="List-Bullet-tight025"/>
-      </w:pPr>
-      <w:r>
-        <w:t>Operator precedence for parentheses, unary minus, and for doing multiplication and division before addition and subtraction.</w:t>
-      </w:r>
-    </w:p>
-    <w:p>
-      <w:pPr>
-        <w:pStyle w:val="Heading2"/>
-      </w:pPr>
-      <w:bookmarkStart w:id="6" w:name="_Toc231285048"/>
-      <w:r>
-        <w:t xml:space="preserve">Debugging </w:t>
-      </w:r>
-      <w:r>
-        <w:t>Information</w:t>
-      </w:r>
       <w:bookmarkEnd w:id="6"/>
-    </w:p>
-    <w:p>
-      <w:pPr>
-        <w:pStyle w:val="Body-Text"/>
-      </w:pPr>
-      <w:r>
-        <w:t>Some of the tools can display additional information that shows internal calculations and intermediate results. Enter any of the following keywords in any input field to see this information. The keywords are not case-sensitive and can be entered in any order. Separate the input value and one or more keywords using commas or whitespace.</w:t>
-      </w:r>
-    </w:p>
-    <w:p>
-      <w:pPr>
-        <w:pStyle w:val="List-Bullet-tight025"/>
-      </w:pPr>
-      <w:r>
-        <w:t>Debug - Display intermediate results for the current tool.</w:t>
-      </w:r>
-    </w:p>
-    <w:p>
-      <w:pPr>
-        <w:pStyle w:val="List-Bullet-tight025"/>
-      </w:pPr>
-      <w:proofErr w:type="spellStart"/>
-      <w:r>
-        <w:t>IncTax</w:t>
-      </w:r>
-      <w:proofErr w:type="spellEnd"/>
-      <w:r>
-        <w:t xml:space="preserve"> - Show the worksheet results for the federal income tax calculation.</w:t>
-      </w:r>
-    </w:p>
-    <w:p>
-      <w:pPr>
-        <w:pStyle w:val="List-Bullet-tight025"/>
-      </w:pPr>
-      <w:proofErr w:type="spellStart"/>
-      <w:r>
-        <w:t>SSTax</w:t>
-      </w:r>
-      <w:proofErr w:type="spellEnd"/>
-      <w:r>
-        <w:t xml:space="preserve"> - Show the worksheet results for the amount of Social Security that is taxable calculation.</w:t>
-      </w:r>
-    </w:p>
-    <w:p>
-      <w:pPr>
-        <w:pStyle w:val="List-Bullet-tight025"/>
-      </w:pPr>
-      <w:proofErr w:type="spellStart"/>
-      <w:r>
-        <w:t>SETax</w:t>
-      </w:r>
-      <w:proofErr w:type="spellEnd"/>
-      <w:r>
-        <w:t xml:space="preserve"> - Show the worksheet results for the self-employment tax calculation.</w:t>
-      </w:r>
-    </w:p>
-    <w:p>
-      <w:pPr>
-        <w:pStyle w:val="List-Bullet-tight025"/>
-      </w:pPr>
-      <w:r>
-        <w:t>Trace - Logs function entry and exit to the console log.</w:t>
-      </w:r>
-    </w:p>
-    <w:p>
-      <w:pPr>
-        <w:pStyle w:val="Heading1"/>
-      </w:pPr>
-      <w:bookmarkStart w:id="7" w:name="_Toc228630163"/>
-      <w:bookmarkStart w:id="8" w:name="_Toc228630161"/>
-      <w:bookmarkStart w:id="9" w:name="_Toc231285049"/>
-      <w:r>
-        <w:t>Version Numbers</w:t>
-      </w:r>
-      <w:bookmarkEnd w:id="7"/>
-      <w:bookmarkEnd w:id="9"/>
     </w:p>
     <w:p>
       <w:pPr>
@@ -1190,7 +639,6 @@
         </w:numPr>
       </w:pPr>
       <w:r>
-        <w:lastRenderedPageBreak/>
         <w:t>The first part of the version number is incremented each tax year.</w:t>
       </w:r>
     </w:p>
@@ -1279,113 +727,114 @@
       <w:pPr>
         <w:pStyle w:val="Heading1"/>
       </w:pPr>
-      <w:bookmarkStart w:id="10" w:name="_Toc231285050"/>
+      <w:bookmarkStart w:id="8" w:name="_Toc231285050"/>
       <w:r>
         <w:t xml:space="preserve">Changes I'm Thinking </w:t>
       </w:r>
       <w:r>
         <w:t>About</w:t>
       </w:r>
+      <w:bookmarkEnd w:id="7"/>
       <w:bookmarkEnd w:id="8"/>
+    </w:p>
+    <w:p>
+      <w:pPr>
+        <w:pStyle w:val="List-Bullet025"/>
+      </w:pPr>
+      <w:r>
+        <w:t>More tools</w:t>
+      </w:r>
+    </w:p>
+    <w:p>
+      <w:pPr>
+        <w:pStyle w:val="List-Bullet-tight050"/>
+      </w:pPr>
+      <w:r>
+        <w:t xml:space="preserve">CTC, EIC, and </w:t>
+      </w:r>
+      <w:proofErr w:type="spellStart"/>
+      <w:r>
+        <w:t>CalEITC</w:t>
+      </w:r>
+      <w:proofErr w:type="spellEnd"/>
+      <w:r>
+        <w:t xml:space="preserve"> Calculators</w:t>
+      </w:r>
+    </w:p>
+    <w:p>
+      <w:pPr>
+        <w:pStyle w:val="List-Bullet-tight050"/>
+      </w:pPr>
+      <w:r>
+        <w:lastRenderedPageBreak/>
+        <w:t>Foreign Tax Credit Calculator</w:t>
+      </w:r>
+    </w:p>
+    <w:p>
+      <w:pPr>
+        <w:pStyle w:val="List-Bullet050"/>
+      </w:pPr>
+      <w:r>
+        <w:t>Currency Exchange Rate Calculator</w:t>
+      </w:r>
+    </w:p>
+    <w:p>
+      <w:pPr>
+        <w:pStyle w:val="List-Bullet025"/>
+      </w:pPr>
+      <w:r>
+        <w:t xml:space="preserve">Add </w:t>
+      </w:r>
+      <w:r>
+        <w:t xml:space="preserve">more </w:t>
+      </w:r>
+      <w:r>
+        <w:t>checks to fields that have known limits so the input values do not exceed those limits.</w:t>
+      </w:r>
+    </w:p>
+    <w:p>
+      <w:pPr>
+        <w:pStyle w:val="List-Bullet025"/>
+      </w:pPr>
+      <w:r>
+        <w:t>If an input field is modified internally, should the input field be updated so the user can see that the corrected value?</w:t>
+      </w:r>
+    </w:p>
+    <w:p>
+      <w:pPr>
+        <w:pStyle w:val="List-Bullet025"/>
+      </w:pPr>
+      <w:r>
+        <w:t>I could merge the small business tax calculation into the estimated tax calculation, but it would calculate values that are currently entered by the user. If more and more fields are calculated then the tool becomes more of a tax program than a tool for estimating the tax from the numbers that you enter. Where should the dividing line be?</w:t>
+      </w:r>
+    </w:p>
+    <w:p>
+      <w:pPr>
+        <w:pStyle w:val="List-Bullet025"/>
+      </w:pPr>
+      <w:r>
+        <w:t xml:space="preserve">Should the tools be implemented as Excel </w:t>
+      </w:r>
+      <w:proofErr w:type="gramStart"/>
+      <w:r>
+        <w:t>spreadsheets.</w:t>
+      </w:r>
+      <w:proofErr w:type="gramEnd"/>
+      <w:r>
+        <w:t xml:space="preserve"> It would allow the user to see the actual computations that are being made. Users could review the formulas for accuracy and provide feedback. They could also make changes to their copy of the spreadsheet to prototype new ideas. However, since each spreadsheet contains all the code that it uses, once it is copied, it would be difficult to know how it differs from another version. It would be impossible to update all the copies when a change needs to be made. Version control could be a nightmare.</w:t>
+      </w:r>
+    </w:p>
+    <w:p>
+      <w:pPr>
+        <w:pStyle w:val="Heading1"/>
+      </w:pPr>
+      <w:bookmarkStart w:id="9" w:name="_Toc228630162"/>
+      <w:bookmarkStart w:id="10" w:name="_Toc231285051"/>
+      <w:r>
+        <w:t>Feedback</w:t>
+      </w:r>
+      <w:bookmarkEnd w:id="9"/>
       <w:bookmarkEnd w:id="10"/>
-    </w:p>
-    <w:p>
-      <w:pPr>
-        <w:pStyle w:val="List-Bullet025"/>
-      </w:pPr>
-      <w:r>
-        <w:t>More tools</w:t>
-      </w:r>
-    </w:p>
-    <w:p>
-      <w:pPr>
-        <w:pStyle w:val="List-Bullet-tight050"/>
-      </w:pPr>
-      <w:r>
-        <w:t xml:space="preserve">CTC, EIC, and </w:t>
-      </w:r>
-      <w:proofErr w:type="spellStart"/>
-      <w:r>
-        <w:t>CalEITC</w:t>
-      </w:r>
-      <w:proofErr w:type="spellEnd"/>
-      <w:r>
-        <w:t xml:space="preserve"> Calculators</w:t>
-      </w:r>
-    </w:p>
-    <w:p>
-      <w:pPr>
-        <w:pStyle w:val="List-Bullet-tight050"/>
-      </w:pPr>
-      <w:r>
-        <w:t>Foreign Tax Credit Calculator</w:t>
-      </w:r>
-    </w:p>
-    <w:p>
-      <w:pPr>
-        <w:pStyle w:val="List-Bullet050"/>
-      </w:pPr>
-      <w:r>
-        <w:t>Currency Exchange Rate Calculator</w:t>
-      </w:r>
-    </w:p>
-    <w:p>
-      <w:pPr>
-        <w:pStyle w:val="List-Bullet025"/>
-      </w:pPr>
-      <w:r>
-        <w:t xml:space="preserve">Add </w:t>
-      </w:r>
-      <w:r>
-        <w:t xml:space="preserve">more </w:t>
-      </w:r>
-      <w:r>
-        <w:t>checks to fields that have known limits so the input values do not exceed those limits.</w:t>
-      </w:r>
-    </w:p>
-    <w:p>
-      <w:pPr>
-        <w:pStyle w:val="List-Bullet025"/>
-      </w:pPr>
-      <w:r>
-        <w:t>If an input field is modified internally, should the input field be updated so the user can see that the corrected value?</w:t>
-      </w:r>
-    </w:p>
-    <w:p>
-      <w:pPr>
-        <w:pStyle w:val="List-Bullet025"/>
-      </w:pPr>
-      <w:r>
-        <w:t>I could merge the small business tax calculation into the estimated tax calculation, but it would calculate values that are currently entered by the user. If more and more fields are calculated then the tool becomes more of a tax program than a tool for estimating the tax from the numbers that you enter. Where should the dividing line be?</w:t>
-      </w:r>
-    </w:p>
-    <w:p>
-      <w:pPr>
-        <w:pStyle w:val="List-Bullet025"/>
-      </w:pPr>
-      <w:r>
-        <w:t xml:space="preserve">Should the tools be implemented as Excel </w:t>
-      </w:r>
-      <w:proofErr w:type="gramStart"/>
-      <w:r>
-        <w:t>spreadsheets.</w:t>
-      </w:r>
-      <w:proofErr w:type="gramEnd"/>
-      <w:r>
-        <w:t xml:space="preserve"> It would allow the user to see the actual computations that are being made. Users could review the formulas for accuracy and provide feedback. They could also make changes to their copy of the spreadsheet to prototype new ideas. However, since each spreadsheet contains all the code that it uses, once it is copied, it would be difficult to know how it differs from another version. It would be impossible to update all the copies when a change needs to be made. Version control could be a nightmare.</w:t>
-      </w:r>
-    </w:p>
-    <w:p>
-      <w:pPr>
-        <w:pStyle w:val="Heading1"/>
-      </w:pPr>
-      <w:bookmarkStart w:id="11" w:name="_Toc228630162"/>
-      <w:bookmarkStart w:id="12" w:name="_Toc231285051"/>
-      <w:r>
-        <w:t>Feedback</w:t>
-      </w:r>
-      <w:bookmarkEnd w:id="11"/>
-      <w:bookmarkEnd w:id="12"/>
     </w:p>
     <w:p>
       <w:pPr>
@@ -3641,7 +3090,7 @@
 </file>
 
 <file path=customXml/itemProps1.xml><?xml version="1.0" encoding="utf-8"?>
-<ds:datastoreItem xmlns:ds="http://schemas.openxmlformats.org/officeDocument/2006/customXml" ds:itemID="{1C7B3A06-B5BF-4C71-827A-9182FE5B4CF7}">
+<ds:datastoreItem xmlns:ds="http://schemas.openxmlformats.org/officeDocument/2006/customXml" ds:itemID="{FFDA602B-4FF4-4880-BCFE-D42603974D4B}">
   <ds:schemaRefs>
     <ds:schemaRef ds:uri="http://schemas.openxmlformats.org/officeDocument/2006/bibliography"/>
   </ds:schemaRefs>

--- a/Documentation/AboutTaxTools.docx
+++ b/Documentation/AboutTaxTools.docx
@@ -53,7 +53,19 @@
         <w:pStyle w:val="Title"/>
       </w:pPr>
       <w:r>
-        <w:t>About TaxTools</w:t>
+        <w:t xml:space="preserve">About </w:t>
+      </w:r>
+      <w:r>
+        <w:t xml:space="preserve">the </w:t>
+      </w:r>
+      <w:r>
+        <w:t>Tax</w:t>
+      </w:r>
+      <w:r>
+        <w:t xml:space="preserve"> Planning </w:t>
+      </w:r>
+      <w:r>
+        <w:t>Tools</w:t>
       </w:r>
     </w:p>
     <w:p>
@@ -61,7 +73,10 @@
         <w:pStyle w:val="Body-Text"/>
       </w:pPr>
       <w:r>
-        <w:t>TaxTools is a collection of web-based tools for calculating income tax information. The current set of tools is:</w:t>
+        <w:t>The Tax Planning Tools are</w:t>
+      </w:r>
+      <w:r>
+        <w:t xml:space="preserve"> a collection of web-based tools for calculating income tax information. The current set of tools is:</w:t>
       </w:r>
     </w:p>
     <w:p>
@@ -181,7 +196,13 @@
         <w:pStyle w:val="Body-Text"/>
       </w:pPr>
       <w:r>
-        <w:t>You can access the latest version of tools on the web using the following URL.</w:t>
+        <w:t xml:space="preserve">You can access the latest version of </w:t>
+      </w:r>
+      <w:r>
+        <w:t xml:space="preserve">the </w:t>
+      </w:r>
+      <w:r>
+        <w:t>tools on the web using the following URL.</w:t>
       </w:r>
     </w:p>
     <w:p>
@@ -388,11 +409,11 @@
         <w:t xml:space="preserve"> </w:t>
       </w:r>
       <w:r>
-        <w:t xml:space="preserve">(,) are ignored. This allows you to enter a number as, for example, "$40,000", "$40000", or "40000". In addition, numeric fields can contain simple arithmetic expressions. For example, you can enter "($40,000 + 4,000) * 0.075" to enter </w:t>
+        <w:t xml:space="preserve">(,) are ignored. This allows you to enter a number as, for example, "$40,000", "$40000", or "40000". In addition, numeric fields </w:t>
       </w:r>
       <w:r>
         <w:lastRenderedPageBreak/>
-        <w:t xml:space="preserve">7.5% of 44000. All numeric input will be rounded to the nearest whole number. The expression evaluator supports the following </w:t>
+        <w:t xml:space="preserve">can contain simple arithmetic expressions. For example, you can enter "($40,000 + 4,000) * 0.075" to enter 7.5% of 44000. All numeric input will be rounded to the nearest whole number. The expression evaluator supports the following </w:t>
       </w:r>
       <w:r>
         <w:t>operators</w:t>
@@ -535,7 +556,13 @@
         <w:pStyle w:val="Body-Text"/>
       </w:pPr>
       <w:r>
-        <w:t xml:space="preserve">There is a single version number for all of the tax tools because there so much shared code between the tools. </w:t>
+        <w:t xml:space="preserve">There is a single version number for all of the tax </w:t>
+      </w:r>
+      <w:r>
+        <w:t xml:space="preserve">planning </w:t>
+      </w:r>
+      <w:r>
+        <w:t xml:space="preserve">tools because there so much shared code between the tools. </w:t>
       </w:r>
       <w:r>
         <w:t>The version number is a 3-part number</w:t>
@@ -553,12 +580,18 @@
         <w:t xml:space="preserve">present in released versions of </w:t>
       </w:r>
       <w:r>
+        <w:t xml:space="preserve">the </w:t>
+      </w:r>
+      <w:r>
         <w:t>T</w:t>
       </w:r>
       <w:r>
         <w:t>ax</w:t>
       </w:r>
       <w:r>
+        <w:t xml:space="preserve"> Planning </w:t>
+      </w:r>
+      <w:r>
         <w:t>T</w:t>
       </w:r>
       <w:r>
@@ -596,7 +629,19 @@
         <w:pStyle w:val="Body-Text"/>
       </w:pPr>
       <w:r>
-        <w:t xml:space="preserve">The second part of the version number is the incremented each time a new version of TaxTools is released. There are always two versions of TaxTools: the released version and a </w:t>
+        <w:t xml:space="preserve">The second part of the version number is the incremented each time a new version of </w:t>
+      </w:r>
+      <w:r>
+        <w:t>the Tax Planning Tools</w:t>
+      </w:r>
+      <w:r>
+        <w:t xml:space="preserve"> is released. There are always two versions of </w:t>
+      </w:r>
+      <w:r>
+        <w:t>t</w:t>
+      </w:r>
+      <w:r>
+        <w:t xml:space="preserve">ools: the released version and a </w:t>
       </w:r>
       <w:r>
         <w:t>development</w:t>
@@ -616,7 +661,10 @@
         <w:t>rarely</w:t>
       </w:r>
       <w:r>
-        <w:t xml:space="preserve"> used in the released version of TaxTools</w:t>
+        <w:t xml:space="preserve"> used in the released version of </w:t>
+      </w:r>
+      <w:r>
+        <w:t>the Tax Planning Tools</w:t>
       </w:r>
       <w:r>
         <w:t>.</w:t>
@@ -750,6 +798,7 @@
         <w:pStyle w:val="List-Bullet-tight050"/>
       </w:pPr>
       <w:r>
+        <w:lastRenderedPageBreak/>
         <w:t xml:space="preserve">CTC, EIC, and </w:t>
       </w:r>
       <w:proofErr w:type="spellStart"/>
@@ -766,7 +815,6 @@
         <w:pStyle w:val="List-Bullet-tight050"/>
       </w:pPr>
       <w:r>
-        <w:lastRenderedPageBreak/>
         <w:t>Foreign Tax Credit Calculator</w:t>
       </w:r>
     </w:p>
@@ -815,11 +863,9 @@
       <w:r>
         <w:t xml:space="preserve">Should the tools be implemented as Excel </w:t>
       </w:r>
-      <w:proofErr w:type="gramStart"/>
-      <w:r>
-        <w:t>spreadsheets.</w:t>
-      </w:r>
-      <w:proofErr w:type="gramEnd"/>
+      <w:r>
+        <w:t>spreadsheets?</w:t>
+      </w:r>
       <w:r>
         <w:t xml:space="preserve"> It would allow the user to see the actual computations that are being made. Users could review the formulas for accuracy and provide feedback. They could also make changes to their copy of the spreadsheet to prototype new ideas. However, since each spreadsheet contains all the code that it uses, once it is copied, it would be difficult to know how it differs from another version. It would be impossible to update all the copies when a change needs to be made. Version control could be a nightmare.</w:t>
       </w:r>
@@ -844,16 +890,10 @@
         <w:t xml:space="preserve">If you have any feedback on </w:t>
       </w:r>
       <w:r>
-        <w:t>T</w:t>
-      </w:r>
-      <w:r>
-        <w:t>ax</w:t>
-      </w:r>
-      <w:r>
-        <w:t>T</w:t>
-      </w:r>
-      <w:r>
-        <w:t>ools, send it to bruce_blinn@yahoo.com. I would welcome any information about problems with the tools or suggestion on how to improve them.</w:t>
+        <w:t>the Tax Planning Tools</w:t>
+      </w:r>
+      <w:r>
+        <w:t>, send it to bruce_blinn@yahoo.com. I would welcome any information about problems with the tools or suggestion on how to improve them.</w:t>
       </w:r>
     </w:p>
     <w:sectPr>
@@ -978,7 +1018,7 @@
         <w:szCs w:val="24"/>
         <w:lang w:eastAsia="en-US"/>
       </w:rPr>
-      <w:t>1</w:t>
+      <w:t>3</w:t>
     </w:r>
     <w:r>
       <w:rPr>
@@ -3090,7 +3130,7 @@
 </file>
 
 <file path=customXml/itemProps1.xml><?xml version="1.0" encoding="utf-8"?>
-<ds:datastoreItem xmlns:ds="http://schemas.openxmlformats.org/officeDocument/2006/customXml" ds:itemID="{FFDA602B-4FF4-4880-BCFE-D42603974D4B}">
+<ds:datastoreItem xmlns:ds="http://schemas.openxmlformats.org/officeDocument/2006/customXml" ds:itemID="{3ED69458-DFA1-4813-9EF5-0162E75A5D9D}">
   <ds:schemaRefs>
     <ds:schemaRef ds:uri="http://schemas.openxmlformats.org/officeDocument/2006/bibliography"/>
   </ds:schemaRefs>
